--- a/documents/dogovor_otdyh.docx
+++ b/documents/dogovor_otdyh.docx
@@ -1296,43 +1296,43 @@
           <w:szCs w:val="24"/>
           <w:lang w:eastAsia="en-US"/>
         </w:rPr>
+        <w:t>3.6. Образовательная программа, экскурсии</w:t>
+      </w:r>
+      <w:r>
+        <w:rPr>
+          <w:rFonts w:ascii="Times New Roman" w:hAnsi="Times New Roman" w:cs="Times New Roman"/>
+          <w:sz w:val="24"/>
+          <w:szCs w:val="24"/>
+          <w:lang w:eastAsia="en-US"/>
+        </w:rPr>
+        <w:t xml:space="preserve"> входят в стоимость пакета услуг</w:t>
+      </w:r>
+      <w:r>
+        <w:rPr>
+          <w:rFonts w:ascii="Times New Roman" w:hAnsi="Times New Roman" w:cs="Times New Roman"/>
+          <w:sz w:val="24"/>
+          <w:szCs w:val="24"/>
+          <w:lang w:eastAsia="en-US"/>
+        </w:rPr>
+        <w:t>.</w:t>
+      </w:r>
+    </w:p>
+    <w:p>
+      <w:pPr>
+        <w:pStyle w:val="a3"/>
+        <w:rPr>
+          <w:rFonts w:ascii="Times New Roman" w:hAnsi="Times New Roman" w:cs="Times New Roman"/>
+          <w:sz w:val="24"/>
+          <w:szCs w:val="24"/>
+        </w:rPr>
+      </w:pPr>
+      <w:r>
+        <w:rPr>
+          <w:rFonts w:ascii="Times New Roman" w:hAnsi="Times New Roman" w:cs="Times New Roman"/>
+          <w:sz w:val="24"/>
+          <w:szCs w:val="24"/>
+        </w:rPr>
         <w:lastRenderedPageBreak/>
-        <w:t>3.6. Образовательная программа, экскурсии</w:t>
-      </w:r>
-      <w:r>
-        <w:rPr>
-          <w:rFonts w:ascii="Times New Roman" w:hAnsi="Times New Roman" w:cs="Times New Roman"/>
-          <w:sz w:val="24"/>
-          <w:szCs w:val="24"/>
-          <w:lang w:eastAsia="en-US"/>
-        </w:rPr>
-        <w:t xml:space="preserve"> входят в стоимость пакета услуг</w:t>
-      </w:r>
-      <w:r>
-        <w:rPr>
-          <w:rFonts w:ascii="Times New Roman" w:hAnsi="Times New Roman" w:cs="Times New Roman"/>
-          <w:sz w:val="24"/>
-          <w:szCs w:val="24"/>
-          <w:lang w:eastAsia="en-US"/>
-        </w:rPr>
-        <w:t>.</w:t>
-      </w:r>
-    </w:p>
-    <w:p>
-      <w:pPr>
-        <w:pStyle w:val="a3"/>
-        <w:rPr>
-          <w:rFonts w:ascii="Times New Roman" w:hAnsi="Times New Roman" w:cs="Times New Roman"/>
-          <w:sz w:val="24"/>
-          <w:szCs w:val="24"/>
-        </w:rPr>
-      </w:pPr>
-      <w:r>
-        <w:rPr>
-          <w:rFonts w:ascii="Times New Roman" w:hAnsi="Times New Roman" w:cs="Times New Roman"/>
-          <w:sz w:val="24"/>
-          <w:szCs w:val="24"/>
-        </w:rPr>
         <w:t>3.7. Заказчик, являющийся физическим лицом (официальный представитель) направляет для обучения и отдыха своего ребёнка, в соответствии с условиями данного Договора.</w:t>
       </w:r>
     </w:p>
@@ -2285,7 +2285,6 @@
           <w:b/>
           <w:sz w:val="24"/>
         </w:rPr>
-        <w:lastRenderedPageBreak/>
         <w:t xml:space="preserve">4.3.  Заказчик обязан: </w:t>
       </w:r>
     </w:p>
@@ -2303,6 +2302,7 @@
           <w:rFonts w:ascii="Times New Roman" w:eastAsia="Times New Roman" w:hAnsi="Times New Roman" w:cs="Times New Roman"/>
           <w:sz w:val="24"/>
         </w:rPr>
+        <w:lastRenderedPageBreak/>
         <w:t xml:space="preserve">4.3.1. </w:t>
       </w:r>
       <w:r>
@@ -2709,15 +2709,7 @@
           <w:rFonts w:ascii="Times New Roman" w:hAnsi="Times New Roman" w:cs="Times New Roman"/>
           <w:sz w:val="24"/>
         </w:rPr>
-        <w:t xml:space="preserve">Возместить по требованию Исполнителя в полном объеме причиненные по вине Заказчика, вине лица, для которого приобретена Путевка, его законных представителей, убытки (вред), материальный ущерб, документально подтвержденные. Форма подтверждающего документа </w:t>
-      </w:r>
-      <w:r>
-        <w:rPr>
-          <w:rFonts w:ascii="Times New Roman" w:hAnsi="Times New Roman" w:cs="Times New Roman"/>
-          <w:sz w:val="24"/>
-        </w:rPr>
-        <w:lastRenderedPageBreak/>
-        <w:t>устанавливается Исполнителем. Сумма возмещения Определяется Исполнителем по рыночным ценам и принимается Заказчиком безоговорочно.</w:t>
+        <w:t>Возместить по требованию Исполнителя в полном объеме причиненные по вине Заказчика, вине лица, для которого приобретена Путевка, его законных представителей, убытки (вред), материальный ущерб, документально подтвержденные. Форма подтверждающего документа устанавливается Исполнителем. Сумма возмещения Определяется Исполнителем по рыночным ценам и принимается Заказчиком безоговорочно.</w:t>
       </w:r>
       <w:r>
         <w:rPr>
@@ -2743,6 +2735,7 @@
           <w:color w:val="auto"/>
           <w:sz w:val="24"/>
         </w:rPr>
+        <w:lastRenderedPageBreak/>
         <w:t xml:space="preserve">4.3.8.  При заезде предоставить Исполнителю следующие документы:  </w:t>
       </w:r>
     </w:p>
@@ -3276,7 +3269,6 @@
           <w:sz w:val="24"/>
           <w:szCs w:val="24"/>
         </w:rPr>
-        <w:lastRenderedPageBreak/>
         <w:t>6</w:t>
       </w:r>
       <w:r>
@@ -3306,6 +3298,7 @@
           <w:sz w:val="24"/>
           <w:szCs w:val="24"/>
         </w:rPr>
+        <w:lastRenderedPageBreak/>
         <w:t xml:space="preserve">6.1. Стоимость услуг определяется в соответствии с Прейскурантом, размещённом на страницах сайта Исполнителя по адресу: </w:t>
       </w:r>
       <w:hyperlink r:id="rId12" w:history="1">
@@ -3354,8 +3347,6 @@
         </w:rPr>
         <w:t>4</w:t>
       </w:r>
-      <w:bookmarkStart w:id="0" w:name="_GoBack"/>
-      <w:bookmarkEnd w:id="0"/>
       <w:r>
         <w:rPr>
           <w:rFonts w:ascii="Times New Roman" w:hAnsi="Times New Roman" w:cs="Times New Roman"/>
@@ -3784,63 +3775,63 @@
           <w:color w:val="auto"/>
           <w:sz w:val="24"/>
         </w:rPr>
+        <w:t>7.</w:t>
+      </w:r>
+      <w:r>
+        <w:rPr>
+          <w:rFonts w:ascii="Times New Roman" w:hAnsi="Times New Roman" w:cs="Times New Roman"/>
+          <w:color w:val="auto"/>
+          <w:sz w:val="24"/>
+        </w:rPr>
+        <w:t>4</w:t>
+      </w:r>
+      <w:r>
+        <w:rPr>
+          <w:rFonts w:ascii="Times New Roman" w:hAnsi="Times New Roman" w:cs="Times New Roman"/>
+          <w:color w:val="auto"/>
+          <w:sz w:val="24"/>
+        </w:rPr>
+        <w:t xml:space="preserve"> Заключением Договора Заказчик (законный представитель лица для которого приобретена </w:t>
+      </w:r>
+      <w:r>
+        <w:rPr>
+          <w:rFonts w:ascii="Times New Roman" w:hAnsi="Times New Roman" w:cs="Times New Roman"/>
+          <w:color w:val="auto"/>
+          <w:sz w:val="24"/>
+        </w:rPr>
+        <w:t>путевка) подтверждает,</w:t>
+      </w:r>
+      <w:r>
+        <w:rPr>
+          <w:rFonts w:ascii="Times New Roman" w:hAnsi="Times New Roman" w:cs="Times New Roman"/>
+          <w:color w:val="auto"/>
+          <w:sz w:val="24"/>
+        </w:rPr>
+        <w:t xml:space="preserve"> что лицо, для которого приобретена </w:t>
+      </w:r>
+      <w:r>
+        <w:rPr>
+          <w:rFonts w:ascii="Times New Roman" w:hAnsi="Times New Roman" w:cs="Times New Roman"/>
+          <w:color w:val="auto"/>
+          <w:sz w:val="24"/>
+        </w:rPr>
+        <w:t>Путевка,</w:t>
+      </w:r>
+      <w:r>
+        <w:rPr>
+          <w:rFonts w:ascii="Times New Roman" w:hAnsi="Times New Roman" w:cs="Times New Roman"/>
+          <w:color w:val="auto"/>
+          <w:sz w:val="24"/>
+        </w:rPr>
+        <w:t xml:space="preserve"> может участвовать во всех </w:t>
+      </w:r>
+      <w:r>
+        <w:rPr>
+          <w:rFonts w:ascii="Times New Roman" w:hAnsi="Times New Roman" w:cs="Times New Roman"/>
+          <w:color w:val="auto"/>
+          <w:sz w:val="24"/>
+        </w:rPr>
         <w:lastRenderedPageBreak/>
-        <w:t>7.</w:t>
-      </w:r>
-      <w:r>
-        <w:rPr>
-          <w:rFonts w:ascii="Times New Roman" w:hAnsi="Times New Roman" w:cs="Times New Roman"/>
-          <w:color w:val="auto"/>
-          <w:sz w:val="24"/>
-        </w:rPr>
-        <w:t>4</w:t>
-      </w:r>
-      <w:r>
-        <w:rPr>
-          <w:rFonts w:ascii="Times New Roman" w:hAnsi="Times New Roman" w:cs="Times New Roman"/>
-          <w:color w:val="auto"/>
-          <w:sz w:val="24"/>
-        </w:rPr>
-        <w:t xml:space="preserve"> Заключением Договора Заказчик (законный представитель лица для которого приобретена </w:t>
-      </w:r>
-      <w:r>
-        <w:rPr>
-          <w:rFonts w:ascii="Times New Roman" w:hAnsi="Times New Roman" w:cs="Times New Roman"/>
-          <w:color w:val="auto"/>
-          <w:sz w:val="24"/>
-        </w:rPr>
-        <w:t>путевка) подтверждает,</w:t>
-      </w:r>
-      <w:r>
-        <w:rPr>
-          <w:rFonts w:ascii="Times New Roman" w:hAnsi="Times New Roman" w:cs="Times New Roman"/>
-          <w:color w:val="auto"/>
-          <w:sz w:val="24"/>
-        </w:rPr>
-        <w:t xml:space="preserve"> что лицо, для которого приобретена </w:t>
-      </w:r>
-      <w:r>
-        <w:rPr>
-          <w:rFonts w:ascii="Times New Roman" w:hAnsi="Times New Roman" w:cs="Times New Roman"/>
-          <w:color w:val="auto"/>
-          <w:sz w:val="24"/>
-        </w:rPr>
-        <w:t>Путевка,</w:t>
-      </w:r>
-      <w:r>
-        <w:rPr>
-          <w:rFonts w:ascii="Times New Roman" w:hAnsi="Times New Roman" w:cs="Times New Roman"/>
-          <w:color w:val="auto"/>
-          <w:sz w:val="24"/>
-        </w:rPr>
-        <w:t xml:space="preserve"> может участвовать во всех </w:t>
-      </w:r>
-      <w:r>
-        <w:rPr>
-          <w:rFonts w:ascii="Times New Roman" w:hAnsi="Times New Roman" w:cs="Times New Roman"/>
-          <w:color w:val="auto"/>
-          <w:sz w:val="24"/>
-        </w:rPr>
         <w:t>активностях, развлекательных</w:t>
       </w:r>
       <w:r>
@@ -5644,7 +5635,13 @@
         <w:jc w:val="right"/>
       </w:pPr>
       <w:r>
-        <w:t xml:space="preserve">к публичному договору №01-2026 </w:t>
+        <w:t>к публичному договору №0</w:t>
+      </w:r>
+      <w:r>
+        <w:t>1</w:t>
+      </w:r>
+      <w:r>
+        <w:t xml:space="preserve">-2026 </w:t>
       </w:r>
     </w:p>
     <w:p>
@@ -5701,73 +5698,23 @@
     </w:p>
     <w:p>
       <w:pPr>
-        <w:keepNext/>
-        <w:keepLines/>
-        <w:spacing w:after="3"/>
-        <w:ind w:left="9" w:hanging="10"/>
-        <w:outlineLvl w:val="1"/>
-        <w:rPr>
-          <w:rFonts w:ascii="Times New Roman" w:eastAsia="Times New Roman" w:hAnsi="Times New Roman" w:cs="Times New Roman"/>
-          <w:b/>
-          <w:color w:val="2E74B5"/>
-          <w:sz w:val="24"/>
-        </w:rPr>
-      </w:pPr>
-      <w:r>
-        <w:rPr>
-          <w:rFonts w:ascii="Times New Roman" w:eastAsia="Times New Roman" w:hAnsi="Times New Roman" w:cs="Times New Roman"/>
-          <w:b/>
-          <w:color w:val="2E74B5"/>
-          <w:sz w:val="24"/>
-        </w:rPr>
-        <w:t>Смена 12 дней, 11 ночей</w:t>
-      </w:r>
-      <w:r>
-        <w:rPr>
-          <w:rFonts w:ascii="Times New Roman" w:eastAsia="Times New Roman" w:hAnsi="Times New Roman" w:cs="Times New Roman"/>
-          <w:color w:val="2E74B5"/>
-          <w:sz w:val="24"/>
-        </w:rPr>
-        <w:t xml:space="preserve"> </w:t>
-      </w:r>
-    </w:p>
-    <w:p>
-      <w:pPr>
         <w:spacing w:after="19"/>
         <w:ind w:left="14"/>
         <w:rPr>
           <w:rFonts w:ascii="Times New Roman" w:eastAsia="Times New Roman" w:hAnsi="Times New Roman" w:cs="Times New Roman"/>
-          <w:sz w:val="24"/>
-        </w:rPr>
-      </w:pPr>
-      <w:r>
-        <w:rPr>
-          <w:rFonts w:ascii="Times New Roman" w:eastAsia="Times New Roman" w:hAnsi="Times New Roman" w:cs="Times New Roman"/>
-          <w:sz w:val="24"/>
-        </w:rPr>
-        <w:t xml:space="preserve"> </w:t>
-      </w:r>
-    </w:p>
-    <w:p>
-      <w:pPr>
-        <w:numPr>
-          <w:ilvl w:val="0"/>
-          <w:numId w:val="24"/>
-        </w:numPr>
-        <w:spacing w:after="19"/>
-        <w:rPr>
-          <w:rFonts w:ascii="Times New Roman" w:hAnsi="Times New Roman" w:cs="Times New Roman"/>
-          <w:sz w:val="24"/>
-          <w:szCs w:val="24"/>
-        </w:rPr>
-      </w:pPr>
-      <w:r>
-        <w:rPr>
-          <w:rFonts w:ascii="Times New Roman" w:hAnsi="Times New Roman" w:cs="Times New Roman"/>
-          <w:sz w:val="24"/>
-          <w:szCs w:val="24"/>
-        </w:rPr>
-        <w:t>- 6-разовое питание</w:t>
+          <w:b/>
+          <w:color w:val="auto"/>
+          <w:sz w:val="24"/>
+        </w:rPr>
+      </w:pPr>
+      <w:r>
+        <w:rPr>
+          <w:rFonts w:ascii="Times New Roman" w:eastAsia="Times New Roman" w:hAnsi="Times New Roman" w:cs="Times New Roman"/>
+          <w:b/>
+          <w:color w:val="auto"/>
+          <w:sz w:val="24"/>
+        </w:rPr>
+        <w:t>Установить следующую стоимость на оказание услуг:</w:t>
       </w:r>
     </w:p>
     <w:p>
@@ -5775,43 +5722,12 @@
         <w:spacing w:after="19"/>
         <w:ind w:left="14"/>
         <w:rPr>
-          <w:rFonts w:ascii="Times New Roman" w:hAnsi="Times New Roman" w:cs="Times New Roman"/>
-          <w:sz w:val="24"/>
-          <w:szCs w:val="24"/>
-        </w:rPr>
-      </w:pPr>
-      <w:r>
-        <w:rPr>
-          <w:rFonts w:ascii="Times New Roman" w:hAnsi="Times New Roman" w:cs="Times New Roman"/>
-          <w:sz w:val="24"/>
-          <w:szCs w:val="24"/>
-        </w:rPr>
-        <w:pict>
-          <v:rect id="_x0000_i1025" style="width:247.5pt;height:0" o:hrpct="0" o:hralign="center" o:hrstd="t" o:hrnoshade="t" o:hr="t" fillcolor="#dfdada" stroked="f"/>
-        </w:pict>
-      </w:r>
-    </w:p>
-    <w:p>
-      <w:pPr>
-        <w:numPr>
-          <w:ilvl w:val="0"/>
-          <w:numId w:val="24"/>
-        </w:numPr>
-        <w:spacing w:after="19"/>
-        <w:rPr>
-          <w:rFonts w:ascii="Times New Roman" w:hAnsi="Times New Roman" w:cs="Times New Roman"/>
-          <w:sz w:val="24"/>
-          <w:szCs w:val="24"/>
-        </w:rPr>
-      </w:pPr>
-      <w:r>
-        <w:rPr>
-          <w:rFonts w:ascii="Times New Roman" w:hAnsi="Times New Roman" w:cs="Times New Roman"/>
-          <w:sz w:val="24"/>
-          <w:szCs w:val="24"/>
-        </w:rPr>
-        <w:t>- проживание</w:t>
-      </w:r>
+          <w:rFonts w:ascii="Times New Roman" w:eastAsia="Times New Roman" w:hAnsi="Times New Roman" w:cs="Times New Roman"/>
+          <w:b/>
+          <w:color w:val="auto"/>
+          <w:sz w:val="24"/>
+        </w:rPr>
+      </w:pPr>
     </w:p>
     <w:p>
       <w:pPr>
@@ -5819,42 +5735,9 @@
         <w:ind w:left="14"/>
         <w:rPr>
           <w:rFonts w:ascii="Times New Roman" w:hAnsi="Times New Roman" w:cs="Times New Roman"/>
-          <w:sz w:val="24"/>
-          <w:szCs w:val="24"/>
-        </w:rPr>
-      </w:pPr>
-      <w:r>
-        <w:rPr>
-          <w:rFonts w:ascii="Times New Roman" w:hAnsi="Times New Roman" w:cs="Times New Roman"/>
-          <w:sz w:val="24"/>
-          <w:szCs w:val="24"/>
-        </w:rPr>
-        <w:pict>
-          <v:rect id="_x0000_i1026" style="width:247.5pt;height:0" o:hrpct="0" o:hralign="center" o:hrstd="t" o:hrnoshade="t" o:hr="t" fillcolor="#dfdada" stroked="f"/>
-        </w:pict>
-      </w:r>
-    </w:p>
-    <w:p>
-      <w:pPr>
-        <w:numPr>
-          <w:ilvl w:val="0"/>
-          <w:numId w:val="24"/>
-        </w:numPr>
-        <w:spacing w:after="19"/>
-        <w:rPr>
-          <w:rFonts w:ascii="Times New Roman" w:hAnsi="Times New Roman" w:cs="Times New Roman"/>
-          <w:sz w:val="24"/>
-          <w:szCs w:val="24"/>
-        </w:rPr>
-      </w:pPr>
-      <w:r>
-        <w:rPr>
-          <w:rFonts w:ascii="Times New Roman" w:hAnsi="Times New Roman" w:cs="Times New Roman"/>
-          <w:sz w:val="24"/>
-          <w:szCs w:val="24"/>
-        </w:rPr>
-        <w:t>- оздоровительные процедуры</w:t>
-      </w:r>
+          <w:color w:val="auto"/>
+        </w:rPr>
+      </w:pPr>
     </w:p>
     <w:p>
       <w:pPr>
@@ -5862,291 +5745,14 @@
         <w:ind w:left="14"/>
         <w:rPr>
           <w:rFonts w:ascii="Times New Roman" w:hAnsi="Times New Roman" w:cs="Times New Roman"/>
-          <w:sz w:val="24"/>
-          <w:szCs w:val="24"/>
-        </w:rPr>
-      </w:pPr>
-    </w:p>
-    <w:p>
-      <w:pPr>
-        <w:numPr>
-          <w:ilvl w:val="0"/>
-          <w:numId w:val="24"/>
-        </w:numPr>
-        <w:spacing w:after="19"/>
-        <w:rPr>
-          <w:rFonts w:ascii="Times New Roman" w:hAnsi="Times New Roman" w:cs="Times New Roman"/>
-          <w:sz w:val="24"/>
-          <w:szCs w:val="24"/>
-        </w:rPr>
-      </w:pPr>
-      <w:r>
-        <w:rPr>
-          <w:rFonts w:ascii="Times New Roman" w:hAnsi="Times New Roman" w:cs="Times New Roman"/>
-          <w:sz w:val="24"/>
-          <w:szCs w:val="24"/>
-        </w:rPr>
-        <w:t>- трансфер</w:t>
-      </w:r>
-    </w:p>
-    <w:p>
-      <w:pPr>
-        <w:spacing w:after="19"/>
-        <w:ind w:left="14"/>
-        <w:rPr>
-          <w:rFonts w:ascii="Times New Roman" w:hAnsi="Times New Roman" w:cs="Times New Roman"/>
-          <w:sz w:val="24"/>
-          <w:szCs w:val="24"/>
-        </w:rPr>
-      </w:pPr>
-      <w:r>
-        <w:rPr>
-          <w:rFonts w:ascii="Times New Roman" w:hAnsi="Times New Roman" w:cs="Times New Roman"/>
-          <w:sz w:val="24"/>
-          <w:szCs w:val="24"/>
-        </w:rPr>
-        <w:pict>
-          <v:rect id="_x0000_i1027" style="width:247.5pt;height:0" o:hrpct="0" o:hralign="center" o:hrstd="t" o:hrnoshade="t" o:hr="t" fillcolor="#dfdada" stroked="f"/>
-        </w:pict>
-      </w:r>
-    </w:p>
-    <w:p>
-      <w:pPr>
-        <w:numPr>
-          <w:ilvl w:val="0"/>
-          <w:numId w:val="24"/>
-        </w:numPr>
-        <w:spacing w:after="19"/>
-        <w:rPr>
-          <w:rFonts w:ascii="Times New Roman" w:hAnsi="Times New Roman" w:cs="Times New Roman"/>
-          <w:sz w:val="24"/>
-          <w:szCs w:val="24"/>
-        </w:rPr>
-      </w:pPr>
-      <w:r>
-        <w:rPr>
-          <w:rFonts w:ascii="Times New Roman" w:hAnsi="Times New Roman" w:cs="Times New Roman"/>
-          <w:bCs/>
-          <w:sz w:val="24"/>
-          <w:szCs w:val="24"/>
-        </w:rPr>
-        <w:t>- дополнительные процедуры по назначению педиатра</w:t>
-      </w:r>
-    </w:p>
-    <w:p>
-      <w:pPr>
-        <w:spacing w:after="19"/>
-        <w:ind w:left="14"/>
-        <w:rPr>
-          <w:rFonts w:ascii="Times New Roman" w:hAnsi="Times New Roman" w:cs="Times New Roman"/>
-          <w:sz w:val="24"/>
-          <w:szCs w:val="24"/>
-        </w:rPr>
-      </w:pPr>
-      <w:r>
-        <w:rPr>
-          <w:rFonts w:ascii="Times New Roman" w:hAnsi="Times New Roman" w:cs="Times New Roman"/>
-          <w:sz w:val="24"/>
-          <w:szCs w:val="24"/>
-        </w:rPr>
-        <w:pict>
-          <v:rect id="_x0000_i1028" style="width:247.5pt;height:0" o:hrpct="0" o:hralign="center" o:hrstd="t" o:hrnoshade="t" o:hr="t" fillcolor="#dfdada" stroked="f"/>
-        </w:pict>
-      </w:r>
-    </w:p>
-    <w:p>
-      <w:pPr>
-        <w:numPr>
-          <w:ilvl w:val="0"/>
-          <w:numId w:val="24"/>
-        </w:numPr>
-        <w:spacing w:after="19"/>
-        <w:rPr>
-          <w:rFonts w:ascii="Times New Roman" w:hAnsi="Times New Roman" w:cs="Times New Roman"/>
-          <w:sz w:val="24"/>
-          <w:szCs w:val="24"/>
-        </w:rPr>
-      </w:pPr>
-      <w:r>
-        <w:rPr>
-          <w:rFonts w:ascii="Times New Roman" w:hAnsi="Times New Roman" w:cs="Times New Roman"/>
-          <w:bCs/>
-          <w:sz w:val="24"/>
-          <w:szCs w:val="24"/>
-        </w:rPr>
-        <w:t>- круглосуточная работа педагогов</w:t>
-      </w:r>
-    </w:p>
-    <w:p>
-      <w:pPr>
-        <w:spacing w:after="19"/>
-        <w:ind w:left="14"/>
-        <w:rPr>
-          <w:rFonts w:ascii="Times New Roman" w:hAnsi="Times New Roman" w:cs="Times New Roman"/>
-          <w:sz w:val="24"/>
-          <w:szCs w:val="24"/>
-        </w:rPr>
-      </w:pPr>
-      <w:r>
-        <w:rPr>
-          <w:rFonts w:ascii="Times New Roman" w:hAnsi="Times New Roman" w:cs="Times New Roman"/>
-          <w:sz w:val="24"/>
-          <w:szCs w:val="24"/>
-        </w:rPr>
-        <w:pict>
-          <v:rect id="_x0000_i1029" style="width:247.5pt;height:0" o:hrpct="0" o:hralign="center" o:hrstd="t" o:hrnoshade="t" o:hr="t" fillcolor="#dfdada" stroked="f"/>
-        </w:pict>
-      </w:r>
-    </w:p>
-    <w:p>
-      <w:pPr>
-        <w:numPr>
-          <w:ilvl w:val="0"/>
-          <w:numId w:val="24"/>
-        </w:numPr>
-        <w:spacing w:after="19"/>
-        <w:rPr>
-          <w:rFonts w:ascii="Times New Roman" w:hAnsi="Times New Roman" w:cs="Times New Roman"/>
-          <w:sz w:val="24"/>
-          <w:szCs w:val="24"/>
-        </w:rPr>
-      </w:pPr>
-      <w:r>
-        <w:rPr>
-          <w:rFonts w:ascii="Times New Roman" w:hAnsi="Times New Roman" w:cs="Times New Roman"/>
-          <w:bCs/>
-          <w:sz w:val="24"/>
-          <w:szCs w:val="24"/>
-        </w:rPr>
-        <w:t>- познавательно-развлекательная программа</w:t>
-      </w:r>
-    </w:p>
-    <w:p>
-      <w:pPr>
-        <w:spacing w:after="19"/>
-        <w:ind w:left="14"/>
-        <w:rPr>
-          <w:rFonts w:ascii="Times New Roman" w:hAnsi="Times New Roman" w:cs="Times New Roman"/>
-          <w:sz w:val="24"/>
-          <w:szCs w:val="24"/>
-        </w:rPr>
-      </w:pPr>
-      <w:r>
-        <w:rPr>
-          <w:rFonts w:ascii="Times New Roman" w:hAnsi="Times New Roman" w:cs="Times New Roman"/>
-          <w:sz w:val="24"/>
-          <w:szCs w:val="24"/>
-        </w:rPr>
-        <w:pict>
-          <v:rect id="_x0000_i1030" style="width:247.5pt;height:0" o:hrpct="0" o:hralign="center" o:hrstd="t" o:hrnoshade="t" o:hr="t" fillcolor="#dfdada" stroked="f"/>
-        </w:pict>
-      </w:r>
-    </w:p>
-    <w:p>
-      <w:pPr>
-        <w:numPr>
-          <w:ilvl w:val="0"/>
-          <w:numId w:val="24"/>
-        </w:numPr>
-        <w:spacing w:after="19"/>
-        <w:rPr>
-          <w:rFonts w:ascii="Times New Roman" w:hAnsi="Times New Roman" w:cs="Times New Roman"/>
-          <w:sz w:val="24"/>
-          <w:szCs w:val="24"/>
-        </w:rPr>
-      </w:pPr>
-      <w:r>
-        <w:rPr>
-          <w:rFonts w:ascii="Times New Roman" w:hAnsi="Times New Roman" w:cs="Times New Roman"/>
-          <w:bCs/>
-          <w:sz w:val="24"/>
-          <w:szCs w:val="24"/>
-        </w:rPr>
-        <w:t>- английский язык</w:t>
-      </w:r>
-    </w:p>
-    <w:p>
-      <w:pPr>
-        <w:spacing w:after="19"/>
-        <w:ind w:left="14"/>
-        <w:rPr>
-          <w:rFonts w:ascii="Times New Roman" w:hAnsi="Times New Roman" w:cs="Times New Roman"/>
-          <w:sz w:val="24"/>
-          <w:szCs w:val="24"/>
-        </w:rPr>
-      </w:pPr>
-      <w:r>
-        <w:rPr>
-          <w:rFonts w:ascii="Times New Roman" w:hAnsi="Times New Roman" w:cs="Times New Roman"/>
-          <w:sz w:val="24"/>
-          <w:szCs w:val="24"/>
-        </w:rPr>
-        <w:pict>
-          <v:rect id="_x0000_i1031" style="width:247.5pt;height:0" o:hrpct="0" o:hralign="center" o:hrstd="t" o:hrnoshade="t" o:hr="t" fillcolor="#dfdada" stroked="f"/>
-        </w:pict>
-      </w:r>
-    </w:p>
-    <w:p>
-      <w:pPr>
-        <w:numPr>
-          <w:ilvl w:val="0"/>
-          <w:numId w:val="24"/>
-        </w:numPr>
-        <w:spacing w:after="19"/>
-        <w:rPr>
-          <w:rFonts w:ascii="Times New Roman" w:hAnsi="Times New Roman" w:cs="Times New Roman"/>
-          <w:sz w:val="24"/>
-          <w:szCs w:val="24"/>
-        </w:rPr>
-      </w:pPr>
-      <w:r>
-        <w:rPr>
-          <w:rFonts w:ascii="Times New Roman" w:hAnsi="Times New Roman" w:cs="Times New Roman"/>
-          <w:bCs/>
-          <w:sz w:val="24"/>
-          <w:szCs w:val="24"/>
-        </w:rPr>
-        <w:t>- экскурсии</w:t>
-      </w:r>
-    </w:p>
-    <w:p>
-      <w:pPr>
-        <w:spacing w:after="19"/>
-        <w:ind w:left="14"/>
-      </w:pPr>
-    </w:p>
-    <w:p>
-      <w:pPr>
-        <w:numPr>
-          <w:ilvl w:val="0"/>
-          <w:numId w:val="24"/>
-        </w:numPr>
-        <w:spacing w:after="19"/>
-        <w:rPr>
-          <w:rFonts w:ascii="Times New Roman" w:hAnsi="Times New Roman" w:cs="Times New Roman"/>
-        </w:rPr>
-      </w:pPr>
-      <w:r>
-        <w:rPr>
-          <w:rFonts w:ascii="Times New Roman" w:hAnsi="Times New Roman" w:cs="Times New Roman"/>
-          <w:b/>
-          <w:bCs/>
-        </w:rPr>
-        <w:t>1300 рублей</w:t>
-      </w:r>
-      <w:r>
-        <w:rPr>
-          <w:rFonts w:ascii="Times New Roman" w:hAnsi="Times New Roman" w:cs="Times New Roman"/>
-        </w:rPr>
-        <w:t xml:space="preserve"> - </w:t>
-      </w:r>
-      <w:r>
-        <w:rPr>
-          <w:rFonts w:ascii="Times New Roman" w:hAnsi="Times New Roman" w:cs="Times New Roman"/>
-          <w:b/>
+        </w:rPr>
+      </w:pPr>
+      <w:r>
+        <w:rPr>
+          <w:rFonts w:ascii="Times New Roman" w:hAnsi="Times New Roman" w:cs="Times New Roman"/>
           <w:color w:val="FF0000"/>
         </w:rPr>
-        <w:t>бронирование до </w:t>
+        <w:t xml:space="preserve">- 1 смена. </w:t>
       </w:r>
       <w:r>
         <w:rPr>
@@ -6155,52 +5761,7 @@
           <w:bCs/>
           <w:color w:val="FF0000"/>
         </w:rPr>
-        <w:t>15 апреля 2026г.</w:t>
-      </w:r>
-    </w:p>
-    <w:p>
-      <w:pPr>
-        <w:spacing w:after="19"/>
-        <w:ind w:left="14"/>
-        <w:rPr>
-          <w:rFonts w:ascii="Times New Roman" w:hAnsi="Times New Roman" w:cs="Times New Roman"/>
-        </w:rPr>
-      </w:pPr>
-    </w:p>
-    <w:p>
-      <w:pPr>
-        <w:numPr>
-          <w:ilvl w:val="0"/>
-          <w:numId w:val="24"/>
-        </w:numPr>
-        <w:spacing w:after="19"/>
-        <w:rPr>
-          <w:rFonts w:ascii="Times New Roman" w:hAnsi="Times New Roman" w:cs="Times New Roman"/>
-        </w:rPr>
-      </w:pPr>
-      <w:r>
-        <w:rPr>
-          <w:rFonts w:ascii="Times New Roman" w:hAnsi="Times New Roman" w:cs="Times New Roman"/>
-          <w:b/>
-          <w:bCs/>
-        </w:rPr>
-        <w:t>1400 рублей</w:t>
-      </w:r>
-      <w:r>
-        <w:rPr>
-          <w:rFonts w:ascii="Times New Roman" w:hAnsi="Times New Roman" w:cs="Times New Roman"/>
-        </w:rPr>
-        <w:t xml:space="preserve"> - </w:t>
-      </w:r>
-      <w:r>
-        <w:rPr>
-          <w:rFonts w:ascii="Times New Roman" w:hAnsi="Times New Roman" w:cs="Times New Roman"/>
-          <w:b/>
-          <w:color w:val="FF0000"/>
-          <w:sz w:val="24"/>
-          <w:szCs w:val="24"/>
-        </w:rPr>
-        <w:t>бронирование до </w:t>
+        <w:t xml:space="preserve"> Стоимость - 13</w:t>
       </w:r>
       <w:r>
         <w:rPr>
@@ -6208,63 +5769,8 @@
           <w:b/>
           <w:bCs/>
           <w:color w:val="FF0000"/>
-          <w:sz w:val="24"/>
-          <w:szCs w:val="24"/>
-        </w:rPr>
-        <w:t>15 мая 2026г.</w:t>
-      </w:r>
-    </w:p>
-    <w:p>
-      <w:pPr>
-        <w:spacing w:after="19"/>
-        <w:ind w:left="14"/>
-        <w:rPr>
-          <w:rFonts w:ascii="Times New Roman" w:hAnsi="Times New Roman" w:cs="Times New Roman"/>
-        </w:rPr>
-      </w:pPr>
-      <w:r>
-        <w:rPr>
-          <w:rFonts w:ascii="Times New Roman" w:hAnsi="Times New Roman" w:cs="Times New Roman"/>
-        </w:rPr>
-        <w:pict>
-          <v:rect id="_x0000_i1032" style="width:247.5pt;height:0" o:hrpct="0" o:hralign="center" o:hrstd="t" o:hrnoshade="t" o:hr="t" fillcolor="#dfdada" stroked="f"/>
-        </w:pict>
-      </w:r>
-    </w:p>
-    <w:p>
-      <w:pPr>
-        <w:numPr>
-          <w:ilvl w:val="0"/>
-          <w:numId w:val="24"/>
-        </w:numPr>
-        <w:spacing w:after="19"/>
-        <w:rPr>
-          <w:rFonts w:ascii="Times New Roman" w:hAnsi="Times New Roman" w:cs="Times New Roman"/>
-        </w:rPr>
-      </w:pPr>
-      <w:r>
-        <w:rPr>
-          <w:rFonts w:ascii="Times New Roman" w:hAnsi="Times New Roman" w:cs="Times New Roman"/>
-          <w:b/>
-          <w:bCs/>
-        </w:rPr>
-        <w:t>1600 рублей</w:t>
-      </w:r>
-      <w:r>
-        <w:rPr>
-          <w:rFonts w:ascii="Times New Roman" w:hAnsi="Times New Roman" w:cs="Times New Roman"/>
-        </w:rPr>
-        <w:t xml:space="preserve"> - </w:t>
-      </w:r>
-      <w:r>
-        <w:rPr>
-          <w:rFonts w:ascii="Times New Roman" w:hAnsi="Times New Roman" w:cs="Times New Roman"/>
-          <w:b/>
-          <w:color w:val="FF0000"/>
-          <w:sz w:val="24"/>
-          <w:szCs w:val="24"/>
-        </w:rPr>
-        <w:t>бронирование после </w:t>
+        </w:rPr>
+        <w:t>8</w:t>
       </w:r>
       <w:r>
         <w:rPr>
@@ -6272,11 +5778,155 @@
           <w:b/>
           <w:bCs/>
           <w:color w:val="FF0000"/>
-          <w:sz w:val="24"/>
-          <w:szCs w:val="24"/>
-        </w:rPr>
-        <w:t>15 мая 2026г.</w:t>
-      </w:r>
+        </w:rPr>
+        <w:t>0 рублей.</w:t>
+      </w:r>
+    </w:p>
+    <w:p>
+      <w:pPr>
+        <w:spacing w:after="19"/>
+        <w:ind w:left="14"/>
+        <w:rPr>
+          <w:rFonts w:ascii="Times New Roman" w:hAnsi="Times New Roman" w:cs="Times New Roman"/>
+          <w:b/>
+          <w:bCs/>
+          <w:color w:val="FF0000"/>
+        </w:rPr>
+      </w:pPr>
+      <w:r>
+        <w:rPr>
+          <w:rFonts w:ascii="Times New Roman" w:hAnsi="Times New Roman" w:cs="Times New Roman"/>
+          <w:color w:val="FF0000"/>
+        </w:rPr>
+        <w:t xml:space="preserve"> - 2 смена.</w:t>
+      </w:r>
+      <w:r>
+        <w:rPr>
+          <w:rFonts w:ascii="Times New Roman" w:hAnsi="Times New Roman" w:cs="Times New Roman"/>
+          <w:b/>
+          <w:bCs/>
+          <w:color w:val="FF0000"/>
+          <w:sz w:val="24"/>
+          <w:szCs w:val="24"/>
+        </w:rPr>
+        <w:t xml:space="preserve">  </w:t>
+      </w:r>
+      <w:r>
+        <w:rPr>
+          <w:rFonts w:ascii="Times New Roman" w:hAnsi="Times New Roman" w:cs="Times New Roman"/>
+          <w:b/>
+          <w:bCs/>
+          <w:color w:val="FF0000"/>
+        </w:rPr>
+        <w:t>Стоимость - 1</w:t>
+      </w:r>
+      <w:r>
+        <w:rPr>
+          <w:rFonts w:ascii="Times New Roman" w:hAnsi="Times New Roman" w:cs="Times New Roman"/>
+          <w:b/>
+          <w:bCs/>
+          <w:color w:val="FF0000"/>
+        </w:rPr>
+        <w:t>4</w:t>
+      </w:r>
+      <w:r>
+        <w:rPr>
+          <w:rFonts w:ascii="Times New Roman" w:hAnsi="Times New Roman" w:cs="Times New Roman"/>
+          <w:b/>
+          <w:bCs/>
+          <w:color w:val="FF0000"/>
+        </w:rPr>
+        <w:t>2</w:t>
+      </w:r>
+      <w:r>
+        <w:rPr>
+          <w:rFonts w:ascii="Times New Roman" w:hAnsi="Times New Roman" w:cs="Times New Roman"/>
+          <w:b/>
+          <w:bCs/>
+          <w:color w:val="FF0000"/>
+        </w:rPr>
+        <w:t>0</w:t>
+      </w:r>
+      <w:r>
+        <w:rPr>
+          <w:rFonts w:ascii="Times New Roman" w:hAnsi="Times New Roman" w:cs="Times New Roman"/>
+          <w:b/>
+          <w:bCs/>
+          <w:color w:val="FF0000"/>
+        </w:rPr>
+        <w:t xml:space="preserve"> рублей.</w:t>
+      </w:r>
+    </w:p>
+    <w:p>
+      <w:pPr>
+        <w:spacing w:after="19"/>
+        <w:ind w:left="14"/>
+        <w:rPr>
+          <w:rFonts w:ascii="Times New Roman" w:hAnsi="Times New Roman" w:cs="Times New Roman"/>
+          <w:color w:val="FF0000"/>
+        </w:rPr>
+      </w:pPr>
+      <w:r>
+        <w:rPr>
+          <w:rFonts w:ascii="Times New Roman" w:hAnsi="Times New Roman" w:cs="Times New Roman"/>
+          <w:color w:val="FF0000"/>
+        </w:rPr>
+        <w:t xml:space="preserve"> -</w:t>
+      </w:r>
+      <w:r>
+        <w:rPr>
+          <w:rFonts w:ascii="Times New Roman" w:hAnsi="Times New Roman" w:cs="Times New Roman"/>
+          <w:color w:val="FF0000"/>
+        </w:rPr>
+        <w:t xml:space="preserve"> 3 смена.  </w:t>
+      </w:r>
+      <w:r>
+        <w:rPr>
+          <w:rFonts w:ascii="Times New Roman" w:hAnsi="Times New Roman" w:cs="Times New Roman"/>
+          <w:b/>
+          <w:bCs/>
+          <w:color w:val="FF0000"/>
+        </w:rPr>
+        <w:t>Стоимость - 14</w:t>
+      </w:r>
+      <w:r>
+        <w:rPr>
+          <w:rFonts w:ascii="Times New Roman" w:hAnsi="Times New Roman" w:cs="Times New Roman"/>
+          <w:b/>
+          <w:bCs/>
+          <w:color w:val="FF0000"/>
+        </w:rPr>
+        <w:t>0</w:t>
+      </w:r>
+      <w:r>
+        <w:rPr>
+          <w:rFonts w:ascii="Times New Roman" w:hAnsi="Times New Roman" w:cs="Times New Roman"/>
+          <w:b/>
+          <w:bCs/>
+          <w:color w:val="FF0000"/>
+        </w:rPr>
+        <w:t>0 рублей.</w:t>
+      </w:r>
+    </w:p>
+    <w:p>
+      <w:pPr>
+        <w:spacing w:after="19"/>
+        <w:ind w:left="720"/>
+        <w:rPr>
+          <w:rFonts w:ascii="Times New Roman" w:hAnsi="Times New Roman" w:cs="Times New Roman"/>
+        </w:rPr>
+      </w:pPr>
+      <w:bookmarkStart w:id="0" w:name="_GoBack"/>
+      <w:bookmarkEnd w:id="0"/>
+    </w:p>
+    <w:p>
+      <w:pPr>
+        <w:spacing w:after="19"/>
+        <w:ind w:left="14"/>
+        <w:rPr>
+          <w:rFonts w:ascii="Times New Roman" w:hAnsi="Times New Roman" w:cs="Times New Roman"/>
+        </w:rPr>
+      </w:pPr>
     </w:p>
     <w:p>
       <w:pPr>

--- a/documents/dogovor_otdyh.docx
+++ b/documents/dogovor_otdyh.docx
@@ -23,7 +23,23 @@
           <w:b/>
           <w:sz w:val="24"/>
         </w:rPr>
-        <w:t xml:space="preserve">ПУБЛИЧНЫЙ ДОГОВОР № 01-2026 </w:t>
+        <w:t>ПУБЛИЧНЫЙ ДОГОВОР № 0</w:t>
+      </w:r>
+      <w:r>
+        <w:rPr>
+          <w:rFonts w:ascii="Times New Roman" w:hAnsi="Times New Roman" w:cs="Times New Roman"/>
+          <w:b/>
+          <w:sz w:val="24"/>
+        </w:rPr>
+        <w:t>2</w:t>
+      </w:r>
+      <w:r>
+        <w:rPr>
+          <w:rFonts w:ascii="Times New Roman" w:hAnsi="Times New Roman" w:cs="Times New Roman"/>
+          <w:b/>
+          <w:sz w:val="24"/>
+        </w:rPr>
+        <w:t xml:space="preserve">-2026 </w:t>
       </w:r>
     </w:p>
     <w:p>
@@ -52,26 +68,6 @@
           <w:szCs w:val="24"/>
         </w:rPr>
         <w:t xml:space="preserve">об оказании услуг </w:t>
-      </w:r>
-      <w:proofErr w:type="spellStart"/>
-      <w:r>
-        <w:rPr>
-          <w:rFonts w:ascii="Times New Roman" w:hAnsi="Times New Roman" w:cs="Times New Roman"/>
-          <w:bCs/>
-          <w:sz w:val="24"/>
-          <w:szCs w:val="24"/>
-        </w:rPr>
-        <w:t>воспитательно</w:t>
-      </w:r>
-      <w:proofErr w:type="spellEnd"/>
-      <w:r>
-        <w:rPr>
-          <w:rFonts w:ascii="Times New Roman" w:hAnsi="Times New Roman" w:cs="Times New Roman"/>
-          <w:bCs/>
-          <w:sz w:val="24"/>
-          <w:szCs w:val="24"/>
-        </w:rPr>
-        <w:t>-оздоровительного лагеря с круглосуточным пребыванием</w:t>
       </w:r>
     </w:p>
     <w:p>
@@ -144,7 +140,7 @@
           <w:szCs w:val="24"/>
           <w:lang w:eastAsia="en-US"/>
         </w:rPr>
-        <w:t xml:space="preserve">Настоящий договор публичной оферты (далее – Договор) определяет порядок возмездного оказания услуг по проживанию и/или приобретению пакета услуг (далее по тексту “Услуги”),взаимные права, обязанности и порядок взаимоотношений между Обществом с ограниченной ответственностью  </w:t>
+        <w:t xml:space="preserve">Настоящий договор публичной оферты (далее – Договор) определяет порядок возмездного оказания услуг и/или приобретению пакета услуг (далее по тексту “Услуги”),взаимные права, обязанности и порядок взаимоотношений между Обществом с ограниченной ответственностью  </w:t>
       </w:r>
       <w:r>
         <w:rPr>
@@ -235,7 +231,69 @@
           <w:szCs w:val="24"/>
           <w:lang w:eastAsia="en-US"/>
         </w:rPr>
-        <w:t xml:space="preserve">Публичный договор оферты(Оферта) – договор между Заказчиком и Исполнителем, адресованное любому физическому лицу, на оказание возмездных услуг по проживанию и/или приобретению пакета услуг, который заключается посредством оплаты Оферты. </w:t>
+        <w:t xml:space="preserve">Публичный договор оферты(Оферта) – договор между Заказчиком и Исполнителем, адресованное любому физическому лицу, </w:t>
+      </w:r>
+      <w:r>
+        <w:rPr>
+          <w:rFonts w:ascii="Times New Roman" w:eastAsiaTheme="minorHAnsi" w:hAnsi="Times New Roman" w:cs="Times New Roman"/>
+          <w:color w:val="auto"/>
+          <w:sz w:val="24"/>
+          <w:szCs w:val="24"/>
+          <w:lang w:eastAsia="en-US"/>
+        </w:rPr>
+        <w:t xml:space="preserve">или юридическому лицу </w:t>
+      </w:r>
+      <w:r>
+        <w:rPr>
+          <w:rFonts w:ascii="Times New Roman" w:eastAsiaTheme="minorHAnsi" w:hAnsi="Times New Roman" w:cs="Times New Roman"/>
+          <w:color w:val="auto"/>
+          <w:sz w:val="24"/>
+          <w:szCs w:val="24"/>
+          <w:lang w:eastAsia="en-US"/>
+        </w:rPr>
+        <w:t>на оказание возмездных услуг</w:t>
+      </w:r>
+      <w:r>
+        <w:rPr>
+          <w:rFonts w:ascii="Times New Roman" w:eastAsiaTheme="minorHAnsi" w:hAnsi="Times New Roman" w:cs="Times New Roman"/>
+          <w:color w:val="auto"/>
+          <w:sz w:val="24"/>
+          <w:szCs w:val="24"/>
+          <w:lang w:eastAsia="en-US"/>
+        </w:rPr>
+        <w:t xml:space="preserve"> </w:t>
+      </w:r>
+      <w:proofErr w:type="gramStart"/>
+      <w:r>
+        <w:rPr>
+          <w:rFonts w:ascii="Times New Roman" w:eastAsiaTheme="minorHAnsi" w:hAnsi="Times New Roman" w:cs="Times New Roman"/>
+          <w:color w:val="auto"/>
+          <w:sz w:val="24"/>
+          <w:szCs w:val="24"/>
+          <w:lang w:eastAsia="en-US"/>
+        </w:rPr>
+        <w:t xml:space="preserve">Исполнителя </w:t>
+      </w:r>
+      <w:r>
+        <w:rPr>
+          <w:rFonts w:ascii="Times New Roman" w:eastAsiaTheme="minorHAnsi" w:hAnsi="Times New Roman" w:cs="Times New Roman"/>
+          <w:color w:val="auto"/>
+          <w:sz w:val="24"/>
+          <w:szCs w:val="24"/>
+          <w:lang w:eastAsia="en-US"/>
+        </w:rPr>
+        <w:t xml:space="preserve"> и</w:t>
+      </w:r>
+      <w:proofErr w:type="gramEnd"/>
+      <w:r>
+        <w:rPr>
+          <w:rFonts w:ascii="Times New Roman" w:eastAsiaTheme="minorHAnsi" w:hAnsi="Times New Roman" w:cs="Times New Roman"/>
+          <w:color w:val="auto"/>
+          <w:sz w:val="24"/>
+          <w:szCs w:val="24"/>
+          <w:lang w:eastAsia="en-US"/>
+        </w:rPr>
+        <w:t xml:space="preserve">/или приобретению пакета услуг, который заключается посредством оплаты Оферты. </w:t>
       </w:r>
     </w:p>
     <w:p>
@@ -563,27 +621,27 @@
           <w:szCs w:val="24"/>
           <w:lang w:eastAsia="en-US"/>
         </w:rPr>
+        <w:t xml:space="preserve">2.4. Заказчик, производящий акцепт настоящей оферты, принимает и соглашается со всеми условиями, изложенными в Договоре, размещенном на страницах Официального сайта Исполнителя и на информационном стенде Исполнителя в момент оформления Заказа. </w:t>
+      </w:r>
+    </w:p>
+    <w:p>
+      <w:pPr>
+        <w:pStyle w:val="a3"/>
+        <w:rPr>
+          <w:rFonts w:ascii="Times New Roman" w:hAnsi="Times New Roman" w:cs="Times New Roman"/>
+          <w:sz w:val="24"/>
+          <w:szCs w:val="24"/>
+          <w:lang w:eastAsia="en-US"/>
+        </w:rPr>
+      </w:pPr>
+      <w:r>
+        <w:rPr>
+          <w:rFonts w:ascii="Times New Roman" w:hAnsi="Times New Roman" w:cs="Times New Roman"/>
+          <w:sz w:val="24"/>
+          <w:szCs w:val="24"/>
+          <w:lang w:eastAsia="en-US"/>
+        </w:rPr>
         <w:lastRenderedPageBreak/>
-        <w:t xml:space="preserve">2.4. Заказчик, производящий акцепт настоящей оферты, принимает и соглашается со всеми условиями, изложенными в Договоре, размещенном на страницах Официального сайта Исполнителя и на информационном стенде Исполнителя в момент оформления Заказа. </w:t>
-      </w:r>
-    </w:p>
-    <w:p>
-      <w:pPr>
-        <w:pStyle w:val="a3"/>
-        <w:rPr>
-          <w:rFonts w:ascii="Times New Roman" w:hAnsi="Times New Roman" w:cs="Times New Roman"/>
-          <w:sz w:val="24"/>
-          <w:szCs w:val="24"/>
-          <w:lang w:eastAsia="en-US"/>
-        </w:rPr>
-      </w:pPr>
-      <w:r>
-        <w:rPr>
-          <w:rFonts w:ascii="Times New Roman" w:hAnsi="Times New Roman" w:cs="Times New Roman"/>
-          <w:sz w:val="24"/>
-          <w:szCs w:val="24"/>
-          <w:lang w:eastAsia="en-US"/>
-        </w:rPr>
         <w:t>2.5. В соответствии с Гражданским кодексом Республики Беларусь в случае принятия изложенных ниже условий Договора и оплаты Услуг физическое лицо, производящее акцепт настоящей оферты, становится Заказчиком (п.1 ст.403 ГК</w:t>
       </w:r>
       <w:r>
@@ -718,11 +776,13 @@
       <w:r>
         <w:rPr>
           <w:rFonts w:ascii="Times New Roman" w:hAnsi="Times New Roman" w:cs="Times New Roman"/>
-          <w:sz w:val="24"/>
-          <w:szCs w:val="24"/>
+          <w:color w:val="0563C1" w:themeColor="hyperlink"/>
+          <w:sz w:val="24"/>
+          <w:szCs w:val="24"/>
+          <w:u w:val="single"/>
           <w:lang w:eastAsia="en-US"/>
         </w:rPr>
-        <w:t xml:space="preserve">  и </w:t>
+        <w:t xml:space="preserve">, </w:t>
       </w:r>
       <w:proofErr w:type="spellStart"/>
       <w:r>
@@ -742,7 +802,45 @@
           <w:szCs w:val="24"/>
           <w:lang w:eastAsia="en-US"/>
         </w:rPr>
-        <w:t xml:space="preserve"> чата, телефон +375296442032.</w:t>
+        <w:t xml:space="preserve"> чата,</w:t>
+      </w:r>
+      <w:r>
+        <w:rPr>
+          <w:rFonts w:ascii="Times New Roman" w:hAnsi="Times New Roman" w:cs="Times New Roman"/>
+          <w:sz w:val="24"/>
+          <w:szCs w:val="24"/>
+          <w:lang w:eastAsia="en-US"/>
+        </w:rPr>
+        <w:t xml:space="preserve"> </w:t>
+      </w:r>
+      <w:proofErr w:type="spellStart"/>
+      <w:r>
+        <w:rPr>
+          <w:rFonts w:ascii="Times New Roman" w:hAnsi="Times New Roman" w:cs="Times New Roman"/>
+          <w:sz w:val="24"/>
+          <w:szCs w:val="24"/>
+          <w:lang w:eastAsia="en-US"/>
+        </w:rPr>
+        <w:t>вайбер</w:t>
+      </w:r>
+      <w:proofErr w:type="spellEnd"/>
+      <w:r>
+        <w:rPr>
+          <w:rFonts w:ascii="Times New Roman" w:hAnsi="Times New Roman" w:cs="Times New Roman"/>
+          <w:sz w:val="24"/>
+          <w:szCs w:val="24"/>
+          <w:lang w:eastAsia="en-US"/>
+        </w:rPr>
+        <w:t xml:space="preserve"> –чата,</w:t>
+      </w:r>
+      <w:r>
+        <w:rPr>
+          <w:rFonts w:ascii="Times New Roman" w:hAnsi="Times New Roman" w:cs="Times New Roman"/>
+          <w:sz w:val="24"/>
+          <w:szCs w:val="24"/>
+          <w:lang w:eastAsia="en-US"/>
+        </w:rPr>
+        <w:t xml:space="preserve"> телефон +375296442032.</w:t>
       </w:r>
     </w:p>
     <w:p>
@@ -782,11 +880,22 @@
       <w:r>
         <w:rPr>
           <w:rFonts w:ascii="Times New Roman" w:hAnsi="Times New Roman" w:cs="Times New Roman"/>
-          <w:sz w:val="24"/>
-          <w:szCs w:val="24"/>
+          <w:color w:val="0563C1" w:themeColor="hyperlink"/>
+          <w:sz w:val="24"/>
+          <w:szCs w:val="24"/>
+          <w:u w:val="single"/>
           <w:lang w:eastAsia="en-US"/>
         </w:rPr>
-        <w:t xml:space="preserve">  и </w:t>
+        <w:t>,</w:t>
+      </w:r>
+      <w:r>
+        <w:rPr>
+          <w:rFonts w:ascii="Times New Roman" w:hAnsi="Times New Roman" w:cs="Times New Roman"/>
+          <w:sz w:val="24"/>
+          <w:szCs w:val="24"/>
+          <w:lang w:eastAsia="en-US"/>
+        </w:rPr>
+        <w:t xml:space="preserve"> </w:t>
       </w:r>
       <w:proofErr w:type="spellStart"/>
       <w:r>
@@ -806,7 +915,36 @@
           <w:szCs w:val="24"/>
           <w:lang w:eastAsia="en-US"/>
         </w:rPr>
-        <w:t xml:space="preserve"> чата, телефон +375296442032 имеют силу оригинала.</w:t>
+        <w:t xml:space="preserve"> чата, </w:t>
+      </w:r>
+      <w:proofErr w:type="spellStart"/>
+      <w:r>
+        <w:rPr>
+          <w:rFonts w:ascii="Times New Roman" w:hAnsi="Times New Roman" w:cs="Times New Roman"/>
+          <w:sz w:val="24"/>
+          <w:szCs w:val="24"/>
+          <w:lang w:eastAsia="en-US"/>
+        </w:rPr>
+        <w:t>вайбер</w:t>
+      </w:r>
+      <w:proofErr w:type="spellEnd"/>
+      <w:r>
+        <w:rPr>
+          <w:rFonts w:ascii="Times New Roman" w:hAnsi="Times New Roman" w:cs="Times New Roman"/>
+          <w:sz w:val="24"/>
+          <w:szCs w:val="24"/>
+          <w:lang w:eastAsia="en-US"/>
+        </w:rPr>
+        <w:t xml:space="preserve">-чата, </w:t>
+      </w:r>
+      <w:r>
+        <w:rPr>
+          <w:rFonts w:ascii="Times New Roman" w:hAnsi="Times New Roman" w:cs="Times New Roman"/>
+          <w:sz w:val="24"/>
+          <w:szCs w:val="24"/>
+          <w:lang w:eastAsia="en-US"/>
+        </w:rPr>
+        <w:t>телефон +375296442032 имеют силу оригинала.</w:t>
       </w:r>
     </w:p>
     <w:p>
@@ -901,7 +1039,7 @@
           <w:sz w:val="24"/>
           <w:szCs w:val="24"/>
         </w:rPr>
-        <w:t xml:space="preserve">для детей в возрасте от 7 до 16 лет с привлечением специалистов соответствующей квалификации и уровнем подготовки, </w:t>
+        <w:t xml:space="preserve">для детей в возрасте от 7 до 16 лет </w:t>
       </w:r>
       <w:r>
         <w:rPr>
@@ -909,9 +1047,65 @@
           <w:color w:val="auto"/>
           <w:sz w:val="24"/>
           <w:szCs w:val="24"/>
+        </w:rPr>
+        <w:t xml:space="preserve">по организации детского отдыха </w:t>
+      </w:r>
+      <w:r>
+        <w:rPr>
+          <w:rFonts w:ascii="Times New Roman" w:eastAsiaTheme="minorHAnsi" w:hAnsi="Times New Roman" w:cs="Times New Roman"/>
+          <w:color w:val="auto"/>
+          <w:sz w:val="24"/>
+          <w:szCs w:val="24"/>
+        </w:rPr>
+        <w:t>с привлечением специалистов соответствующей кв</w:t>
+      </w:r>
+      <w:r>
+        <w:rPr>
+          <w:rFonts w:ascii="Times New Roman" w:eastAsiaTheme="minorHAnsi" w:hAnsi="Times New Roman" w:cs="Times New Roman"/>
+          <w:color w:val="auto"/>
+          <w:sz w:val="24"/>
+          <w:szCs w:val="24"/>
+        </w:rPr>
+        <w:t>алификации и уровнем подготовки.</w:t>
+      </w:r>
+      <w:r>
+        <w:rPr>
+          <w:rFonts w:ascii="Times New Roman" w:eastAsiaTheme="minorHAnsi" w:hAnsi="Times New Roman" w:cs="Times New Roman"/>
+          <w:color w:val="auto"/>
+          <w:sz w:val="24"/>
+          <w:szCs w:val="24"/>
+        </w:rPr>
+        <w:t xml:space="preserve"> </w:t>
+      </w:r>
+    </w:p>
+    <w:p>
+      <w:pPr>
+        <w:pStyle w:val="a3"/>
+        <w:rPr>
+          <w:rFonts w:ascii="Times New Roman" w:hAnsi="Times New Roman" w:cs="Times New Roman"/>
+          <w:sz w:val="24"/>
+          <w:szCs w:val="24"/>
           <w:lang w:eastAsia="en-US"/>
         </w:rPr>
-        <w:t>в соответствии с разработанными программами ООО «Талант система» и Типовой программой дополнительного образования детей и молодежи (</w:t>
+      </w:pPr>
+      <w:r>
+        <w:rPr>
+          <w:rFonts w:ascii="Times New Roman" w:hAnsi="Times New Roman" w:cs="Times New Roman"/>
+          <w:sz w:val="24"/>
+          <w:szCs w:val="24"/>
+          <w:lang w:eastAsia="en-US"/>
+        </w:rPr>
+        <w:t xml:space="preserve">3.2. Услуги оказываются по адресу: </w:t>
+      </w:r>
+      <w:r>
+        <w:rPr>
+          <w:rFonts w:ascii="Times New Roman" w:eastAsiaTheme="minorHAnsi" w:hAnsi="Times New Roman" w:cs="Times New Roman"/>
+          <w:color w:val="auto"/>
+          <w:sz w:val="24"/>
+          <w:szCs w:val="24"/>
+          <w:lang w:eastAsia="en-US"/>
+        </w:rPr>
+        <w:t>ДРОЦ "</w:t>
       </w:r>
       <w:proofErr w:type="spellStart"/>
       <w:r>
@@ -922,7 +1116,7 @@
           <w:szCs w:val="24"/>
           <w:lang w:eastAsia="en-US"/>
         </w:rPr>
-        <w:t>воспитательно</w:t>
+        <w:t>Пралеска</w:t>
       </w:r>
       <w:proofErr w:type="spellEnd"/>
       <w:r>
@@ -933,30 +1127,21 @@
           <w:szCs w:val="24"/>
           <w:lang w:eastAsia="en-US"/>
         </w:rPr>
-        <w:t xml:space="preserve">-патриотический профиль), утвержденной Постановлением Министерства образования Республики Беларусь от </w:t>
-      </w:r>
+        <w:t xml:space="preserve">" Гомельская область, </w:t>
+      </w:r>
+      <w:proofErr w:type="spellStart"/>
       <w:r>
         <w:rPr>
           <w:rFonts w:ascii="Times New Roman" w:eastAsiaTheme="minorHAnsi" w:hAnsi="Times New Roman" w:cs="Times New Roman"/>
           <w:color w:val="auto"/>
+          <w:sz w:val="24"/>
+          <w:szCs w:val="24"/>
           <w:lang w:eastAsia="en-US"/>
         </w:rPr>
-        <w:t>20.10.2023 № 325</w:t>
-      </w:r>
-      <w:r>
-        <w:rPr>
-          <w:rFonts w:ascii="Times New Roman" w:eastAsiaTheme="minorHAnsi" w:hAnsi="Times New Roman" w:cs="Times New Roman"/>
-          <w:color w:val="auto"/>
-          <w:sz w:val="24"/>
-          <w:szCs w:val="24"/>
-          <w:lang w:eastAsia="en-US"/>
-        </w:rPr>
-        <w:t>.</w:t>
-      </w:r>
-    </w:p>
-    <w:p>
-      <w:pPr>
-        <w:spacing w:after="0" w:line="240" w:lineRule="auto"/>
+        <w:t>Жлобинский</w:t>
+      </w:r>
+      <w:proofErr w:type="spellEnd"/>
+      <w:r>
         <w:rPr>
           <w:rFonts w:ascii="Times New Roman" w:eastAsiaTheme="minorHAnsi" w:hAnsi="Times New Roman" w:cs="Times New Roman"/>
           <w:b/>
@@ -965,71 +1150,92 @@
           <w:szCs w:val="24"/>
           <w:lang w:eastAsia="en-US"/>
         </w:rPr>
-      </w:pPr>
-    </w:p>
-    <w:p>
-      <w:pPr>
-        <w:spacing w:after="0" w:line="240" w:lineRule="auto"/>
+        <w:t xml:space="preserve"> </w:t>
+      </w:r>
+      <w:r>
         <w:rPr>
           <w:rFonts w:ascii="Times New Roman" w:eastAsiaTheme="minorHAnsi" w:hAnsi="Times New Roman" w:cs="Times New Roman"/>
+          <w:color w:val="auto"/>
+          <w:sz w:val="24"/>
+          <w:szCs w:val="24"/>
+          <w:lang w:eastAsia="en-US"/>
+        </w:rPr>
+        <w:t>район.</w:t>
+      </w:r>
+    </w:p>
+    <w:p>
+      <w:pPr>
+        <w:pStyle w:val="a3"/>
+        <w:rPr>
+          <w:rFonts w:ascii="Times New Roman" w:hAnsi="Times New Roman" w:cs="Times New Roman"/>
+          <w:sz w:val="24"/>
+          <w:szCs w:val="24"/>
+          <w:lang w:eastAsia="en-US"/>
+        </w:rPr>
+      </w:pPr>
+      <w:r>
+        <w:rPr>
+          <w:rFonts w:ascii="Times New Roman" w:hAnsi="Times New Roman" w:cs="Times New Roman"/>
+          <w:sz w:val="24"/>
+          <w:szCs w:val="24"/>
+          <w:lang w:eastAsia="en-US"/>
+        </w:rPr>
+        <w:t xml:space="preserve">3.3. Начало предоставления и окончание услуги – указывается в </w:t>
+      </w:r>
+      <w:r>
+        <w:rPr>
+          <w:rFonts w:ascii="Times New Roman" w:hAnsi="Times New Roman" w:cs="Times New Roman"/>
           <w:b/>
-          <w:color w:val="auto"/>
           <w:sz w:val="24"/>
           <w:szCs w:val="24"/>
           <w:lang w:eastAsia="en-US"/>
         </w:rPr>
-      </w:pPr>
-      <w:r>
-        <w:rPr>
-          <w:rFonts w:ascii="Times New Roman" w:eastAsiaTheme="minorHAnsi" w:hAnsi="Times New Roman" w:cs="Times New Roman"/>
-          <w:b/>
-          <w:color w:val="auto"/>
+        <w:t xml:space="preserve">ЗАЯВКЕ </w:t>
+      </w:r>
+      <w:r>
+        <w:rPr>
+          <w:rFonts w:ascii="Times New Roman" w:hAnsi="Times New Roman" w:cs="Times New Roman"/>
           <w:sz w:val="24"/>
           <w:szCs w:val="24"/>
           <w:lang w:eastAsia="en-US"/>
         </w:rPr>
-        <w:t>отдых включает в себя:</w:t>
-      </w:r>
-    </w:p>
-    <w:p>
-      <w:pPr>
-        <w:spacing w:after="0" w:line="240" w:lineRule="auto"/>
-        <w:rPr>
-          <w:rFonts w:ascii="Times New Roman" w:eastAsiaTheme="minorHAnsi" w:hAnsi="Times New Roman" w:cs="Times New Roman"/>
-          <w:color w:val="auto"/>
+        <w:t>законного п</w:t>
+      </w:r>
+      <w:r>
+        <w:rPr>
+          <w:rFonts w:ascii="Times New Roman" w:hAnsi="Times New Roman" w:cs="Times New Roman"/>
           <w:sz w:val="24"/>
           <w:szCs w:val="24"/>
           <w:lang w:eastAsia="en-US"/>
         </w:rPr>
-      </w:pPr>
-      <w:r>
-        <w:rPr>
-          <w:rFonts w:ascii="Times New Roman" w:eastAsiaTheme="minorHAnsi" w:hAnsi="Times New Roman" w:cs="Times New Roman"/>
-          <w:b/>
-          <w:color w:val="auto"/>
+        <w:t>редставителя несовершеннолетнего.</w:t>
+      </w:r>
+    </w:p>
+    <w:p>
+      <w:pPr>
+        <w:pStyle w:val="a3"/>
+        <w:rPr>
+          <w:rFonts w:ascii="Times New Roman" w:hAnsi="Times New Roman" w:cs="Times New Roman"/>
           <w:sz w:val="24"/>
           <w:szCs w:val="24"/>
           <w:lang w:eastAsia="en-US"/>
         </w:rPr>
-        <w:t>-</w:t>
-      </w:r>
-      <w:r>
-        <w:rPr>
-          <w:rFonts w:ascii="Times New Roman" w:eastAsiaTheme="minorHAnsi" w:hAnsi="Times New Roman" w:cs="Times New Roman"/>
-          <w:color w:val="auto"/>
+      </w:pPr>
+      <w:r>
+        <w:rPr>
+          <w:rFonts w:ascii="Times New Roman" w:hAnsi="Times New Roman" w:cs="Times New Roman"/>
           <w:sz w:val="24"/>
           <w:szCs w:val="24"/>
           <w:lang w:eastAsia="en-US"/>
         </w:rPr>
-        <w:t xml:space="preserve"> обеспечение шестиразовым сбалансированным питанием;</w:t>
-      </w:r>
-    </w:p>
-    <w:p>
-      <w:pPr>
-        <w:spacing w:after="0" w:line="240" w:lineRule="auto"/>
-        <w:rPr>
-          <w:rFonts w:ascii="Times New Roman" w:eastAsiaTheme="minorHAnsi" w:hAnsi="Times New Roman" w:cs="Times New Roman"/>
-          <w:color w:val="auto"/>
+        <w:t xml:space="preserve">3.4. Дата отъезда и дата приезда считаются полными днями. </w:t>
+      </w:r>
+    </w:p>
+    <w:p>
+      <w:pPr>
+        <w:pStyle w:val="a3"/>
+        <w:rPr>
+          <w:rFonts w:ascii="Times New Roman" w:hAnsi="Times New Roman" w:cs="Times New Roman"/>
           <w:sz w:val="24"/>
           <w:szCs w:val="24"/>
           <w:lang w:eastAsia="en-US"/>
@@ -1037,303 +1243,55 @@
       </w:pPr>
       <w:r>
         <w:rPr>
-          <w:rFonts w:ascii="Times New Roman" w:eastAsiaTheme="minorHAnsi" w:hAnsi="Times New Roman" w:cs="Times New Roman"/>
-          <w:color w:val="auto"/>
+          <w:rFonts w:ascii="Times New Roman" w:hAnsi="Times New Roman" w:cs="Times New Roman"/>
           <w:sz w:val="24"/>
           <w:szCs w:val="24"/>
           <w:lang w:eastAsia="en-US"/>
         </w:rPr>
-        <w:t>- проживание (организацию сна);</w:t>
-      </w:r>
-    </w:p>
-    <w:p>
-      <w:pPr>
-        <w:spacing w:after="0" w:line="240" w:lineRule="auto"/>
-        <w:rPr>
-          <w:rFonts w:ascii="Times New Roman" w:eastAsiaTheme="minorHAnsi" w:hAnsi="Times New Roman" w:cs="Times New Roman"/>
-          <w:color w:val="auto"/>
+        <w:t>3.5. Настоящим договором Заказчик подтверждает, что доверяет своего ребенка Исполнителю.</w:t>
+      </w:r>
+    </w:p>
+    <w:p>
+      <w:pPr>
+        <w:pStyle w:val="a3"/>
+        <w:rPr>
+          <w:rFonts w:ascii="Times New Roman" w:hAnsi="Times New Roman" w:cs="Times New Roman"/>
+          <w:sz w:val="24"/>
+          <w:szCs w:val="24"/>
+        </w:rPr>
+      </w:pPr>
+      <w:r>
+        <w:rPr>
+          <w:rFonts w:ascii="Times New Roman" w:hAnsi="Times New Roman" w:cs="Times New Roman"/>
           <w:sz w:val="24"/>
           <w:szCs w:val="24"/>
           <w:lang w:eastAsia="en-US"/>
         </w:rPr>
-      </w:pPr>
-      <w:r>
-        <w:rPr>
-          <w:rFonts w:ascii="Times New Roman" w:eastAsiaTheme="minorHAnsi" w:hAnsi="Times New Roman" w:cs="Times New Roman"/>
-          <w:color w:val="auto"/>
-          <w:sz w:val="24"/>
-          <w:szCs w:val="24"/>
-          <w:lang w:eastAsia="en-US"/>
-        </w:rPr>
-        <w:t xml:space="preserve">-организацию специально-организованной и нерегламентированной деятельности, направленной на разностороннее развитие ребенка в соответствии с возрастными особенностями, на формирование школьной зрелости ребенка, улучшение его психологического и физического состояния, адаптация ребенка к жизни в коллективе, возможность проявить себя в различные рода соревнованиях и состязаниях, привить привычку к самостоятельной личной гигиене, гигиене места проживания. </w:t>
-      </w:r>
-    </w:p>
-    <w:p>
-      <w:pPr>
-        <w:spacing w:after="0" w:line="240" w:lineRule="auto"/>
-        <w:rPr>
-          <w:rFonts w:ascii="Times New Roman" w:eastAsiaTheme="minorHAnsi" w:hAnsi="Times New Roman" w:cs="Times New Roman"/>
-          <w:b/>
-          <w:color w:val="auto"/>
-          <w:sz w:val="24"/>
-          <w:szCs w:val="24"/>
-          <w:lang w:eastAsia="en-US"/>
-        </w:rPr>
-      </w:pPr>
-      <w:r>
-        <w:rPr>
-          <w:rFonts w:ascii="Times New Roman" w:eastAsiaTheme="minorHAnsi" w:hAnsi="Times New Roman" w:cs="Times New Roman"/>
-          <w:color w:val="auto"/>
-          <w:sz w:val="24"/>
-          <w:szCs w:val="24"/>
-          <w:lang w:eastAsia="en-US"/>
-        </w:rPr>
-        <w:t>-организацию и проведение развлекательной, (образовательной по желанию) работы с воспитанниками на срок, указанный в заявке.</w:t>
-      </w:r>
-    </w:p>
-    <w:p>
-      <w:pPr>
-        <w:spacing w:after="0" w:line="240" w:lineRule="auto"/>
-        <w:rPr>
-          <w:rFonts w:ascii="Times New Roman" w:eastAsiaTheme="minorHAnsi" w:hAnsi="Times New Roman" w:cs="Times New Roman"/>
-          <w:color w:val="auto"/>
-          <w:sz w:val="24"/>
-          <w:szCs w:val="24"/>
-          <w:lang w:eastAsia="en-US"/>
-        </w:rPr>
-      </w:pPr>
-      <w:r>
-        <w:rPr>
-          <w:rFonts w:ascii="Times New Roman" w:eastAsiaTheme="minorHAnsi" w:hAnsi="Times New Roman" w:cs="Times New Roman"/>
-          <w:color w:val="auto"/>
-          <w:sz w:val="24"/>
-          <w:szCs w:val="24"/>
-          <w:lang w:eastAsia="en-US"/>
-        </w:rPr>
-        <w:t>- проезд (туда-обратно) трансфер из г. Минска;</w:t>
-      </w:r>
-    </w:p>
-    <w:p>
-      <w:pPr>
-        <w:spacing w:after="0" w:line="240" w:lineRule="auto"/>
-        <w:rPr>
-          <w:rFonts w:ascii="Times New Roman" w:eastAsiaTheme="minorHAnsi" w:hAnsi="Times New Roman" w:cs="Times New Roman"/>
-          <w:color w:val="auto"/>
-          <w:sz w:val="24"/>
-          <w:szCs w:val="24"/>
-          <w:lang w:eastAsia="en-US"/>
-        </w:rPr>
-      </w:pPr>
-    </w:p>
-    <w:p>
-      <w:pPr>
-        <w:pStyle w:val="a3"/>
-        <w:rPr>
-          <w:rFonts w:ascii="Times New Roman" w:hAnsi="Times New Roman" w:cs="Times New Roman"/>
-          <w:sz w:val="24"/>
-          <w:szCs w:val="24"/>
-          <w:lang w:eastAsia="en-US"/>
-        </w:rPr>
-      </w:pPr>
-      <w:r>
-        <w:rPr>
-          <w:rFonts w:ascii="Times New Roman" w:hAnsi="Times New Roman" w:cs="Times New Roman"/>
-          <w:sz w:val="24"/>
-          <w:szCs w:val="24"/>
-          <w:lang w:eastAsia="en-US"/>
-        </w:rPr>
-        <w:t xml:space="preserve">3.2. Услуги оказываются по адресу: адрес предоставления услуги указывается в </w:t>
-      </w:r>
-      <w:r>
-        <w:rPr>
-          <w:rFonts w:ascii="Times New Roman" w:hAnsi="Times New Roman" w:cs="Times New Roman"/>
-          <w:b/>
-          <w:sz w:val="24"/>
-          <w:szCs w:val="24"/>
-          <w:lang w:eastAsia="en-US"/>
-        </w:rPr>
-        <w:t xml:space="preserve">ЗАЯВКЕ </w:t>
-      </w:r>
-      <w:r>
-        <w:rPr>
-          <w:rFonts w:ascii="Times New Roman" w:hAnsi="Times New Roman" w:cs="Times New Roman"/>
-          <w:sz w:val="24"/>
-          <w:szCs w:val="24"/>
-          <w:lang w:eastAsia="en-US"/>
-        </w:rPr>
-        <w:t>законного представителя несовершеннолетнего</w:t>
-      </w:r>
-      <w:r>
-        <w:rPr>
-          <w:rFonts w:ascii="Times New Roman" w:hAnsi="Times New Roman" w:cs="Times New Roman"/>
-          <w:i/>
-          <w:iCs/>
-          <w:sz w:val="24"/>
-          <w:szCs w:val="24"/>
-          <w:shd w:val="clear" w:color="auto" w:fill="FFFFFF"/>
-          <w:lang w:eastAsia="en-US"/>
-        </w:rPr>
-        <w:t>.</w:t>
-      </w:r>
-    </w:p>
-    <w:p>
-      <w:pPr>
-        <w:pStyle w:val="a3"/>
-        <w:rPr>
-          <w:rFonts w:ascii="Times New Roman" w:hAnsi="Times New Roman" w:cs="Times New Roman"/>
-          <w:sz w:val="24"/>
-          <w:szCs w:val="24"/>
-          <w:lang w:eastAsia="en-US"/>
-        </w:rPr>
-      </w:pPr>
-      <w:r>
-        <w:rPr>
-          <w:rFonts w:ascii="Times New Roman" w:hAnsi="Times New Roman" w:cs="Times New Roman"/>
-          <w:sz w:val="24"/>
-          <w:szCs w:val="24"/>
-          <w:lang w:eastAsia="en-US"/>
-        </w:rPr>
-        <w:t xml:space="preserve">3.3. Начало предоставления и окончание услуги – указывается в </w:t>
-      </w:r>
-      <w:r>
-        <w:rPr>
-          <w:rFonts w:ascii="Times New Roman" w:hAnsi="Times New Roman" w:cs="Times New Roman"/>
-          <w:b/>
-          <w:sz w:val="24"/>
-          <w:szCs w:val="24"/>
-          <w:lang w:eastAsia="en-US"/>
-        </w:rPr>
-        <w:t xml:space="preserve">ЗАЯВКЕ </w:t>
-      </w:r>
-      <w:r>
-        <w:rPr>
-          <w:rFonts w:ascii="Times New Roman" w:hAnsi="Times New Roman" w:cs="Times New Roman"/>
-          <w:sz w:val="24"/>
-          <w:szCs w:val="24"/>
-          <w:lang w:eastAsia="en-US"/>
-        </w:rPr>
-        <w:t>законного представителя несовершеннолетнего</w:t>
-      </w:r>
-      <w:r>
-        <w:rPr>
-          <w:rFonts w:ascii="Times New Roman" w:hAnsi="Times New Roman" w:cs="Times New Roman"/>
-          <w:i/>
-          <w:iCs/>
-          <w:sz w:val="24"/>
-          <w:szCs w:val="24"/>
-          <w:shd w:val="clear" w:color="auto" w:fill="FFFFFF"/>
-          <w:lang w:eastAsia="en-US"/>
-        </w:rPr>
-        <w:t>.</w:t>
-      </w:r>
-    </w:p>
-    <w:p>
-      <w:pPr>
-        <w:pStyle w:val="a3"/>
-        <w:rPr>
-          <w:rFonts w:ascii="Times New Roman" w:hAnsi="Times New Roman" w:cs="Times New Roman"/>
-          <w:sz w:val="24"/>
-          <w:szCs w:val="24"/>
-          <w:lang w:eastAsia="en-US"/>
-        </w:rPr>
-      </w:pPr>
-      <w:r>
-        <w:rPr>
-          <w:rFonts w:ascii="Times New Roman" w:hAnsi="Times New Roman" w:cs="Times New Roman"/>
-          <w:sz w:val="24"/>
-          <w:szCs w:val="24"/>
-          <w:lang w:eastAsia="en-US"/>
-        </w:rPr>
-        <w:t xml:space="preserve">3.4. Дата отъезда и дата приезда считаются полными днями. </w:t>
-      </w:r>
-    </w:p>
-    <w:p>
-      <w:pPr>
-        <w:pStyle w:val="a3"/>
-        <w:rPr>
-          <w:rFonts w:ascii="Times New Roman" w:hAnsi="Times New Roman" w:cs="Times New Roman"/>
-          <w:sz w:val="24"/>
-          <w:szCs w:val="24"/>
-          <w:lang w:eastAsia="en-US"/>
-        </w:rPr>
-      </w:pPr>
-      <w:r>
-        <w:rPr>
-          <w:rFonts w:ascii="Times New Roman" w:hAnsi="Times New Roman" w:cs="Times New Roman"/>
-          <w:sz w:val="24"/>
-          <w:szCs w:val="24"/>
-          <w:lang w:eastAsia="en-US"/>
-        </w:rPr>
-        <w:t>3.5. Настоящим договором Заказчик подтверждает, что доверяет своего ребенка Исполнителю.</w:t>
-      </w:r>
-    </w:p>
-    <w:p>
-      <w:pPr>
-        <w:pStyle w:val="a3"/>
-        <w:rPr>
-          <w:rFonts w:ascii="Times New Roman" w:hAnsi="Times New Roman" w:cs="Times New Roman"/>
-          <w:sz w:val="24"/>
-          <w:szCs w:val="24"/>
-          <w:lang w:eastAsia="en-US"/>
-        </w:rPr>
-      </w:pPr>
-    </w:p>
-    <w:p>
-      <w:pPr>
-        <w:pStyle w:val="a3"/>
-        <w:rPr>
-          <w:rFonts w:ascii="Times New Roman" w:hAnsi="Times New Roman" w:cs="Times New Roman"/>
-          <w:i/>
-          <w:sz w:val="24"/>
-          <w:szCs w:val="24"/>
-          <w:lang w:eastAsia="en-US"/>
-        </w:rPr>
-      </w:pPr>
-      <w:r>
-        <w:rPr>
-          <w:rFonts w:ascii="Times New Roman" w:hAnsi="Times New Roman" w:cs="Times New Roman"/>
-          <w:sz w:val="24"/>
-          <w:szCs w:val="24"/>
-          <w:lang w:eastAsia="en-US"/>
-        </w:rPr>
-        <w:t>3.6. Образовательная программа, экскурсии</w:t>
-      </w:r>
-      <w:r>
-        <w:rPr>
-          <w:rFonts w:ascii="Times New Roman" w:hAnsi="Times New Roman" w:cs="Times New Roman"/>
-          <w:sz w:val="24"/>
-          <w:szCs w:val="24"/>
-          <w:lang w:eastAsia="en-US"/>
-        </w:rPr>
-        <w:t xml:space="preserve"> входят в стоимость пакета услуг</w:t>
-      </w:r>
-      <w:r>
-        <w:rPr>
-          <w:rFonts w:ascii="Times New Roman" w:hAnsi="Times New Roman" w:cs="Times New Roman"/>
-          <w:sz w:val="24"/>
-          <w:szCs w:val="24"/>
-          <w:lang w:eastAsia="en-US"/>
-        </w:rPr>
-        <w:t>.</w:t>
-      </w:r>
-    </w:p>
-    <w:p>
-      <w:pPr>
-        <w:pStyle w:val="a3"/>
-        <w:rPr>
-          <w:rFonts w:ascii="Times New Roman" w:hAnsi="Times New Roman" w:cs="Times New Roman"/>
-          <w:sz w:val="24"/>
-          <w:szCs w:val="24"/>
-        </w:rPr>
-      </w:pPr>
-      <w:r>
-        <w:rPr>
-          <w:rFonts w:ascii="Times New Roman" w:hAnsi="Times New Roman" w:cs="Times New Roman"/>
-          <w:sz w:val="24"/>
-          <w:szCs w:val="24"/>
-        </w:rPr>
-        <w:lastRenderedPageBreak/>
-        <w:t>3.7. Заказчик, являющийся физическим лицом (официальный представитель) направляет для обучения и отдыха своего ребёнка, в соответствии с условиями данного Договора.</w:t>
+        <w:t xml:space="preserve">3.6. </w:t>
+      </w:r>
+      <w:r>
+        <w:rPr>
+          <w:rFonts w:ascii="Times New Roman" w:hAnsi="Times New Roman" w:cs="Times New Roman"/>
+          <w:sz w:val="24"/>
+          <w:szCs w:val="24"/>
+        </w:rPr>
+        <w:t xml:space="preserve">Заказчик, являющийся физическим лицом (официальный представитель) направляет </w:t>
+      </w:r>
+      <w:r>
+        <w:rPr>
+          <w:rFonts w:ascii="Times New Roman" w:hAnsi="Times New Roman" w:cs="Times New Roman"/>
+          <w:sz w:val="24"/>
+          <w:szCs w:val="24"/>
+        </w:rPr>
+        <w:t>для отдыха</w:t>
+      </w:r>
+      <w:r>
+        <w:rPr>
+          <w:rFonts w:ascii="Times New Roman" w:hAnsi="Times New Roman" w:cs="Times New Roman"/>
+          <w:sz w:val="24"/>
+          <w:szCs w:val="24"/>
+        </w:rPr>
+        <w:t xml:space="preserve"> своего ребёнка, в соответствии с условиями данного Договора.</w:t>
       </w:r>
     </w:p>
     <w:p>
@@ -1456,16 +1414,34 @@
           <w:sz w:val="24"/>
           <w:szCs w:val="24"/>
         </w:rPr>
-        <w:t xml:space="preserve">4.1.1. Обеспечить публичное размещение на сайте Исполнителя информации о правилах пребывания, видах и стоимости услуг, которые входят в стоимость Путевки. Осуществляя оплату Заказчик подтверждает то, что он ознакомлен и согласен со стоимостью услуг, условиях размещения, питания, правилах пребывания, распорядке дня </w:t>
-      </w:r>
-      <w:r>
-        <w:rPr>
-          <w:rFonts w:ascii="Times New Roman" w:eastAsia="Times New Roman" w:hAnsi="Times New Roman" w:cs="Times New Roman"/>
-          <w:color w:val="auto"/>
-          <w:sz w:val="24"/>
-          <w:szCs w:val="24"/>
-        </w:rPr>
-        <w:t>в детском лагере.</w:t>
+        <w:t>4.1.1. Обеспечить публичное размещение на сайте Исполнителя информации о правилах пребывания, видах и стоимости ус</w:t>
+      </w:r>
+      <w:r>
+        <w:rPr>
+          <w:rFonts w:ascii="Times New Roman" w:eastAsia="Times New Roman" w:hAnsi="Times New Roman" w:cs="Times New Roman"/>
+          <w:color w:val="auto"/>
+          <w:sz w:val="24"/>
+          <w:szCs w:val="24"/>
+        </w:rPr>
+        <w:t>луг, которые входят в стоимость.</w:t>
+      </w:r>
+      <w:r>
+        <w:rPr>
+          <w:rFonts w:ascii="Times New Roman" w:eastAsia="Times New Roman" w:hAnsi="Times New Roman" w:cs="Times New Roman"/>
+          <w:color w:val="auto"/>
+          <w:sz w:val="24"/>
+          <w:szCs w:val="24"/>
+        </w:rPr>
+        <w:t xml:space="preserve"> Осуществляя оплату Заказчик подтверждает то, что он ознакомлен и согласен со стоимостью услуг, условиях размещения, питания, правилах пребывания, распорядке дня</w:t>
+      </w:r>
+      <w:r>
+        <w:rPr>
+          <w:rFonts w:ascii="Times New Roman" w:eastAsia="Times New Roman" w:hAnsi="Times New Roman" w:cs="Times New Roman"/>
+          <w:color w:val="auto"/>
+          <w:sz w:val="24"/>
+          <w:szCs w:val="24"/>
+        </w:rPr>
+        <w:t>.</w:t>
       </w:r>
       <w:r>
         <w:rPr>
@@ -1514,7 +1490,7 @@
           <w:sz w:val="24"/>
           <w:szCs w:val="24"/>
         </w:rPr>
-        <w:t>формляет счет Заказчику на Пакет услуг</w:t>
+        <w:t>формляет счет Заказчику</w:t>
       </w:r>
       <w:r>
         <w:rPr>
@@ -1562,21 +1538,8 @@
           <w:sz w:val="24"/>
           <w:szCs w:val="24"/>
         </w:rPr>
-        <w:t xml:space="preserve">Организовать временный детский коллектив (далее - отряд). Обеспечить комплектование отрядов по возрастному принципу, проживание по возрастному и половому признаку. </w:t>
-      </w:r>
-    </w:p>
-    <w:p>
-      <w:pPr>
-        <w:spacing w:after="31" w:line="238" w:lineRule="auto"/>
-        <w:ind w:right="6"/>
-        <w:jc w:val="both"/>
-        <w:rPr>
-          <w:rFonts w:ascii="Times New Roman" w:hAnsi="Times New Roman" w:cs="Times New Roman"/>
-          <w:color w:val="auto"/>
-          <w:sz w:val="24"/>
-          <w:szCs w:val="24"/>
-        </w:rPr>
-      </w:pPr>
+        <w:t xml:space="preserve">Назначить сопровождающего для несовершеннолетнего, для которого приобретена </w:t>
+      </w:r>
       <w:r>
         <w:rPr>
           <w:rFonts w:ascii="Times New Roman" w:eastAsia="Cambria Math" w:hAnsi="Times New Roman" w:cs="Times New Roman"/>
@@ -1584,7 +1547,7 @@
           <w:sz w:val="24"/>
           <w:szCs w:val="24"/>
         </w:rPr>
-        <w:t>4.1.</w:t>
+        <w:t>Услуга</w:t>
       </w:r>
       <w:r>
         <w:rPr>
@@ -1593,7 +1556,7 @@
           <w:sz w:val="24"/>
           <w:szCs w:val="24"/>
         </w:rPr>
-        <w:t>4</w:t>
+        <w:t xml:space="preserve">, </w:t>
       </w:r>
       <w:r>
         <w:rPr>
@@ -1602,7 +1565,7 @@
           <w:sz w:val="24"/>
           <w:szCs w:val="24"/>
         </w:rPr>
-        <w:t xml:space="preserve">. Назначить сопровождающего (Вожатого) для несовершеннолетнего, для которого приобретена Путевка, </w:t>
+        <w:t>на период,</w:t>
       </w:r>
       <w:r>
         <w:rPr>
@@ -1611,7 +1574,7 @@
           <w:sz w:val="24"/>
           <w:szCs w:val="24"/>
         </w:rPr>
-        <w:t>на период,</w:t>
+        <w:t xml:space="preserve"> указанный в </w:t>
       </w:r>
       <w:r>
         <w:rPr>
@@ -1620,7 +1583,16 @@
           <w:sz w:val="24"/>
           <w:szCs w:val="24"/>
         </w:rPr>
-        <w:t xml:space="preserve"> указанный в Путевке по своему усмотрению, без согласования с Заказчиком. </w:t>
+        <w:t>Заявке</w:t>
+      </w:r>
+      <w:r>
+        <w:rPr>
+          <w:rFonts w:ascii="Times New Roman" w:eastAsia="Cambria Math" w:hAnsi="Times New Roman" w:cs="Times New Roman"/>
+          <w:color w:val="auto"/>
+          <w:sz w:val="24"/>
+          <w:szCs w:val="24"/>
+        </w:rPr>
+        <w:t xml:space="preserve"> по своему усмотрению, без согласования с Заказчиком. </w:t>
       </w:r>
     </w:p>
     <w:p>
@@ -1651,6 +1623,73 @@
           <w:sz w:val="24"/>
           <w:szCs w:val="24"/>
         </w:rPr>
+        <w:t>4</w:t>
+      </w:r>
+      <w:r>
+        <w:rPr>
+          <w:rFonts w:ascii="Times New Roman" w:eastAsia="Times New Roman" w:hAnsi="Times New Roman" w:cs="Times New Roman"/>
+          <w:color w:val="auto"/>
+          <w:sz w:val="24"/>
+          <w:szCs w:val="24"/>
+        </w:rPr>
+        <w:t xml:space="preserve">. </w:t>
+      </w:r>
+      <w:r>
+        <w:rPr>
+          <w:rFonts w:ascii="Times New Roman" w:hAnsi="Times New Roman" w:cs="Times New Roman"/>
+          <w:color w:val="auto"/>
+          <w:sz w:val="24"/>
+          <w:szCs w:val="24"/>
+        </w:rPr>
+        <w:t xml:space="preserve">Организовать </w:t>
+      </w:r>
+      <w:r>
+        <w:rPr>
+          <w:rFonts w:ascii="Times New Roman" w:hAnsi="Times New Roman" w:cs="Times New Roman"/>
+          <w:color w:val="auto"/>
+          <w:sz w:val="24"/>
+          <w:szCs w:val="24"/>
+        </w:rPr>
+        <w:t>детский отдых</w:t>
+      </w:r>
+      <w:r>
+        <w:rPr>
+          <w:rFonts w:ascii="Times New Roman" w:hAnsi="Times New Roman" w:cs="Times New Roman"/>
+          <w:color w:val="auto"/>
+          <w:sz w:val="24"/>
+          <w:szCs w:val="24"/>
+        </w:rPr>
+        <w:t xml:space="preserve">. </w:t>
+      </w:r>
+    </w:p>
+    <w:p>
+      <w:pPr>
+        <w:spacing w:after="5" w:line="270" w:lineRule="auto"/>
+        <w:ind w:right="24"/>
+        <w:jc w:val="both"/>
+        <w:rPr>
+          <w:rFonts w:ascii="Times New Roman" w:hAnsi="Times New Roman" w:cs="Times New Roman"/>
+          <w:color w:val="auto"/>
+          <w:sz w:val="24"/>
+          <w:szCs w:val="24"/>
+        </w:rPr>
+      </w:pPr>
+      <w:r>
+        <w:rPr>
+          <w:rFonts w:ascii="Times New Roman" w:eastAsia="Times New Roman" w:hAnsi="Times New Roman" w:cs="Times New Roman"/>
+          <w:color w:val="auto"/>
+          <w:sz w:val="24"/>
+          <w:szCs w:val="24"/>
+        </w:rPr>
+        <w:t>4.1.</w:t>
+      </w:r>
+      <w:r>
+        <w:rPr>
+          <w:rFonts w:ascii="Times New Roman" w:eastAsia="Times New Roman" w:hAnsi="Times New Roman" w:cs="Times New Roman"/>
+          <w:color w:val="auto"/>
+          <w:sz w:val="24"/>
+          <w:szCs w:val="24"/>
+        </w:rPr>
         <w:t>5</w:t>
       </w:r>
       <w:r>
@@ -1660,34 +1699,25 @@
           <w:sz w:val="24"/>
           <w:szCs w:val="24"/>
         </w:rPr>
-        <w:t xml:space="preserve">. </w:t>
-      </w:r>
-      <w:r>
-        <w:rPr>
-          <w:rFonts w:ascii="Times New Roman" w:hAnsi="Times New Roman" w:cs="Times New Roman"/>
-          <w:color w:val="auto"/>
-          <w:sz w:val="24"/>
-          <w:szCs w:val="24"/>
-        </w:rPr>
-        <w:t xml:space="preserve">Организовать проведение спортивно-развлекательных мероприятий по программе </w:t>
-      </w:r>
-      <w:r>
-        <w:rPr>
-          <w:rFonts w:ascii="Times New Roman" w:hAnsi="Times New Roman" w:cs="Times New Roman"/>
-          <w:color w:val="auto"/>
-          <w:sz w:val="24"/>
-          <w:szCs w:val="24"/>
-        </w:rPr>
-        <w:t>ООО «Талант система»</w:t>
-      </w:r>
-      <w:r>
-        <w:rPr>
-          <w:rFonts w:ascii="Times New Roman" w:hAnsi="Times New Roman" w:cs="Times New Roman"/>
-          <w:color w:val="auto"/>
-          <w:sz w:val="24"/>
-          <w:szCs w:val="24"/>
-        </w:rPr>
-        <w:t xml:space="preserve">. </w:t>
+        <w:t>. Несовершеннолетние лица размещаются по половому (мальчики/девочки) и возрастному признаку</w:t>
+      </w:r>
+      <w:r>
+        <w:rPr>
+          <w:rFonts w:ascii="Times New Roman" w:eastAsia="Times New Roman" w:hAnsi="Times New Roman" w:cs="Times New Roman"/>
+          <w:color w:val="auto"/>
+          <w:sz w:val="24"/>
+          <w:szCs w:val="24"/>
+        </w:rPr>
+        <w:t>.</w:t>
+      </w:r>
+      <w:r>
+        <w:rPr>
+          <w:rFonts w:ascii="Times New Roman" w:eastAsia="Times New Roman" w:hAnsi="Times New Roman" w:cs="Times New Roman"/>
+          <w:color w:val="auto"/>
+          <w:sz w:val="24"/>
+          <w:szCs w:val="24"/>
+        </w:rPr>
+        <w:t xml:space="preserve"> </w:t>
       </w:r>
     </w:p>
     <w:p>
@@ -1696,123 +1726,29 @@
         <w:ind w:right="25"/>
         <w:jc w:val="both"/>
         <w:rPr>
-          <w:rFonts w:ascii="Times New Roman" w:hAnsi="Times New Roman" w:cs="Times New Roman"/>
-          <w:color w:val="auto"/>
-          <w:sz w:val="24"/>
-          <w:szCs w:val="24"/>
-        </w:rPr>
-      </w:pPr>
-      <w:r>
-        <w:rPr>
-          <w:rFonts w:ascii="Times New Roman" w:eastAsia="Times New Roman" w:hAnsi="Times New Roman" w:cs="Times New Roman"/>
-          <w:color w:val="auto"/>
-          <w:sz w:val="24"/>
-          <w:szCs w:val="24"/>
-        </w:rPr>
-        <w:t>4.1.</w:t>
-      </w:r>
-      <w:r>
-        <w:rPr>
-          <w:rFonts w:ascii="Times New Roman" w:eastAsia="Times New Roman" w:hAnsi="Times New Roman" w:cs="Times New Roman"/>
-          <w:color w:val="auto"/>
-          <w:sz w:val="24"/>
-          <w:szCs w:val="24"/>
-        </w:rPr>
-        <w:t>6</w:t>
-      </w:r>
-      <w:r>
-        <w:rPr>
-          <w:rFonts w:ascii="Times New Roman" w:eastAsia="Times New Roman" w:hAnsi="Times New Roman" w:cs="Times New Roman"/>
-          <w:color w:val="auto"/>
-          <w:sz w:val="24"/>
-          <w:szCs w:val="24"/>
-        </w:rPr>
-        <w:t xml:space="preserve">. Организовать в первый день смены доставку несовершеннолетних лиц из пункта отправления в г. Минске в </w:t>
-      </w:r>
-      <w:r>
-        <w:rPr>
-          <w:rFonts w:ascii="Times New Roman" w:eastAsia="Times New Roman" w:hAnsi="Times New Roman" w:cs="Times New Roman"/>
-          <w:color w:val="auto"/>
-          <w:sz w:val="24"/>
-          <w:szCs w:val="24"/>
-        </w:rPr>
-        <w:t>детский лагерь и</w:t>
-      </w:r>
-      <w:r>
-        <w:rPr>
-          <w:rFonts w:ascii="Times New Roman" w:eastAsia="Times New Roman" w:hAnsi="Times New Roman" w:cs="Times New Roman"/>
-          <w:color w:val="auto"/>
-          <w:sz w:val="24"/>
-          <w:szCs w:val="24"/>
-        </w:rPr>
-        <w:t xml:space="preserve"> обратно в последний день смены согласно графику смен.           </w:t>
-      </w:r>
-    </w:p>
-    <w:p>
-      <w:pPr>
-        <w:spacing w:after="10" w:line="271" w:lineRule="auto"/>
-        <w:ind w:right="19"/>
-        <w:jc w:val="both"/>
-        <w:rPr>
-          <w:rFonts w:ascii="Times New Roman" w:hAnsi="Times New Roman" w:cs="Times New Roman"/>
-          <w:color w:val="auto"/>
-          <w:sz w:val="24"/>
-          <w:szCs w:val="24"/>
-        </w:rPr>
-      </w:pPr>
-      <w:r>
-        <w:rPr>
-          <w:rFonts w:ascii="Times New Roman" w:eastAsia="Times New Roman" w:hAnsi="Times New Roman" w:cs="Times New Roman"/>
-          <w:color w:val="auto"/>
-          <w:sz w:val="24"/>
-          <w:szCs w:val="24"/>
-        </w:rPr>
-        <w:t>Подробная информация о расписании заезда/</w:t>
-      </w:r>
-      <w:r>
-        <w:rPr>
-          <w:rFonts w:ascii="Times New Roman" w:eastAsia="Times New Roman" w:hAnsi="Times New Roman" w:cs="Times New Roman"/>
-          <w:color w:val="auto"/>
-          <w:sz w:val="24"/>
-          <w:szCs w:val="24"/>
-        </w:rPr>
-        <w:t>выезда, места</w:t>
-      </w:r>
-      <w:r>
-        <w:rPr>
-          <w:rFonts w:ascii="Times New Roman" w:eastAsia="Times New Roman" w:hAnsi="Times New Roman" w:cs="Times New Roman"/>
-          <w:color w:val="auto"/>
-          <w:sz w:val="24"/>
-          <w:szCs w:val="24"/>
-        </w:rPr>
-        <w:t xml:space="preserve"> </w:t>
-      </w:r>
-      <w:r>
-        <w:rPr>
-          <w:rFonts w:ascii="Times New Roman" w:eastAsia="Times New Roman" w:hAnsi="Times New Roman" w:cs="Times New Roman"/>
-          <w:color w:val="auto"/>
-          <w:sz w:val="24"/>
-          <w:szCs w:val="24"/>
-        </w:rPr>
-        <w:t>выезда размещается</w:t>
-      </w:r>
-      <w:r>
-        <w:rPr>
-          <w:rFonts w:ascii="Times New Roman" w:eastAsia="Times New Roman" w:hAnsi="Times New Roman" w:cs="Times New Roman"/>
-          <w:color w:val="auto"/>
-          <w:sz w:val="24"/>
-          <w:szCs w:val="24"/>
-        </w:rPr>
-        <w:t xml:space="preserve"> на сайте Исполнителя за 24 (двадцать четыре) часа до заезда/выезда </w:t>
-      </w:r>
-      <w:r>
-        <w:rPr>
-          <w:rFonts w:ascii="Times New Roman" w:eastAsia="Times New Roman" w:hAnsi="Times New Roman" w:cs="Times New Roman"/>
-          <w:color w:val="auto"/>
-          <w:sz w:val="24"/>
-          <w:szCs w:val="24"/>
-        </w:rPr>
-        <w:t>на странице «Детский отдых.</w:t>
+          <w:rFonts w:ascii="Times New Roman" w:eastAsia="Times New Roman" w:hAnsi="Times New Roman" w:cs="Times New Roman"/>
+          <w:b/>
+          <w:sz w:val="24"/>
+        </w:rPr>
+      </w:pPr>
+      <w:r>
+        <w:rPr>
+          <w:rFonts w:ascii="Times New Roman" w:eastAsia="Times New Roman" w:hAnsi="Times New Roman" w:cs="Times New Roman"/>
+          <w:color w:val="auto"/>
+          <w:sz w:val="24"/>
+          <w:szCs w:val="24"/>
+        </w:rPr>
+        <w:t xml:space="preserve">В случае указания недостоверной информации о несовершеннолетнем лице при оформлении заказа, Исполнитель не несет ответственность за расселение по указанным в части первой настоящего пункта </w:t>
+      </w:r>
+      <w:r>
+        <w:rPr>
+          <w:rFonts w:ascii="Times New Roman" w:eastAsia="Times New Roman" w:hAnsi="Times New Roman" w:cs="Times New Roman"/>
+          <w:color w:val="auto"/>
+          <w:sz w:val="24"/>
+          <w:szCs w:val="24"/>
+        </w:rPr>
+        <w:lastRenderedPageBreak/>
+        <w:t xml:space="preserve">признакам и несовершеннолетнее лицо будет размещено исключительно на основании данных, содержащихся в заявке. </w:t>
       </w:r>
     </w:p>
     <w:p>
@@ -1820,115 +1756,21 @@
         <w:spacing w:after="12" w:line="268" w:lineRule="auto"/>
         <w:ind w:right="25"/>
         <w:jc w:val="both"/>
-        <w:rPr>
-          <w:rFonts w:ascii="Times New Roman" w:hAnsi="Times New Roman" w:cs="Times New Roman"/>
-          <w:color w:val="auto"/>
-          <w:sz w:val="24"/>
-          <w:szCs w:val="24"/>
-        </w:rPr>
-      </w:pPr>
-      <w:r>
-        <w:rPr>
-          <w:rFonts w:ascii="Times New Roman" w:eastAsia="Times New Roman" w:hAnsi="Times New Roman" w:cs="Times New Roman"/>
-          <w:color w:val="auto"/>
-          <w:sz w:val="24"/>
-          <w:szCs w:val="24"/>
-        </w:rPr>
-        <w:t>4.1.</w:t>
-      </w:r>
-      <w:r>
-        <w:rPr>
-          <w:rFonts w:ascii="Times New Roman" w:eastAsia="Times New Roman" w:hAnsi="Times New Roman" w:cs="Times New Roman"/>
-          <w:color w:val="auto"/>
-          <w:sz w:val="24"/>
-          <w:szCs w:val="24"/>
-        </w:rPr>
-        <w:t>7</w:t>
-      </w:r>
-      <w:r>
-        <w:rPr>
-          <w:rFonts w:ascii="Times New Roman" w:eastAsia="Times New Roman" w:hAnsi="Times New Roman" w:cs="Times New Roman"/>
-          <w:color w:val="auto"/>
-          <w:sz w:val="24"/>
-          <w:szCs w:val="24"/>
-        </w:rPr>
-        <w:t xml:space="preserve">. Принять лицо для пребывания в </w:t>
-      </w:r>
-      <w:r>
-        <w:rPr>
-          <w:rFonts w:ascii="Times New Roman" w:eastAsia="Times New Roman" w:hAnsi="Times New Roman" w:cs="Times New Roman"/>
-          <w:color w:val="auto"/>
-          <w:sz w:val="24"/>
-          <w:szCs w:val="24"/>
-        </w:rPr>
-        <w:t>детском лагере</w:t>
-      </w:r>
-      <w:r>
-        <w:rPr>
-          <w:rFonts w:ascii="Times New Roman" w:eastAsia="Times New Roman" w:hAnsi="Times New Roman" w:cs="Times New Roman"/>
-          <w:color w:val="auto"/>
-          <w:sz w:val="24"/>
-          <w:szCs w:val="24"/>
-        </w:rPr>
-        <w:t xml:space="preserve"> на период, указанное в путевке. </w:t>
-      </w:r>
-    </w:p>
-    <w:p>
-      <w:pPr>
-        <w:spacing w:after="5" w:line="270" w:lineRule="auto"/>
-        <w:ind w:right="24"/>
-        <w:jc w:val="both"/>
-        <w:rPr>
-          <w:rFonts w:ascii="Times New Roman" w:hAnsi="Times New Roman" w:cs="Times New Roman"/>
-          <w:color w:val="auto"/>
-          <w:sz w:val="24"/>
-          <w:szCs w:val="24"/>
-        </w:rPr>
-      </w:pPr>
-      <w:r>
-        <w:rPr>
-          <w:rFonts w:ascii="Times New Roman" w:eastAsia="Times New Roman" w:hAnsi="Times New Roman" w:cs="Times New Roman"/>
-          <w:color w:val="auto"/>
-          <w:sz w:val="24"/>
-          <w:szCs w:val="24"/>
-        </w:rPr>
-        <w:t>4.1.</w:t>
-      </w:r>
-      <w:r>
-        <w:rPr>
-          <w:rFonts w:ascii="Times New Roman" w:eastAsia="Times New Roman" w:hAnsi="Times New Roman" w:cs="Times New Roman"/>
-          <w:color w:val="auto"/>
-          <w:sz w:val="24"/>
-          <w:szCs w:val="24"/>
-        </w:rPr>
-        <w:t>8</w:t>
-      </w:r>
-      <w:r>
-        <w:rPr>
-          <w:rFonts w:ascii="Times New Roman" w:eastAsia="Times New Roman" w:hAnsi="Times New Roman" w:cs="Times New Roman"/>
-          <w:color w:val="auto"/>
-          <w:sz w:val="24"/>
-          <w:szCs w:val="24"/>
-        </w:rPr>
-        <w:t>. Несовершеннолетние лица размещаются по половому (мальчики/девочки) и возрастному признаку</w:t>
-      </w:r>
-      <w:r>
-        <w:rPr>
-          <w:rFonts w:ascii="Times New Roman" w:eastAsia="Times New Roman" w:hAnsi="Times New Roman" w:cs="Times New Roman"/>
-          <w:color w:val="auto"/>
-          <w:sz w:val="24"/>
-          <w:szCs w:val="24"/>
-        </w:rPr>
-        <w:t>.</w:t>
-      </w:r>
-      <w:r>
-        <w:rPr>
-          <w:rFonts w:ascii="Times New Roman" w:eastAsia="Times New Roman" w:hAnsi="Times New Roman" w:cs="Times New Roman"/>
-          <w:color w:val="auto"/>
-          <w:sz w:val="24"/>
-          <w:szCs w:val="24"/>
-        </w:rPr>
-        <w:t xml:space="preserve"> </w:t>
+      </w:pPr>
+      <w:r>
+        <w:rPr>
+          <w:rFonts w:ascii="Times New Roman" w:eastAsia="Times New Roman" w:hAnsi="Times New Roman" w:cs="Times New Roman"/>
+          <w:b/>
+          <w:sz w:val="24"/>
+        </w:rPr>
+        <w:t>4.2. Исполнитель имеет право</w:t>
+      </w:r>
+      <w:r>
+        <w:rPr>
+          <w:rFonts w:ascii="Times New Roman" w:eastAsia="Times New Roman" w:hAnsi="Times New Roman" w:cs="Times New Roman"/>
+          <w:sz w:val="24"/>
+        </w:rPr>
+        <w:t xml:space="preserve">: </w:t>
       </w:r>
     </w:p>
     <w:p>
@@ -1936,20 +1778,20 @@
         <w:spacing w:after="12" w:line="268" w:lineRule="auto"/>
         <w:ind w:right="25"/>
         <w:jc w:val="both"/>
-        <w:rPr>
-          <w:rFonts w:ascii="Times New Roman" w:eastAsia="Times New Roman" w:hAnsi="Times New Roman" w:cs="Times New Roman"/>
-          <w:b/>
-          <w:sz w:val="24"/>
-        </w:rPr>
-      </w:pPr>
-      <w:r>
-        <w:rPr>
-          <w:rFonts w:ascii="Times New Roman" w:eastAsia="Times New Roman" w:hAnsi="Times New Roman" w:cs="Times New Roman"/>
-          <w:color w:val="auto"/>
-          <w:sz w:val="24"/>
-          <w:szCs w:val="24"/>
-        </w:rPr>
-        <w:t xml:space="preserve">В случае указания недостоверной информации о несовершеннолетнем лице при оформлении заказа, Исполнитель не несет ответственность за расселение по указанным в части первой настоящего пункта признакам и несовершеннолетнее лицо будет размещено исключительно на основании данных, содержащихся в заявке. </w:t>
+      </w:pPr>
+      <w:r>
+        <w:rPr>
+          <w:rFonts w:ascii="Times New Roman" w:eastAsia="Times New Roman" w:hAnsi="Times New Roman" w:cs="Times New Roman"/>
+          <w:sz w:val="24"/>
+        </w:rPr>
+        <w:t>4.2.1. Н</w:t>
+      </w:r>
+      <w:r>
+        <w:rPr>
+          <w:rFonts w:ascii="Times New Roman" w:eastAsia="Times New Roman" w:hAnsi="Times New Roman" w:cs="Times New Roman"/>
+          <w:sz w:val="24"/>
+        </w:rPr>
+        <w:t xml:space="preserve">а своевременное получение от Заказчика полной, достоверной информации, документов, сведений о себе в объеме, необходимом для исполнения обязательств по Договору, а также расторгнуть Договор в одностороннем порядке: </w:t>
       </w:r>
     </w:p>
     <w:p>
@@ -1961,17 +1803,9 @@
       <w:r>
         <w:rPr>
           <w:rFonts w:ascii="Times New Roman" w:eastAsia="Times New Roman" w:hAnsi="Times New Roman" w:cs="Times New Roman"/>
-          <w:b/>
-          <w:sz w:val="24"/>
-        </w:rPr>
-        <w:t>4.2. Исполнитель имеет право</w:t>
-      </w:r>
-      <w:r>
-        <w:rPr>
-          <w:rFonts w:ascii="Times New Roman" w:eastAsia="Times New Roman" w:hAnsi="Times New Roman" w:cs="Times New Roman"/>
-          <w:sz w:val="24"/>
-        </w:rPr>
-        <w:t xml:space="preserve">: </w:t>
+          <w:sz w:val="24"/>
+        </w:rPr>
+        <w:t xml:space="preserve">при невыполнении Заказчиком требований Исполнителя; </w:t>
       </w:r>
     </w:p>
     <w:p>
@@ -1985,41 +1819,6 @@
           <w:rFonts w:ascii="Times New Roman" w:eastAsia="Times New Roman" w:hAnsi="Times New Roman" w:cs="Times New Roman"/>
           <w:sz w:val="24"/>
         </w:rPr>
-        <w:t>4.2.1. Н</w:t>
-      </w:r>
-      <w:r>
-        <w:rPr>
-          <w:rFonts w:ascii="Times New Roman" w:eastAsia="Times New Roman" w:hAnsi="Times New Roman" w:cs="Times New Roman"/>
-          <w:sz w:val="24"/>
-        </w:rPr>
-        <w:t xml:space="preserve">а своевременное получение от Заказчика полной, достоверной информации, документов, сведений о себе в объеме, необходимом для исполнения обязательств по Договору, а также расторгнуть Договор в одностороннем порядке: </w:t>
-      </w:r>
-    </w:p>
-    <w:p>
-      <w:pPr>
-        <w:spacing w:after="12" w:line="268" w:lineRule="auto"/>
-        <w:ind w:right="25"/>
-        <w:jc w:val="both"/>
-      </w:pPr>
-      <w:r>
-        <w:rPr>
-          <w:rFonts w:ascii="Times New Roman" w:eastAsia="Times New Roman" w:hAnsi="Times New Roman" w:cs="Times New Roman"/>
-          <w:sz w:val="24"/>
-        </w:rPr>
-        <w:t xml:space="preserve">при невыполнении Заказчиком требований Исполнителя; </w:t>
-      </w:r>
-    </w:p>
-    <w:p>
-      <w:pPr>
-        <w:spacing w:after="12" w:line="268" w:lineRule="auto"/>
-        <w:ind w:right="25"/>
-        <w:jc w:val="both"/>
-      </w:pPr>
-      <w:r>
-        <w:rPr>
-          <w:rFonts w:ascii="Times New Roman" w:eastAsia="Times New Roman" w:hAnsi="Times New Roman" w:cs="Times New Roman"/>
-          <w:sz w:val="24"/>
-        </w:rPr>
         <w:t xml:space="preserve">при нарушении Заказчиком и/или лицом, для которого приобретались </w:t>
       </w:r>
       <w:r>
@@ -2036,26 +1835,12 @@
         </w:rPr>
         <w:t xml:space="preserve"> </w:t>
       </w:r>
-    </w:p>
-    <w:p>
-      <w:pPr>
-        <w:spacing w:after="12" w:line="268" w:lineRule="auto"/>
-        <w:ind w:right="25"/>
-        <w:jc w:val="both"/>
-      </w:pPr>
-      <w:r>
-        <w:rPr>
-          <w:rFonts w:ascii="Times New Roman" w:eastAsia="Times New Roman" w:hAnsi="Times New Roman" w:cs="Times New Roman"/>
-          <w:sz w:val="24"/>
-        </w:rPr>
-        <w:t xml:space="preserve">пребывания в </w:t>
-      </w:r>
-      <w:r>
-        <w:rPr>
-          <w:rFonts w:ascii="Times New Roman" w:eastAsia="Times New Roman" w:hAnsi="Times New Roman" w:cs="Times New Roman"/>
-          <w:sz w:val="24"/>
-        </w:rPr>
-        <w:t>детском лагере</w:t>
+      <w:r>
+        <w:rPr>
+          <w:rFonts w:ascii="Times New Roman" w:eastAsia="Times New Roman" w:hAnsi="Times New Roman" w:cs="Times New Roman"/>
+          <w:sz w:val="24"/>
+        </w:rPr>
+        <w:t>пребывания</w:t>
       </w:r>
       <w:r>
         <w:rPr>
@@ -2143,7 +1928,39 @@
           <w:szCs w:val="24"/>
           <w:lang w:eastAsia="en-US"/>
         </w:rPr>
-        <w:t xml:space="preserve"> чата, телефон +375296442032.</w:t>
+        <w:t xml:space="preserve"> чата, </w:t>
+      </w:r>
+      <w:proofErr w:type="spellStart"/>
+      <w:r>
+        <w:rPr>
+          <w:rFonts w:ascii="Times New Roman" w:eastAsiaTheme="minorHAnsi" w:hAnsi="Times New Roman" w:cs="Times New Roman"/>
+          <w:color w:val="auto"/>
+          <w:sz w:val="24"/>
+          <w:szCs w:val="24"/>
+          <w:lang w:eastAsia="en-US"/>
+        </w:rPr>
+        <w:t>вайбер</w:t>
+      </w:r>
+      <w:proofErr w:type="spellEnd"/>
+      <w:r>
+        <w:rPr>
+          <w:rFonts w:ascii="Times New Roman" w:eastAsiaTheme="minorHAnsi" w:hAnsi="Times New Roman" w:cs="Times New Roman"/>
+          <w:color w:val="auto"/>
+          <w:sz w:val="24"/>
+          <w:szCs w:val="24"/>
+          <w:lang w:eastAsia="en-US"/>
+        </w:rPr>
+        <w:t xml:space="preserve">-чата, </w:t>
+      </w:r>
+      <w:r>
+        <w:rPr>
+          <w:rFonts w:ascii="Times New Roman" w:eastAsiaTheme="minorHAnsi" w:hAnsi="Times New Roman" w:cs="Times New Roman"/>
+          <w:color w:val="auto"/>
+          <w:sz w:val="24"/>
+          <w:szCs w:val="24"/>
+          <w:lang w:eastAsia="en-US"/>
+        </w:rPr>
+        <w:t>телефон +375296442032.</w:t>
       </w:r>
     </w:p>
     <w:p>
@@ -2218,12 +2035,636 @@
         <w:spacing w:after="5" w:line="270" w:lineRule="auto"/>
         <w:ind w:right="24"/>
         <w:jc w:val="both"/>
+      </w:pPr>
+      <w:r>
         <w:rPr>
           <w:rFonts w:ascii="Times New Roman" w:eastAsia="Times New Roman" w:hAnsi="Times New Roman" w:cs="Times New Roman"/>
           <w:b/>
           <w:sz w:val="24"/>
         </w:rPr>
-      </w:pPr>
+        <w:t xml:space="preserve">4.3.  Заказчик обязан: </w:t>
+      </w:r>
+    </w:p>
+    <w:p>
+      <w:pPr>
+        <w:spacing w:after="12" w:line="268" w:lineRule="auto"/>
+        <w:ind w:right="25"/>
+        <w:jc w:val="both"/>
+        <w:rPr>
+          <w:rFonts w:ascii="Times New Roman" w:hAnsi="Times New Roman" w:cs="Times New Roman"/>
+        </w:rPr>
+      </w:pPr>
+      <w:r>
+        <w:rPr>
+          <w:rFonts w:ascii="Times New Roman" w:eastAsia="Times New Roman" w:hAnsi="Times New Roman" w:cs="Times New Roman"/>
+          <w:sz w:val="24"/>
+        </w:rPr>
+        <w:t xml:space="preserve">4.3.1. </w:t>
+      </w:r>
+      <w:r>
+        <w:rPr>
+          <w:rFonts w:ascii="Times New Roman" w:eastAsia="Times New Roman" w:hAnsi="Times New Roman" w:cs="Times New Roman"/>
+          <w:sz w:val="24"/>
+        </w:rPr>
+        <w:t>О</w:t>
+      </w:r>
+      <w:r>
+        <w:rPr>
+          <w:rFonts w:ascii="Times New Roman" w:eastAsia="Times New Roman" w:hAnsi="Times New Roman" w:cs="Times New Roman"/>
+          <w:sz w:val="24"/>
+        </w:rPr>
+        <w:t xml:space="preserve">знакомиться с информацией о </w:t>
+      </w:r>
+      <w:r>
+        <w:rPr>
+          <w:rFonts w:ascii="Times New Roman" w:eastAsia="Times New Roman" w:hAnsi="Times New Roman" w:cs="Times New Roman"/>
+          <w:sz w:val="24"/>
+        </w:rPr>
+        <w:t>месте отдыха</w:t>
+      </w:r>
+      <w:r>
+        <w:rPr>
+          <w:rFonts w:ascii="Times New Roman" w:eastAsia="Times New Roman" w:hAnsi="Times New Roman" w:cs="Times New Roman"/>
+          <w:sz w:val="24"/>
+        </w:rPr>
+        <w:t xml:space="preserve">, Правилами пребывания, видами и стоимостью услуг, информацией о </w:t>
+      </w:r>
+      <w:r>
+        <w:rPr>
+          <w:rFonts w:ascii="Times New Roman" w:eastAsia="Times New Roman" w:hAnsi="Times New Roman" w:cs="Times New Roman"/>
+          <w:sz w:val="24"/>
+        </w:rPr>
+        <w:t>услугах,</w:t>
+      </w:r>
+      <w:r>
+        <w:rPr>
+          <w:rFonts w:ascii="Times New Roman" w:eastAsia="Times New Roman" w:hAnsi="Times New Roman" w:cs="Times New Roman"/>
+          <w:sz w:val="24"/>
+        </w:rPr>
+        <w:t xml:space="preserve"> контактах Исполнителя, графиком </w:t>
+      </w:r>
+      <w:r>
+        <w:rPr>
+          <w:rFonts w:ascii="Times New Roman" w:eastAsia="Times New Roman" w:hAnsi="Times New Roman" w:cs="Times New Roman"/>
+          <w:sz w:val="24"/>
+        </w:rPr>
+        <w:t>отдыха детей</w:t>
+      </w:r>
+      <w:r>
+        <w:rPr>
+          <w:rFonts w:ascii="Times New Roman" w:eastAsia="Times New Roman" w:hAnsi="Times New Roman" w:cs="Times New Roman"/>
+          <w:sz w:val="24"/>
+        </w:rPr>
+        <w:t xml:space="preserve">, и прочей информацией, необходимой для надлежащего исполнения Договора. </w:t>
+      </w:r>
+    </w:p>
+    <w:p>
+      <w:pPr>
+        <w:spacing w:after="12" w:line="268" w:lineRule="auto"/>
+        <w:ind w:right="25"/>
+        <w:jc w:val="both"/>
+        <w:rPr>
+          <w:rFonts w:ascii="Times New Roman" w:hAnsi="Times New Roman" w:cs="Times New Roman"/>
+        </w:rPr>
+      </w:pPr>
+      <w:r>
+        <w:rPr>
+          <w:rFonts w:ascii="Times New Roman" w:eastAsia="Times New Roman" w:hAnsi="Times New Roman" w:cs="Times New Roman"/>
+          <w:sz w:val="24"/>
+        </w:rPr>
+        <w:t xml:space="preserve">4.3.2. </w:t>
+      </w:r>
+      <w:r>
+        <w:rPr>
+          <w:rFonts w:ascii="Times New Roman" w:eastAsia="Times New Roman" w:hAnsi="Times New Roman" w:cs="Times New Roman"/>
+          <w:sz w:val="24"/>
+        </w:rPr>
+        <w:t>П</w:t>
+      </w:r>
+      <w:r>
+        <w:rPr>
+          <w:rFonts w:ascii="Times New Roman" w:eastAsia="Times New Roman" w:hAnsi="Times New Roman" w:cs="Times New Roman"/>
+          <w:sz w:val="24"/>
+        </w:rPr>
+        <w:t>осле оформления заказа</w:t>
+      </w:r>
+      <w:r>
+        <w:rPr>
+          <w:rFonts w:ascii="Times New Roman" w:eastAsia="Times New Roman" w:hAnsi="Times New Roman" w:cs="Times New Roman"/>
+          <w:sz w:val="24"/>
+        </w:rPr>
+        <w:t xml:space="preserve"> (бронировании)</w:t>
+      </w:r>
+      <w:r>
+        <w:rPr>
+          <w:rFonts w:ascii="Times New Roman" w:eastAsia="Times New Roman" w:hAnsi="Times New Roman" w:cs="Times New Roman"/>
+          <w:sz w:val="24"/>
+        </w:rPr>
+        <w:t xml:space="preserve"> на предоставление услуг произвести оплату согласно выставленного Исполнителем счета в срок не более 3 (трех) дней с даты выставления счета</w:t>
+      </w:r>
+      <w:r>
+        <w:rPr>
+          <w:rFonts w:ascii="Times New Roman" w:eastAsia="Times New Roman" w:hAnsi="Times New Roman" w:cs="Times New Roman"/>
+          <w:sz w:val="24"/>
+        </w:rPr>
+        <w:t>.</w:t>
+      </w:r>
+      <w:r>
+        <w:rPr>
+          <w:rFonts w:ascii="Times New Roman" w:eastAsia="Times New Roman" w:hAnsi="Times New Roman" w:cs="Times New Roman"/>
+          <w:sz w:val="24"/>
+        </w:rPr>
+        <w:t xml:space="preserve"> </w:t>
+      </w:r>
+    </w:p>
+    <w:p>
+      <w:pPr>
+        <w:spacing w:after="12" w:line="268" w:lineRule="auto"/>
+        <w:ind w:right="25"/>
+        <w:jc w:val="both"/>
+        <w:rPr>
+          <w:rFonts w:ascii="Times New Roman" w:hAnsi="Times New Roman" w:cs="Times New Roman"/>
+        </w:rPr>
+      </w:pPr>
+      <w:r>
+        <w:rPr>
+          <w:rFonts w:ascii="Times New Roman" w:eastAsia="Times New Roman" w:hAnsi="Times New Roman" w:cs="Times New Roman"/>
+          <w:sz w:val="24"/>
+        </w:rPr>
+        <w:t>4.3.3. О</w:t>
+      </w:r>
+      <w:r>
+        <w:rPr>
+          <w:rFonts w:ascii="Times New Roman" w:eastAsia="Times New Roman" w:hAnsi="Times New Roman" w:cs="Times New Roman"/>
+          <w:sz w:val="24"/>
+        </w:rPr>
+        <w:t xml:space="preserve">беспечить доведение законными представителями до несовершеннолетних лиц необходимость соблюдения Правил пребывания При нарушении детьми, их законными представителями или представителя Заказчика правил пребывания и внутреннего распорядка на территории </w:t>
+      </w:r>
+      <w:r>
+        <w:rPr>
+          <w:rFonts w:ascii="Times New Roman" w:eastAsia="Times New Roman" w:hAnsi="Times New Roman" w:cs="Times New Roman"/>
+          <w:sz w:val="24"/>
+        </w:rPr>
+        <w:t xml:space="preserve">санатория </w:t>
+      </w:r>
+      <w:r>
+        <w:rPr>
+          <w:rFonts w:ascii="Times New Roman" w:eastAsia="Times New Roman" w:hAnsi="Times New Roman" w:cs="Times New Roman"/>
+          <w:sz w:val="24"/>
+        </w:rPr>
+        <w:t>(курение, распитие спиртных напитков, самостоятельный выход за территорию в дневное и ночное время, порча личных вещей и продуктов питания других отдыхающих и/или Исполнителя, оскорбление, унижение человеческого достоинства, использование нецензурной лексики (мата) в общении, запрещенной символики, совершение иных действий провокационного и (или) хулиганского характера, противоречащих социальным, духовным и моральным обычаям, здоровому физическому и психическому развитию детей и так далее) Исполнитель имеет право исключить несовершеннолетнее лицо, прибывшее</w:t>
+      </w:r>
+      <w:r>
+        <w:rPr>
+          <w:rFonts w:ascii="Times New Roman" w:eastAsia="Times New Roman" w:hAnsi="Times New Roman" w:cs="Times New Roman"/>
+          <w:sz w:val="24"/>
+        </w:rPr>
+        <w:t xml:space="preserve"> на детском отдыхе</w:t>
+      </w:r>
+      <w:r>
+        <w:rPr>
+          <w:rFonts w:ascii="Times New Roman" w:eastAsia="Times New Roman" w:hAnsi="Times New Roman" w:cs="Times New Roman"/>
+          <w:sz w:val="24"/>
+        </w:rPr>
+        <w:t xml:space="preserve"> и прервать его нахождение </w:t>
+      </w:r>
+      <w:r>
+        <w:rPr>
+          <w:rFonts w:ascii="Times New Roman" w:eastAsia="Times New Roman" w:hAnsi="Times New Roman" w:cs="Times New Roman"/>
+          <w:sz w:val="24"/>
+        </w:rPr>
+        <w:t xml:space="preserve">до </w:t>
+      </w:r>
+      <w:r>
+        <w:rPr>
+          <w:rFonts w:ascii="Times New Roman" w:eastAsia="Times New Roman" w:hAnsi="Times New Roman" w:cs="Times New Roman"/>
+          <w:sz w:val="24"/>
+        </w:rPr>
+        <w:t xml:space="preserve"> окончания срока действия </w:t>
+      </w:r>
+      <w:r>
+        <w:rPr>
+          <w:rFonts w:ascii="Times New Roman" w:eastAsia="Times New Roman" w:hAnsi="Times New Roman" w:cs="Times New Roman"/>
+          <w:sz w:val="24"/>
+        </w:rPr>
+        <w:t>оказания услуг</w:t>
+      </w:r>
+      <w:r>
+        <w:rPr>
+          <w:rFonts w:ascii="Times New Roman" w:eastAsia="Times New Roman" w:hAnsi="Times New Roman" w:cs="Times New Roman"/>
+          <w:sz w:val="24"/>
+        </w:rPr>
+        <w:t xml:space="preserve"> без возврата стоимости оставшихся дней </w:t>
+      </w:r>
+      <w:r>
+        <w:rPr>
+          <w:rFonts w:ascii="Times New Roman" w:eastAsia="Times New Roman" w:hAnsi="Times New Roman" w:cs="Times New Roman"/>
+          <w:sz w:val="24"/>
+        </w:rPr>
+        <w:t>отдыха</w:t>
+      </w:r>
+      <w:r>
+        <w:rPr>
+          <w:rFonts w:ascii="Times New Roman" w:eastAsia="Times New Roman" w:hAnsi="Times New Roman" w:cs="Times New Roman"/>
+          <w:sz w:val="24"/>
+        </w:rPr>
+        <w:t xml:space="preserve">. </w:t>
+      </w:r>
+    </w:p>
+    <w:p>
+      <w:pPr>
+        <w:spacing w:after="10" w:line="271" w:lineRule="auto"/>
+        <w:ind w:right="19"/>
+        <w:jc w:val="both"/>
+        <w:rPr>
+          <w:rFonts w:ascii="Times New Roman" w:hAnsi="Times New Roman" w:cs="Times New Roman"/>
+          <w:color w:val="auto"/>
+        </w:rPr>
+      </w:pPr>
+      <w:r>
+        <w:rPr>
+          <w:rFonts w:ascii="Times New Roman" w:eastAsia="Times New Roman" w:hAnsi="Times New Roman" w:cs="Times New Roman"/>
+          <w:color w:val="auto"/>
+          <w:sz w:val="24"/>
+        </w:rPr>
+        <w:t xml:space="preserve">Законный представитель дает свое согласие Исполнителю на осмотр личных вещей несовершеннолетнего на предмет наличия продуктов питания, </w:t>
+      </w:r>
+      <w:r>
+        <w:rPr>
+          <w:rFonts w:ascii="Times New Roman" w:eastAsia="Times New Roman" w:hAnsi="Times New Roman" w:cs="Times New Roman"/>
+          <w:color w:val="auto"/>
+          <w:sz w:val="24"/>
+        </w:rPr>
+        <w:t>напитков,</w:t>
+      </w:r>
+      <w:r>
+        <w:rPr>
+          <w:rFonts w:ascii="Times New Roman" w:eastAsia="Times New Roman" w:hAnsi="Times New Roman" w:cs="Times New Roman"/>
+          <w:color w:val="auto"/>
+          <w:sz w:val="24"/>
+        </w:rPr>
+        <w:t xml:space="preserve"> сигарет и всевозможных курительных </w:t>
+      </w:r>
+      <w:r>
+        <w:rPr>
+          <w:rFonts w:ascii="Times New Roman" w:eastAsia="Times New Roman" w:hAnsi="Times New Roman" w:cs="Times New Roman"/>
+          <w:color w:val="auto"/>
+          <w:sz w:val="24"/>
+        </w:rPr>
+        <w:t>предметов,</w:t>
+      </w:r>
+      <w:r>
+        <w:rPr>
+          <w:rFonts w:ascii="Times New Roman" w:eastAsia="Times New Roman" w:hAnsi="Times New Roman" w:cs="Times New Roman"/>
+          <w:color w:val="auto"/>
+          <w:sz w:val="24"/>
+        </w:rPr>
+        <w:t xml:space="preserve"> медикаментов и т.д. запрещенных для употребления в </w:t>
+      </w:r>
+      <w:r>
+        <w:rPr>
+          <w:rFonts w:ascii="Times New Roman" w:eastAsia="Times New Roman" w:hAnsi="Times New Roman" w:cs="Times New Roman"/>
+          <w:color w:val="auto"/>
+          <w:sz w:val="24"/>
+        </w:rPr>
+        <w:t xml:space="preserve">детском </w:t>
+      </w:r>
+      <w:r>
+        <w:rPr>
+          <w:rFonts w:ascii="Times New Roman" w:eastAsia="Times New Roman" w:hAnsi="Times New Roman" w:cs="Times New Roman"/>
+          <w:color w:val="auto"/>
+          <w:sz w:val="24"/>
+        </w:rPr>
+        <w:t>санатории</w:t>
+      </w:r>
+      <w:r>
+        <w:rPr>
+          <w:rFonts w:ascii="Times New Roman" w:eastAsia="Times New Roman" w:hAnsi="Times New Roman" w:cs="Times New Roman"/>
+          <w:color w:val="auto"/>
+          <w:sz w:val="24"/>
+        </w:rPr>
+        <w:t xml:space="preserve"> и/или законодательством Республики Беларусь. </w:t>
+      </w:r>
+    </w:p>
+    <w:p>
+      <w:pPr>
+        <w:spacing w:after="10" w:line="271" w:lineRule="auto"/>
+        <w:ind w:right="19"/>
+        <w:jc w:val="both"/>
+        <w:rPr>
+          <w:rFonts w:ascii="Times New Roman" w:hAnsi="Times New Roman" w:cs="Times New Roman"/>
+          <w:color w:val="auto"/>
+        </w:rPr>
+      </w:pPr>
+      <w:r>
+        <w:rPr>
+          <w:rFonts w:ascii="Times New Roman" w:eastAsia="Times New Roman" w:hAnsi="Times New Roman" w:cs="Times New Roman"/>
+          <w:color w:val="auto"/>
+          <w:sz w:val="24"/>
+        </w:rPr>
+        <w:t xml:space="preserve">В случае обнаружения у несовершеннолетнего отдыхающего запрещенных к использованию </w:t>
+      </w:r>
+      <w:r>
+        <w:rPr>
+          <w:rFonts w:ascii="Times New Roman" w:eastAsia="Times New Roman" w:hAnsi="Times New Roman" w:cs="Times New Roman"/>
+          <w:color w:val="auto"/>
+          <w:sz w:val="24"/>
+        </w:rPr>
+        <w:t>предметов,</w:t>
+      </w:r>
+      <w:r>
+        <w:rPr>
+          <w:rFonts w:ascii="Times New Roman" w:eastAsia="Times New Roman" w:hAnsi="Times New Roman" w:cs="Times New Roman"/>
+          <w:color w:val="auto"/>
+          <w:sz w:val="24"/>
+        </w:rPr>
+        <w:t xml:space="preserve"> </w:t>
+      </w:r>
+      <w:r>
+        <w:rPr>
+          <w:rFonts w:ascii="Times New Roman" w:eastAsia="Times New Roman" w:hAnsi="Times New Roman" w:cs="Times New Roman"/>
+          <w:color w:val="auto"/>
+          <w:sz w:val="24"/>
+        </w:rPr>
+        <w:t>продуктов питания,</w:t>
+      </w:r>
+      <w:r>
+        <w:rPr>
+          <w:rFonts w:ascii="Times New Roman" w:eastAsia="Times New Roman" w:hAnsi="Times New Roman" w:cs="Times New Roman"/>
+          <w:color w:val="auto"/>
+          <w:sz w:val="24"/>
+        </w:rPr>
+        <w:t xml:space="preserve"> запрещенных </w:t>
+      </w:r>
+      <w:r>
+        <w:rPr>
+          <w:rFonts w:ascii="Times New Roman" w:eastAsia="Times New Roman" w:hAnsi="Times New Roman" w:cs="Times New Roman"/>
+          <w:color w:val="auto"/>
+          <w:sz w:val="24"/>
+        </w:rPr>
+        <w:t>к употреблениям- таким предметам</w:t>
+      </w:r>
+      <w:r>
+        <w:rPr>
+          <w:rFonts w:ascii="Times New Roman" w:eastAsia="Times New Roman" w:hAnsi="Times New Roman" w:cs="Times New Roman"/>
+          <w:color w:val="auto"/>
+          <w:sz w:val="24"/>
+        </w:rPr>
+        <w:t xml:space="preserve"> и </w:t>
+      </w:r>
+      <w:r>
+        <w:rPr>
+          <w:rFonts w:ascii="Times New Roman" w:eastAsia="Times New Roman" w:hAnsi="Times New Roman" w:cs="Times New Roman"/>
+          <w:color w:val="auto"/>
+          <w:sz w:val="24"/>
+        </w:rPr>
+        <w:t>продукты,</w:t>
+      </w:r>
+      <w:r>
+        <w:rPr>
+          <w:rFonts w:ascii="Times New Roman" w:eastAsia="Times New Roman" w:hAnsi="Times New Roman" w:cs="Times New Roman"/>
+          <w:color w:val="auto"/>
+          <w:sz w:val="24"/>
+        </w:rPr>
+        <w:t xml:space="preserve"> изымаются до окончания </w:t>
+      </w:r>
+      <w:r>
+        <w:rPr>
+          <w:rFonts w:ascii="Times New Roman" w:eastAsia="Times New Roman" w:hAnsi="Times New Roman" w:cs="Times New Roman"/>
+          <w:color w:val="auto"/>
+          <w:sz w:val="24"/>
+        </w:rPr>
+        <w:t xml:space="preserve">отдыха </w:t>
+      </w:r>
+      <w:r>
+        <w:rPr>
+          <w:rFonts w:ascii="Times New Roman" w:eastAsia="Times New Roman" w:hAnsi="Times New Roman" w:cs="Times New Roman"/>
+          <w:color w:val="auto"/>
+          <w:sz w:val="24"/>
+        </w:rPr>
+        <w:t xml:space="preserve">и возвращаются перед отъездом домой. За сохранность изъятых предметов и продуктов Исполнитель ответственности не несет. </w:t>
+      </w:r>
+    </w:p>
+    <w:p>
+      <w:pPr>
+        <w:spacing w:after="12" w:line="268" w:lineRule="auto"/>
+        <w:ind w:right="25"/>
+        <w:jc w:val="both"/>
+        <w:rPr>
+          <w:rFonts w:ascii="Times New Roman" w:hAnsi="Times New Roman" w:cs="Times New Roman"/>
+        </w:rPr>
+      </w:pPr>
+      <w:r>
+        <w:rPr>
+          <w:rFonts w:ascii="Times New Roman" w:eastAsia="Times New Roman" w:hAnsi="Times New Roman" w:cs="Times New Roman"/>
+          <w:sz w:val="24"/>
+        </w:rPr>
+        <w:t xml:space="preserve">4.3.4. При наличии у лица, для которого приобретается </w:t>
+      </w:r>
+      <w:r>
+        <w:rPr>
+          <w:rFonts w:ascii="Times New Roman" w:eastAsia="Times New Roman" w:hAnsi="Times New Roman" w:cs="Times New Roman"/>
+          <w:sz w:val="24"/>
+        </w:rPr>
+        <w:t>Услуга</w:t>
+      </w:r>
+      <w:r>
+        <w:rPr>
+          <w:rFonts w:ascii="Times New Roman" w:eastAsia="Times New Roman" w:hAnsi="Times New Roman" w:cs="Times New Roman"/>
+          <w:sz w:val="24"/>
+        </w:rPr>
+        <w:t>, заболеваний (аллергия, астма, всевозможные расстройства нервной системы и т.п.), при которых необходим (рекомендован) дополнительный конт</w:t>
+      </w:r>
+      <w:r>
+        <w:rPr>
+          <w:rFonts w:ascii="Times New Roman" w:eastAsia="Times New Roman" w:hAnsi="Times New Roman" w:cs="Times New Roman"/>
+          <w:sz w:val="24"/>
+        </w:rPr>
+        <w:t>роль со стороны сопровождающих</w:t>
+      </w:r>
+      <w:r>
+        <w:rPr>
+          <w:rFonts w:ascii="Times New Roman" w:eastAsia="Times New Roman" w:hAnsi="Times New Roman" w:cs="Times New Roman"/>
+          <w:sz w:val="24"/>
+        </w:rPr>
+        <w:t>, медицинского персонала, определенное питание, Заказчик обязан проинформировать Исполнителя и согласовать с ним возможность организации бе</w:t>
+      </w:r>
+      <w:r>
+        <w:rPr>
+          <w:rFonts w:ascii="Times New Roman" w:eastAsia="Times New Roman" w:hAnsi="Times New Roman" w:cs="Times New Roman"/>
+          <w:sz w:val="24"/>
+        </w:rPr>
+        <w:t>зопасного пребывания этого лица</w:t>
+      </w:r>
+      <w:r>
+        <w:rPr>
+          <w:rFonts w:ascii="Times New Roman" w:eastAsia="Times New Roman" w:hAnsi="Times New Roman" w:cs="Times New Roman"/>
+          <w:sz w:val="24"/>
+        </w:rPr>
+        <w:t xml:space="preserve">. В случае не предоставления (несогласования) данной информации, Исполнитель не несет ответственность за риск угрозы жизни и здоровью пребывающего лица, возникшее вследствие проявления заболевания во время нахождения </w:t>
+      </w:r>
+      <w:r>
+        <w:rPr>
+          <w:rFonts w:ascii="Times New Roman" w:eastAsia="Times New Roman" w:hAnsi="Times New Roman" w:cs="Times New Roman"/>
+          <w:sz w:val="24"/>
+        </w:rPr>
+        <w:t>на отдыхе</w:t>
+      </w:r>
+      <w:r>
+        <w:rPr>
+          <w:rFonts w:ascii="Times New Roman" w:eastAsia="Times New Roman" w:hAnsi="Times New Roman" w:cs="Times New Roman"/>
+          <w:sz w:val="24"/>
+        </w:rPr>
+        <w:t xml:space="preserve">. </w:t>
+      </w:r>
+      <w:r>
+        <w:rPr>
+          <w:rFonts w:ascii="Times New Roman" w:eastAsia="Times New Roman" w:hAnsi="Times New Roman" w:cs="Times New Roman"/>
+          <w:sz w:val="24"/>
+        </w:rPr>
+        <w:lastRenderedPageBreak/>
+        <w:t xml:space="preserve">При проявлении такого типа заболеваний Исполнитель имеет право в одностороннем порядке расторгнуть Договор и передать это лицо его законному представителю или в медицинское учреждение Республики Беларусь без возврата стоимости оставшихся дней смены. </w:t>
+      </w:r>
+    </w:p>
+    <w:p>
+      <w:pPr>
+        <w:spacing w:after="12" w:line="268" w:lineRule="auto"/>
+        <w:ind w:right="25"/>
+        <w:jc w:val="both"/>
+        <w:rPr>
+          <w:rFonts w:ascii="Times New Roman" w:hAnsi="Times New Roman" w:cs="Times New Roman"/>
+        </w:rPr>
+      </w:pPr>
+      <w:r>
+        <w:rPr>
+          <w:rFonts w:ascii="Times New Roman" w:eastAsia="Times New Roman" w:hAnsi="Times New Roman" w:cs="Times New Roman"/>
+          <w:sz w:val="24"/>
+        </w:rPr>
+        <w:t xml:space="preserve">4.3.5. В случае невозможности прибытия лица, для которого приобретается </w:t>
+      </w:r>
+      <w:r>
+        <w:rPr>
+          <w:rFonts w:ascii="Times New Roman" w:eastAsia="Times New Roman" w:hAnsi="Times New Roman" w:cs="Times New Roman"/>
+          <w:sz w:val="24"/>
+        </w:rPr>
+        <w:t>услуга</w:t>
+      </w:r>
+      <w:r>
+        <w:rPr>
+          <w:rFonts w:ascii="Times New Roman" w:eastAsia="Times New Roman" w:hAnsi="Times New Roman" w:cs="Times New Roman"/>
+          <w:sz w:val="24"/>
+        </w:rPr>
+        <w:t xml:space="preserve">, в срок, указанный в </w:t>
+      </w:r>
+      <w:r>
+        <w:rPr>
+          <w:rFonts w:ascii="Times New Roman" w:eastAsia="Times New Roman" w:hAnsi="Times New Roman" w:cs="Times New Roman"/>
+          <w:sz w:val="24"/>
+        </w:rPr>
+        <w:t>Заявке</w:t>
+      </w:r>
+      <w:r>
+        <w:rPr>
+          <w:rFonts w:ascii="Times New Roman" w:eastAsia="Times New Roman" w:hAnsi="Times New Roman" w:cs="Times New Roman"/>
+          <w:sz w:val="24"/>
+        </w:rPr>
+        <w:t xml:space="preserve">, незамедлительно (письменно, устно, по факсу, телефону, электронной почте, указанными в Договоре, уведомить об этом представителя Исполнителя. В данном случае дата </w:t>
+      </w:r>
+      <w:r>
+        <w:rPr>
+          <w:rFonts w:ascii="Times New Roman" w:eastAsia="Times New Roman" w:hAnsi="Times New Roman" w:cs="Times New Roman"/>
+          <w:sz w:val="24"/>
+        </w:rPr>
+        <w:t>отдыха</w:t>
+      </w:r>
+      <w:r>
+        <w:rPr>
+          <w:rFonts w:ascii="Times New Roman" w:eastAsia="Times New Roman" w:hAnsi="Times New Roman" w:cs="Times New Roman"/>
+          <w:sz w:val="24"/>
+        </w:rPr>
+        <w:t xml:space="preserve"> согласовывается Сторонами дополнительно. </w:t>
+      </w:r>
+    </w:p>
+    <w:p>
+      <w:pPr>
+        <w:spacing w:after="12" w:line="268" w:lineRule="auto"/>
+        <w:ind w:right="25"/>
+        <w:jc w:val="both"/>
+        <w:rPr>
+          <w:rFonts w:ascii="Times New Roman" w:hAnsi="Times New Roman" w:cs="Times New Roman"/>
+        </w:rPr>
+      </w:pPr>
+      <w:r>
+        <w:rPr>
+          <w:rFonts w:ascii="Times New Roman" w:eastAsia="Times New Roman" w:hAnsi="Times New Roman" w:cs="Times New Roman"/>
+          <w:sz w:val="24"/>
+        </w:rPr>
+        <w:t xml:space="preserve">4.3.6. Своевременно предоставить Исполнителю полную, достоверную информацию и документы, а также сведения о себе в объеме, необходимом для исполнения обязательств по Договору. </w:t>
+      </w:r>
+    </w:p>
+    <w:p>
+      <w:pPr>
+        <w:spacing w:after="31" w:line="249" w:lineRule="auto"/>
+        <w:ind w:right="23"/>
+        <w:jc w:val="both"/>
+        <w:rPr>
+          <w:rFonts w:ascii="Times New Roman" w:hAnsi="Times New Roman" w:cs="Times New Roman"/>
+        </w:rPr>
+      </w:pPr>
+      <w:r>
+        <w:rPr>
+          <w:rFonts w:ascii="Times New Roman" w:eastAsia="Times New Roman" w:hAnsi="Times New Roman" w:cs="Times New Roman"/>
+          <w:sz w:val="24"/>
+        </w:rPr>
+        <w:t xml:space="preserve">4.3.7. </w:t>
+      </w:r>
+      <w:r>
+        <w:rPr>
+          <w:rFonts w:ascii="Times New Roman" w:hAnsi="Times New Roman" w:cs="Times New Roman"/>
+          <w:sz w:val="24"/>
+        </w:rPr>
+        <w:t xml:space="preserve">Возместить по требованию Исполнителя в полном объеме причиненные по вине Заказчика, вине лица, для которого приобретена </w:t>
+      </w:r>
+      <w:r>
+        <w:rPr>
+          <w:rFonts w:ascii="Times New Roman" w:hAnsi="Times New Roman" w:cs="Times New Roman"/>
+          <w:sz w:val="24"/>
+        </w:rPr>
+        <w:t>Услуга</w:t>
+      </w:r>
+      <w:r>
+        <w:rPr>
+          <w:rFonts w:ascii="Times New Roman" w:hAnsi="Times New Roman" w:cs="Times New Roman"/>
+          <w:sz w:val="24"/>
+        </w:rPr>
+        <w:t>, его законных представителей, убытки (вред), материальный ущерб, документально подтвержденные. Форма подтверждающего документа устанавливается Исполнителем. Сумма возмещения Определяется Исполнителем по рыночным ценам и принимается Заказчиком безоговорочно.</w:t>
+      </w:r>
+      <w:r>
+        <w:rPr>
+          <w:rFonts w:ascii="Times New Roman" w:eastAsia="Times New Roman" w:hAnsi="Times New Roman" w:cs="Times New Roman"/>
+          <w:sz w:val="24"/>
+        </w:rPr>
+        <w:t xml:space="preserve"> </w:t>
+      </w:r>
+    </w:p>
+    <w:p>
+      <w:pPr>
+        <w:spacing w:after="12" w:line="268" w:lineRule="auto"/>
+        <w:ind w:right="25"/>
+        <w:jc w:val="both"/>
+        <w:rPr>
+          <w:rFonts w:ascii="Times New Roman" w:hAnsi="Times New Roman" w:cs="Times New Roman"/>
+          <w:color w:val="auto"/>
+        </w:rPr>
+      </w:pPr>
+      <w:r>
+        <w:rPr>
+          <w:rFonts w:ascii="Times New Roman" w:eastAsia="Times New Roman" w:hAnsi="Times New Roman" w:cs="Times New Roman"/>
+          <w:color w:val="auto"/>
+          <w:sz w:val="24"/>
+        </w:rPr>
+        <w:t xml:space="preserve">4.3.8.  При заезде предоставить Исполнителю следующие документы:  </w:t>
+      </w:r>
     </w:p>
     <w:p>
       <w:pPr>
@@ -2231,11 +2672,42 @@
         <w:ind w:right="24"/>
         <w:jc w:val="both"/>
         <w:rPr>
-          <w:rFonts w:ascii="Times New Roman" w:eastAsia="Times New Roman" w:hAnsi="Times New Roman" w:cs="Times New Roman"/>
-          <w:b/>
-          <w:sz w:val="24"/>
-        </w:rPr>
-      </w:pPr>
+          <w:rFonts w:ascii="Times New Roman" w:hAnsi="Times New Roman" w:cs="Times New Roman"/>
+          <w:color w:val="auto"/>
+        </w:rPr>
+      </w:pPr>
+      <w:r>
+        <w:rPr>
+          <w:rFonts w:ascii="Times New Roman" w:eastAsia="Times New Roman" w:hAnsi="Times New Roman" w:cs="Times New Roman"/>
+          <w:color w:val="auto"/>
+          <w:sz w:val="24"/>
+        </w:rPr>
+        <w:t>-</w:t>
+      </w:r>
+      <w:r>
+        <w:rPr>
+          <w:rFonts w:ascii="Times New Roman" w:eastAsia="Times New Roman" w:hAnsi="Times New Roman" w:cs="Times New Roman"/>
+          <w:color w:val="auto"/>
+          <w:sz w:val="24"/>
+        </w:rPr>
+        <w:t xml:space="preserve"> с</w:t>
+      </w:r>
+      <w:r>
+        <w:rPr>
+          <w:rFonts w:ascii="Times New Roman" w:eastAsia="Times New Roman" w:hAnsi="Times New Roman" w:cs="Times New Roman"/>
+          <w:color w:val="auto"/>
+          <w:sz w:val="24"/>
+        </w:rPr>
+        <w:t>правка по форме 079/у), полная выписка прививок</w:t>
+      </w:r>
+      <w:r>
+        <w:rPr>
+          <w:rFonts w:ascii="Times New Roman" w:eastAsia="Times New Roman" w:hAnsi="Times New Roman" w:cs="Times New Roman"/>
+          <w:color w:val="auto"/>
+          <w:sz w:val="24"/>
+        </w:rPr>
+        <w:t xml:space="preserve">, выданную участковым педиатром и оформленную в соответствии с действующими требованиями. Срок действия справки – 5 (пять) календарных дня после даты выдачи; </w:t>
+      </w:r>
     </w:p>
     <w:p>
       <w:pPr>
@@ -2243,538 +2715,33 @@
         <w:ind w:right="24"/>
         <w:jc w:val="both"/>
         <w:rPr>
-          <w:rFonts w:ascii="Times New Roman" w:eastAsia="Times New Roman" w:hAnsi="Times New Roman" w:cs="Times New Roman"/>
-          <w:b/>
-          <w:sz w:val="24"/>
-        </w:rPr>
-      </w:pPr>
-    </w:p>
-    <w:p>
-      <w:pPr>
-        <w:spacing w:after="5" w:line="270" w:lineRule="auto"/>
-        <w:ind w:right="24"/>
-        <w:jc w:val="both"/>
-        <w:rPr>
-          <w:rFonts w:ascii="Times New Roman" w:eastAsia="Times New Roman" w:hAnsi="Times New Roman" w:cs="Times New Roman"/>
-          <w:b/>
-          <w:sz w:val="24"/>
-        </w:rPr>
-      </w:pPr>
-    </w:p>
-    <w:p>
-      <w:pPr>
-        <w:spacing w:after="5" w:line="270" w:lineRule="auto"/>
-        <w:ind w:right="24"/>
-        <w:jc w:val="both"/>
-        <w:rPr>
-          <w:rFonts w:ascii="Times New Roman" w:eastAsia="Times New Roman" w:hAnsi="Times New Roman" w:cs="Times New Roman"/>
-          <w:b/>
-          <w:sz w:val="24"/>
-        </w:rPr>
-      </w:pPr>
-    </w:p>
-    <w:p>
-      <w:pPr>
-        <w:spacing w:after="5" w:line="270" w:lineRule="auto"/>
-        <w:ind w:right="24"/>
-        <w:jc w:val="both"/>
-      </w:pPr>
-      <w:r>
-        <w:rPr>
-          <w:rFonts w:ascii="Times New Roman" w:eastAsia="Times New Roman" w:hAnsi="Times New Roman" w:cs="Times New Roman"/>
-          <w:b/>
-          <w:sz w:val="24"/>
-        </w:rPr>
-        <w:t xml:space="preserve">4.3.  Заказчик обязан: </w:t>
-      </w:r>
-    </w:p>
-    <w:p>
-      <w:pPr>
-        <w:spacing w:after="12" w:line="268" w:lineRule="auto"/>
-        <w:ind w:right="25"/>
-        <w:jc w:val="both"/>
-        <w:rPr>
-          <w:rFonts w:ascii="Times New Roman" w:hAnsi="Times New Roman" w:cs="Times New Roman"/>
-        </w:rPr>
-      </w:pPr>
-      <w:r>
-        <w:rPr>
-          <w:rFonts w:ascii="Times New Roman" w:eastAsia="Times New Roman" w:hAnsi="Times New Roman" w:cs="Times New Roman"/>
-          <w:sz w:val="24"/>
-        </w:rPr>
-        <w:lastRenderedPageBreak/>
-        <w:t xml:space="preserve">4.3.1. </w:t>
-      </w:r>
-      <w:r>
-        <w:rPr>
-          <w:rFonts w:ascii="Times New Roman" w:eastAsia="Times New Roman" w:hAnsi="Times New Roman" w:cs="Times New Roman"/>
-          <w:sz w:val="24"/>
-        </w:rPr>
-        <w:t>О</w:t>
-      </w:r>
-      <w:r>
-        <w:rPr>
-          <w:rFonts w:ascii="Times New Roman" w:eastAsia="Times New Roman" w:hAnsi="Times New Roman" w:cs="Times New Roman"/>
-          <w:sz w:val="24"/>
-        </w:rPr>
-        <w:t xml:space="preserve">знакомиться с информацией о </w:t>
-      </w:r>
-      <w:r>
-        <w:rPr>
-          <w:rFonts w:ascii="Times New Roman" w:eastAsia="Times New Roman" w:hAnsi="Times New Roman" w:cs="Times New Roman"/>
-          <w:sz w:val="24"/>
-        </w:rPr>
-        <w:t>месте отдыха</w:t>
-      </w:r>
-      <w:r>
-        <w:rPr>
-          <w:rFonts w:ascii="Times New Roman" w:eastAsia="Times New Roman" w:hAnsi="Times New Roman" w:cs="Times New Roman"/>
-          <w:sz w:val="24"/>
-        </w:rPr>
-        <w:t xml:space="preserve">, Правилами пребывания, видами и стоимостью услуг, информацией о </w:t>
-      </w:r>
-      <w:r>
-        <w:rPr>
-          <w:rFonts w:ascii="Times New Roman" w:eastAsia="Times New Roman" w:hAnsi="Times New Roman" w:cs="Times New Roman"/>
-          <w:sz w:val="24"/>
-        </w:rPr>
-        <w:t>услугах,</w:t>
-      </w:r>
-      <w:r>
-        <w:rPr>
-          <w:rFonts w:ascii="Times New Roman" w:eastAsia="Times New Roman" w:hAnsi="Times New Roman" w:cs="Times New Roman"/>
-          <w:sz w:val="24"/>
-        </w:rPr>
-        <w:t xml:space="preserve"> контактах Исполнителя, графиком заезда, кружках, коммерческих проектах и прочей информацией, необходимой для надлежащего исполнения Договора. </w:t>
-      </w:r>
-    </w:p>
-    <w:p>
-      <w:pPr>
-        <w:spacing w:after="12" w:line="268" w:lineRule="auto"/>
-        <w:ind w:right="25"/>
-        <w:jc w:val="both"/>
-        <w:rPr>
-          <w:rFonts w:ascii="Times New Roman" w:hAnsi="Times New Roman" w:cs="Times New Roman"/>
-        </w:rPr>
-      </w:pPr>
-      <w:r>
-        <w:rPr>
-          <w:rFonts w:ascii="Times New Roman" w:eastAsia="Times New Roman" w:hAnsi="Times New Roman" w:cs="Times New Roman"/>
-          <w:sz w:val="24"/>
-        </w:rPr>
-        <w:t xml:space="preserve">4.3.2. </w:t>
-      </w:r>
-      <w:r>
-        <w:rPr>
-          <w:rFonts w:ascii="Times New Roman" w:eastAsia="Times New Roman" w:hAnsi="Times New Roman" w:cs="Times New Roman"/>
-          <w:sz w:val="24"/>
-        </w:rPr>
-        <w:t>П</w:t>
-      </w:r>
-      <w:r>
-        <w:rPr>
-          <w:rFonts w:ascii="Times New Roman" w:eastAsia="Times New Roman" w:hAnsi="Times New Roman" w:cs="Times New Roman"/>
-          <w:sz w:val="24"/>
-        </w:rPr>
-        <w:t>осле оформления заказа</w:t>
-      </w:r>
-      <w:r>
-        <w:rPr>
-          <w:rFonts w:ascii="Times New Roman" w:eastAsia="Times New Roman" w:hAnsi="Times New Roman" w:cs="Times New Roman"/>
-          <w:sz w:val="24"/>
-        </w:rPr>
-        <w:t xml:space="preserve"> (бронировании)</w:t>
-      </w:r>
-      <w:r>
-        <w:rPr>
-          <w:rFonts w:ascii="Times New Roman" w:eastAsia="Times New Roman" w:hAnsi="Times New Roman" w:cs="Times New Roman"/>
-          <w:sz w:val="24"/>
-        </w:rPr>
-        <w:t xml:space="preserve"> на предоставление услуг произвести оплату согласно выставленного Исполнителем счета в срок не более 3 (трех) дней с даты выставления счета</w:t>
-      </w:r>
-      <w:r>
-        <w:rPr>
-          <w:rFonts w:ascii="Times New Roman" w:eastAsia="Times New Roman" w:hAnsi="Times New Roman" w:cs="Times New Roman"/>
-          <w:sz w:val="24"/>
-        </w:rPr>
-        <w:t>.</w:t>
-      </w:r>
-      <w:r>
-        <w:rPr>
-          <w:rFonts w:ascii="Times New Roman" w:eastAsia="Times New Roman" w:hAnsi="Times New Roman" w:cs="Times New Roman"/>
-          <w:sz w:val="24"/>
-        </w:rPr>
-        <w:t xml:space="preserve"> </w:t>
-      </w:r>
-    </w:p>
-    <w:p>
-      <w:pPr>
-        <w:spacing w:after="12" w:line="268" w:lineRule="auto"/>
-        <w:ind w:right="25"/>
-        <w:jc w:val="both"/>
-        <w:rPr>
-          <w:rFonts w:ascii="Times New Roman" w:hAnsi="Times New Roman" w:cs="Times New Roman"/>
-        </w:rPr>
-      </w:pPr>
-      <w:r>
-        <w:rPr>
-          <w:rFonts w:ascii="Times New Roman" w:eastAsia="Times New Roman" w:hAnsi="Times New Roman" w:cs="Times New Roman"/>
-          <w:sz w:val="24"/>
-        </w:rPr>
-        <w:t>4.3.3. О</w:t>
-      </w:r>
-      <w:r>
-        <w:rPr>
-          <w:rFonts w:ascii="Times New Roman" w:eastAsia="Times New Roman" w:hAnsi="Times New Roman" w:cs="Times New Roman"/>
-          <w:sz w:val="24"/>
-        </w:rPr>
-        <w:t xml:space="preserve">беспечить доведение законными представителями до несовершеннолетних лиц необходимость соблюдения Правил пребывания При нарушении детьми, их законными представителями или представителя Заказчика правил пребывания и внутреннего распорядка на территории </w:t>
-      </w:r>
-      <w:r>
-        <w:rPr>
-          <w:rFonts w:ascii="Times New Roman" w:eastAsia="Times New Roman" w:hAnsi="Times New Roman" w:cs="Times New Roman"/>
-          <w:sz w:val="24"/>
-        </w:rPr>
-        <w:t>детского лагеря</w:t>
-      </w:r>
-      <w:r>
-        <w:rPr>
-          <w:rFonts w:ascii="Times New Roman" w:eastAsia="Times New Roman" w:hAnsi="Times New Roman" w:cs="Times New Roman"/>
-          <w:sz w:val="24"/>
-        </w:rPr>
-        <w:t xml:space="preserve"> (курение, распитие спиртных напитков, самостоятельный выход за территорию в дневное и ночное время, порча личных вещей и продуктов питания других отдыхающих и/или Исполнителя, оскорбление, унижение человеческого достоинства, использование нецензурной лексики (мата) в общении, запрещенной символики, совершение иных действий провокационного и (или) хулиганского характера, противоречащих социальным, духовным и моральным обычаям, здоровому физическому и психическому развитию детей и так далее) Исполнитель имеет право исключить несовершеннолетнее лицо, прибывшее по путевке, из отряда и прервать его нахождение в </w:t>
-      </w:r>
-      <w:r>
-        <w:rPr>
-          <w:rFonts w:ascii="Times New Roman" w:eastAsia="Times New Roman" w:hAnsi="Times New Roman" w:cs="Times New Roman"/>
-          <w:sz w:val="24"/>
-        </w:rPr>
-        <w:t xml:space="preserve">детском лагере до </w:t>
-      </w:r>
-      <w:r>
-        <w:rPr>
-          <w:rFonts w:ascii="Times New Roman" w:eastAsia="Times New Roman" w:hAnsi="Times New Roman" w:cs="Times New Roman"/>
-          <w:sz w:val="24"/>
-        </w:rPr>
-        <w:t xml:space="preserve"> окончания срока действия путевки без возврата стоимости оставшихся дней смены. </w:t>
-      </w:r>
-    </w:p>
-    <w:p>
-      <w:pPr>
-        <w:spacing w:after="10" w:line="271" w:lineRule="auto"/>
-        <w:ind w:right="19"/>
-        <w:jc w:val="both"/>
-        <w:rPr>
-          <w:rFonts w:ascii="Times New Roman" w:hAnsi="Times New Roman" w:cs="Times New Roman"/>
-          <w:color w:val="auto"/>
-        </w:rPr>
-      </w:pPr>
-      <w:r>
-        <w:rPr>
-          <w:rFonts w:ascii="Times New Roman" w:eastAsia="Times New Roman" w:hAnsi="Times New Roman" w:cs="Times New Roman"/>
-          <w:color w:val="auto"/>
-          <w:sz w:val="24"/>
-        </w:rPr>
-        <w:t xml:space="preserve">Законный представитель дает свое согласие Исполнителю на осмотр личных вещей несовершеннолетнего на предмет наличия продуктов питания, </w:t>
-      </w:r>
-      <w:r>
-        <w:rPr>
-          <w:rFonts w:ascii="Times New Roman" w:eastAsia="Times New Roman" w:hAnsi="Times New Roman" w:cs="Times New Roman"/>
-          <w:color w:val="auto"/>
-          <w:sz w:val="24"/>
-        </w:rPr>
-        <w:t>напитков,</w:t>
-      </w:r>
-      <w:r>
-        <w:rPr>
-          <w:rFonts w:ascii="Times New Roman" w:eastAsia="Times New Roman" w:hAnsi="Times New Roman" w:cs="Times New Roman"/>
-          <w:color w:val="auto"/>
-          <w:sz w:val="24"/>
-        </w:rPr>
-        <w:t xml:space="preserve"> сигарет и всевозможных курительных </w:t>
-      </w:r>
-      <w:r>
-        <w:rPr>
-          <w:rFonts w:ascii="Times New Roman" w:eastAsia="Times New Roman" w:hAnsi="Times New Roman" w:cs="Times New Roman"/>
-          <w:color w:val="auto"/>
-          <w:sz w:val="24"/>
-        </w:rPr>
-        <w:t>предметов,</w:t>
-      </w:r>
-      <w:r>
-        <w:rPr>
-          <w:rFonts w:ascii="Times New Roman" w:eastAsia="Times New Roman" w:hAnsi="Times New Roman" w:cs="Times New Roman"/>
-          <w:color w:val="auto"/>
-          <w:sz w:val="24"/>
-        </w:rPr>
-        <w:t xml:space="preserve"> медикаментов и т.д. запрещенных для употребления в </w:t>
-      </w:r>
-      <w:r>
-        <w:rPr>
-          <w:rFonts w:ascii="Times New Roman" w:eastAsia="Times New Roman" w:hAnsi="Times New Roman" w:cs="Times New Roman"/>
-          <w:color w:val="auto"/>
-          <w:sz w:val="24"/>
-        </w:rPr>
-        <w:t>детском лагере</w:t>
-      </w:r>
-      <w:r>
-        <w:rPr>
-          <w:rFonts w:ascii="Times New Roman" w:eastAsia="Times New Roman" w:hAnsi="Times New Roman" w:cs="Times New Roman"/>
-          <w:color w:val="auto"/>
-          <w:sz w:val="24"/>
-        </w:rPr>
-        <w:t xml:space="preserve"> и/или законодательством Республики Беларусь. </w:t>
-      </w:r>
-    </w:p>
-    <w:p>
-      <w:pPr>
-        <w:spacing w:after="10" w:line="271" w:lineRule="auto"/>
-        <w:ind w:right="19"/>
-        <w:jc w:val="both"/>
-        <w:rPr>
-          <w:rFonts w:ascii="Times New Roman" w:hAnsi="Times New Roman" w:cs="Times New Roman"/>
-          <w:color w:val="auto"/>
-        </w:rPr>
-      </w:pPr>
-      <w:r>
-        <w:rPr>
-          <w:rFonts w:ascii="Times New Roman" w:eastAsia="Times New Roman" w:hAnsi="Times New Roman" w:cs="Times New Roman"/>
-          <w:color w:val="auto"/>
-          <w:sz w:val="24"/>
-        </w:rPr>
-        <w:t xml:space="preserve">В случае обнаружения у несовершеннолетнего отдыхающего запрещенных к использованию </w:t>
-      </w:r>
-      <w:r>
-        <w:rPr>
-          <w:rFonts w:ascii="Times New Roman" w:eastAsia="Times New Roman" w:hAnsi="Times New Roman" w:cs="Times New Roman"/>
-          <w:color w:val="auto"/>
-          <w:sz w:val="24"/>
-        </w:rPr>
-        <w:t>предметов,</w:t>
-      </w:r>
-      <w:r>
-        <w:rPr>
-          <w:rFonts w:ascii="Times New Roman" w:eastAsia="Times New Roman" w:hAnsi="Times New Roman" w:cs="Times New Roman"/>
-          <w:color w:val="auto"/>
-          <w:sz w:val="24"/>
-        </w:rPr>
-        <w:t xml:space="preserve"> </w:t>
-      </w:r>
-      <w:r>
-        <w:rPr>
-          <w:rFonts w:ascii="Times New Roman" w:eastAsia="Times New Roman" w:hAnsi="Times New Roman" w:cs="Times New Roman"/>
-          <w:color w:val="auto"/>
-          <w:sz w:val="24"/>
-        </w:rPr>
-        <w:t>продуктов питания,</w:t>
-      </w:r>
-      <w:r>
-        <w:rPr>
-          <w:rFonts w:ascii="Times New Roman" w:eastAsia="Times New Roman" w:hAnsi="Times New Roman" w:cs="Times New Roman"/>
-          <w:color w:val="auto"/>
-          <w:sz w:val="24"/>
-        </w:rPr>
-        <w:t xml:space="preserve"> запрещенных </w:t>
-      </w:r>
-      <w:r>
-        <w:rPr>
-          <w:rFonts w:ascii="Times New Roman" w:eastAsia="Times New Roman" w:hAnsi="Times New Roman" w:cs="Times New Roman"/>
-          <w:color w:val="auto"/>
-          <w:sz w:val="24"/>
-        </w:rPr>
-        <w:t>к употреблениям- таким предметам</w:t>
-      </w:r>
-      <w:r>
-        <w:rPr>
-          <w:rFonts w:ascii="Times New Roman" w:eastAsia="Times New Roman" w:hAnsi="Times New Roman" w:cs="Times New Roman"/>
-          <w:color w:val="auto"/>
-          <w:sz w:val="24"/>
-        </w:rPr>
-        <w:t xml:space="preserve"> и </w:t>
-      </w:r>
-      <w:r>
-        <w:rPr>
-          <w:rFonts w:ascii="Times New Roman" w:eastAsia="Times New Roman" w:hAnsi="Times New Roman" w:cs="Times New Roman"/>
-          <w:color w:val="auto"/>
-          <w:sz w:val="24"/>
-        </w:rPr>
-        <w:t>продукты,</w:t>
-      </w:r>
-      <w:r>
-        <w:rPr>
-          <w:rFonts w:ascii="Times New Roman" w:eastAsia="Times New Roman" w:hAnsi="Times New Roman" w:cs="Times New Roman"/>
-          <w:color w:val="auto"/>
-          <w:sz w:val="24"/>
-        </w:rPr>
-        <w:t xml:space="preserve"> изымаются до окончания смены и возвращаются перед отъездом домой. За сохранность изъятых предметов и продуктов Исполнитель ответственности не несет. </w:t>
-      </w:r>
-    </w:p>
-    <w:p>
-      <w:pPr>
-        <w:spacing w:after="12" w:line="268" w:lineRule="auto"/>
-        <w:ind w:right="25"/>
-        <w:jc w:val="both"/>
-        <w:rPr>
-          <w:rFonts w:ascii="Times New Roman" w:hAnsi="Times New Roman" w:cs="Times New Roman"/>
-        </w:rPr>
-      </w:pPr>
-      <w:r>
-        <w:rPr>
-          <w:rFonts w:ascii="Times New Roman" w:eastAsia="Times New Roman" w:hAnsi="Times New Roman" w:cs="Times New Roman"/>
-          <w:sz w:val="24"/>
-        </w:rPr>
-        <w:t xml:space="preserve">4.3.4. При наличии у лица, для которого приобретается путевка, заболеваний (аллергия, астма, всевозможные расстройства нервной системы и т.п.), при которых необходим (рекомендован) дополнительный контроль со стороны сопровождающих (вожатых), медицинского персонала, определенное питание, Заказчик обязан проинформировать Исполнителя и согласовать с ним возможность организации безопасного пребывания этого лица в </w:t>
-      </w:r>
-      <w:r>
-        <w:rPr>
-          <w:rFonts w:ascii="Times New Roman" w:eastAsia="Times New Roman" w:hAnsi="Times New Roman" w:cs="Times New Roman"/>
-          <w:sz w:val="24"/>
-        </w:rPr>
-        <w:t>детском лагере</w:t>
-      </w:r>
-      <w:r>
-        <w:rPr>
-          <w:rFonts w:ascii="Times New Roman" w:eastAsia="Times New Roman" w:hAnsi="Times New Roman" w:cs="Times New Roman"/>
-          <w:sz w:val="24"/>
-        </w:rPr>
-        <w:t xml:space="preserve">. В случае не предоставления (несогласования) данной информации, Исполнитель не несет ответственность за риск угрозы жизни и здоровью пребывающего по путевке лица, возникшее вследствие проявления заболевания во время нахождения в </w:t>
-      </w:r>
-      <w:r>
-        <w:rPr>
-          <w:rFonts w:ascii="Times New Roman" w:eastAsia="Times New Roman" w:hAnsi="Times New Roman" w:cs="Times New Roman"/>
-          <w:sz w:val="24"/>
-        </w:rPr>
-        <w:t>детском лагере</w:t>
-      </w:r>
-      <w:r>
-        <w:rPr>
-          <w:rFonts w:ascii="Times New Roman" w:eastAsia="Times New Roman" w:hAnsi="Times New Roman" w:cs="Times New Roman"/>
-          <w:sz w:val="24"/>
-        </w:rPr>
-        <w:t xml:space="preserve">. При проявлении такого типа заболеваний Исполнитель имеет право в одностороннем порядке расторгнуть Договор и передать это лицо его законному представителю или в медицинское учреждение Республики Беларусь без возврата стоимости оставшихся дней смены. </w:t>
-      </w:r>
-    </w:p>
-    <w:p>
-      <w:pPr>
-        <w:spacing w:after="12" w:line="268" w:lineRule="auto"/>
-        <w:ind w:right="25"/>
-        <w:jc w:val="both"/>
-        <w:rPr>
-          <w:rFonts w:ascii="Times New Roman" w:hAnsi="Times New Roman" w:cs="Times New Roman"/>
-        </w:rPr>
-      </w:pPr>
-      <w:r>
-        <w:rPr>
-          <w:rFonts w:ascii="Times New Roman" w:eastAsia="Times New Roman" w:hAnsi="Times New Roman" w:cs="Times New Roman"/>
-          <w:sz w:val="24"/>
-        </w:rPr>
-        <w:t xml:space="preserve">4.3.5. В случае невозможности прибытия лица, для которого приобретается путевка, в срок, указанный в путевке, незамедлительно (письменно, устно, по факсу, телефону, электронной почте, указанными в Договоре, уведомить об этом представителя Исполнителя. В данном случае дата заезда (смены) согласовывается Сторонами дополнительно. </w:t>
-      </w:r>
-    </w:p>
-    <w:p>
-      <w:pPr>
-        <w:spacing w:after="12" w:line="268" w:lineRule="auto"/>
-        <w:ind w:right="25"/>
-        <w:jc w:val="both"/>
-        <w:rPr>
-          <w:rFonts w:ascii="Times New Roman" w:hAnsi="Times New Roman" w:cs="Times New Roman"/>
-        </w:rPr>
-      </w:pPr>
-      <w:r>
-        <w:rPr>
-          <w:rFonts w:ascii="Times New Roman" w:eastAsia="Times New Roman" w:hAnsi="Times New Roman" w:cs="Times New Roman"/>
-          <w:sz w:val="24"/>
-        </w:rPr>
-        <w:t xml:space="preserve">4.3.6. Своевременно предоставить Исполнителю полную, достоверную информацию и документы, а также сведения о себе в объеме, необходимом для исполнения обязательств по Договору. </w:t>
-      </w:r>
-    </w:p>
-    <w:p>
-      <w:pPr>
-        <w:spacing w:after="31" w:line="249" w:lineRule="auto"/>
-        <w:ind w:right="23"/>
-        <w:jc w:val="both"/>
-        <w:rPr>
-          <w:rFonts w:ascii="Times New Roman" w:hAnsi="Times New Roman" w:cs="Times New Roman"/>
-        </w:rPr>
-      </w:pPr>
-      <w:r>
-        <w:rPr>
-          <w:rFonts w:ascii="Times New Roman" w:eastAsia="Times New Roman" w:hAnsi="Times New Roman" w:cs="Times New Roman"/>
-          <w:sz w:val="24"/>
-        </w:rPr>
-        <w:t xml:space="preserve">4.3.7. </w:t>
-      </w:r>
-      <w:r>
-        <w:rPr>
-          <w:rFonts w:ascii="Times New Roman" w:hAnsi="Times New Roman" w:cs="Times New Roman"/>
-          <w:sz w:val="24"/>
-        </w:rPr>
-        <w:t>Возместить по требованию Исполнителя в полном объеме причиненные по вине Заказчика, вине лица, для которого приобретена Путевка, его законных представителей, убытки (вред), материальный ущерб, документально подтвержденные. Форма подтверждающего документа устанавливается Исполнителем. Сумма возмещения Определяется Исполнителем по рыночным ценам и принимается Заказчиком безоговорочно.</w:t>
-      </w:r>
-      <w:r>
-        <w:rPr>
-          <w:rFonts w:ascii="Times New Roman" w:eastAsia="Times New Roman" w:hAnsi="Times New Roman" w:cs="Times New Roman"/>
-          <w:sz w:val="24"/>
-        </w:rPr>
-        <w:t xml:space="preserve"> </w:t>
-      </w:r>
-    </w:p>
-    <w:p>
-      <w:pPr>
-        <w:spacing w:after="12" w:line="268" w:lineRule="auto"/>
-        <w:ind w:right="25"/>
-        <w:jc w:val="both"/>
-        <w:rPr>
-          <w:rFonts w:ascii="Times New Roman" w:hAnsi="Times New Roman" w:cs="Times New Roman"/>
-          <w:color w:val="auto"/>
-        </w:rPr>
-      </w:pPr>
-      <w:r>
-        <w:rPr>
-          <w:rFonts w:ascii="Times New Roman" w:eastAsia="Times New Roman" w:hAnsi="Times New Roman" w:cs="Times New Roman"/>
-          <w:color w:val="auto"/>
-          <w:sz w:val="24"/>
-        </w:rPr>
-        <w:lastRenderedPageBreak/>
-        <w:t xml:space="preserve">4.3.8.  При заезде предоставить Исполнителю следующие документы:  </w:t>
-      </w:r>
-    </w:p>
-    <w:p>
-      <w:pPr>
-        <w:spacing w:after="5" w:line="270" w:lineRule="auto"/>
-        <w:ind w:right="24"/>
-        <w:jc w:val="both"/>
-        <w:rPr>
-          <w:rFonts w:ascii="Times New Roman" w:hAnsi="Times New Roman" w:cs="Times New Roman"/>
-          <w:color w:val="auto"/>
-        </w:rPr>
-      </w:pPr>
-      <w:r>
-        <w:rPr>
-          <w:rFonts w:ascii="Times New Roman" w:eastAsia="Times New Roman" w:hAnsi="Times New Roman" w:cs="Times New Roman"/>
-          <w:color w:val="auto"/>
-          <w:sz w:val="24"/>
-        </w:rPr>
-        <w:t xml:space="preserve">-медицинскую справку о состоянии здоровья формы 1здр/у-10, выданную участковым педиатром и оформленную в соответствии с действующими требованиями. Срок действия справки – 5 (пять) календарных дня после даты выдачи; </w:t>
-      </w:r>
-    </w:p>
-    <w:p>
-      <w:pPr>
-        <w:spacing w:after="5" w:line="270" w:lineRule="auto"/>
-        <w:ind w:right="24"/>
-        <w:jc w:val="both"/>
-        <w:rPr>
-          <w:rFonts w:ascii="Times New Roman" w:hAnsi="Times New Roman" w:cs="Times New Roman"/>
-          <w:color w:val="auto"/>
-        </w:rPr>
-      </w:pPr>
-      <w:r>
-        <w:rPr>
-          <w:rFonts w:ascii="Times New Roman" w:eastAsia="Times New Roman" w:hAnsi="Times New Roman" w:cs="Times New Roman"/>
-          <w:color w:val="auto"/>
-          <w:sz w:val="24"/>
-        </w:rPr>
-        <w:t xml:space="preserve">-копию свидетельства о рождении либо копию паспорта на лицо, для которого приобретена путевка. </w:t>
+          <w:rFonts w:ascii="Times New Roman" w:hAnsi="Times New Roman" w:cs="Times New Roman"/>
+          <w:color w:val="auto"/>
+        </w:rPr>
+      </w:pPr>
+      <w:r>
+        <w:rPr>
+          <w:rFonts w:ascii="Times New Roman" w:eastAsia="Times New Roman" w:hAnsi="Times New Roman" w:cs="Times New Roman"/>
+          <w:color w:val="auto"/>
+          <w:sz w:val="24"/>
+        </w:rPr>
+        <w:t xml:space="preserve">-копию свидетельства о рождении либо копию паспорта на лицо, для которого приобретена </w:t>
+      </w:r>
+      <w:r>
+        <w:rPr>
+          <w:rFonts w:ascii="Times New Roman" w:eastAsia="Times New Roman" w:hAnsi="Times New Roman" w:cs="Times New Roman"/>
+          <w:color w:val="auto"/>
+          <w:sz w:val="24"/>
+        </w:rPr>
+        <w:t>услуга</w:t>
+      </w:r>
+      <w:r>
+        <w:rPr>
+          <w:rFonts w:ascii="Times New Roman" w:eastAsia="Times New Roman" w:hAnsi="Times New Roman" w:cs="Times New Roman"/>
+          <w:color w:val="auto"/>
+          <w:sz w:val="24"/>
+        </w:rPr>
+        <w:t xml:space="preserve">. </w:t>
       </w:r>
     </w:p>
     <w:p>
@@ -2842,69 +2809,78 @@
         <w:ind w:left="142" w:right="19"/>
         <w:jc w:val="both"/>
         <w:rPr>
-          <w:rFonts w:ascii="Times New Roman" w:hAnsi="Times New Roman" w:cs="Times New Roman"/>
-          <w:sz w:val="24"/>
-          <w:szCs w:val="24"/>
-        </w:rPr>
-      </w:pPr>
-      <w:r>
-        <w:rPr>
-          <w:rFonts w:ascii="Times New Roman" w:eastAsia="Times New Roman" w:hAnsi="Times New Roman" w:cs="Times New Roman"/>
-          <w:color w:val="auto"/>
-          <w:sz w:val="24"/>
-          <w:szCs w:val="24"/>
-        </w:rPr>
-        <w:t>5.1. Заказчик оформляет заказ услуг на сайт</w:t>
-      </w:r>
-      <w:r>
-        <w:rPr>
-          <w:rFonts w:ascii="Times New Roman" w:eastAsia="Times New Roman" w:hAnsi="Times New Roman" w:cs="Times New Roman"/>
-          <w:color w:val="auto"/>
-          <w:sz w:val="24"/>
-          <w:szCs w:val="24"/>
-        </w:rPr>
-        <w:t>е</w:t>
-      </w:r>
-      <w:r>
-        <w:rPr>
-          <w:rFonts w:ascii="Times New Roman" w:eastAsia="Times New Roman" w:hAnsi="Times New Roman" w:cs="Times New Roman"/>
-          <w:color w:val="auto"/>
-          <w:sz w:val="24"/>
-          <w:szCs w:val="24"/>
-        </w:rPr>
-        <w:t xml:space="preserve"> Исполнителя</w:t>
-      </w:r>
-      <w:r>
-        <w:rPr>
-          <w:rFonts w:ascii="Times New Roman" w:eastAsia="Times New Roman" w:hAnsi="Times New Roman" w:cs="Times New Roman"/>
-          <w:b/>
-          <w:color w:val="auto"/>
-          <w:sz w:val="24"/>
-          <w:szCs w:val="24"/>
-        </w:rPr>
-        <w:t xml:space="preserve"> </w:t>
-      </w:r>
-      <w:hyperlink r:id="rId11" w:history="1">
-        <w:r>
-          <w:rPr>
-            <w:rFonts w:ascii="Times New Roman" w:eastAsiaTheme="minorHAnsi" w:hAnsi="Times New Roman" w:cs="Times New Roman"/>
-            <w:color w:val="0563C1" w:themeColor="hyperlink"/>
-            <w:sz w:val="24"/>
-            <w:szCs w:val="24"/>
-            <w:u w:val="single"/>
-            <w:lang w:eastAsia="en-US"/>
-          </w:rPr>
-          <w:t>https://1ya.by/detskij-otdykh</w:t>
-        </w:r>
-      </w:hyperlink>
-      <w:r>
-        <w:rPr>
-          <w:rFonts w:ascii="Times New Roman" w:eastAsiaTheme="minorHAnsi" w:hAnsi="Times New Roman" w:cs="Times New Roman"/>
-          <w:color w:val="auto"/>
-          <w:sz w:val="24"/>
-          <w:szCs w:val="24"/>
-        </w:rPr>
-        <w:t>.</w:t>
+          <w:rFonts w:ascii="Times New Roman" w:eastAsia="Times New Roman" w:hAnsi="Times New Roman" w:cs="Times New Roman"/>
+          <w:color w:val="auto"/>
+          <w:sz w:val="24"/>
+          <w:szCs w:val="24"/>
+        </w:rPr>
+      </w:pPr>
+      <w:r>
+        <w:rPr>
+          <w:rFonts w:ascii="Times New Roman" w:eastAsia="Times New Roman" w:hAnsi="Times New Roman" w:cs="Times New Roman"/>
+          <w:color w:val="auto"/>
+          <w:sz w:val="24"/>
+          <w:szCs w:val="24"/>
+        </w:rPr>
+        <w:t xml:space="preserve">5.1. Заказчик оформляет заказ услуг </w:t>
+      </w:r>
+      <w:r>
+        <w:rPr>
+          <w:rFonts w:ascii="Times New Roman" w:eastAsia="Times New Roman" w:hAnsi="Times New Roman" w:cs="Times New Roman"/>
+          <w:color w:val="auto"/>
+          <w:sz w:val="24"/>
+          <w:szCs w:val="24"/>
+        </w:rPr>
+        <w:t>путем подачи Заявки</w:t>
+      </w:r>
+    </w:p>
+    <w:p>
+      <w:pPr>
+        <w:spacing w:after="10" w:line="271" w:lineRule="auto"/>
+        <w:ind w:left="142" w:right="19"/>
+        <w:jc w:val="both"/>
+        <w:rPr>
+          <w:rFonts w:ascii="Times New Roman" w:hAnsi="Times New Roman" w:cs="Times New Roman"/>
+          <w:color w:val="auto"/>
+          <w:sz w:val="24"/>
+          <w:szCs w:val="24"/>
+        </w:rPr>
+      </w:pPr>
+      <w:r>
+        <w:rPr>
+          <w:rFonts w:ascii="Times New Roman" w:eastAsia="Times New Roman" w:hAnsi="Times New Roman" w:cs="Times New Roman"/>
+          <w:color w:val="auto"/>
+          <w:sz w:val="24"/>
+          <w:szCs w:val="24"/>
+        </w:rPr>
+        <w:t>5.2.</w:t>
+      </w:r>
+      <w:r>
+        <w:rPr>
+          <w:rFonts w:ascii="Times New Roman" w:eastAsia="Times New Roman" w:hAnsi="Times New Roman" w:cs="Times New Roman"/>
+          <w:color w:val="auto"/>
+          <w:sz w:val="24"/>
+          <w:szCs w:val="24"/>
+        </w:rPr>
+        <w:t xml:space="preserve"> Ответственность за достоверность информации указанной при бронировании </w:t>
+      </w:r>
+      <w:r>
+        <w:rPr>
+          <w:rFonts w:ascii="Times New Roman" w:eastAsia="Times New Roman" w:hAnsi="Times New Roman" w:cs="Times New Roman"/>
+          <w:color w:val="auto"/>
+          <w:sz w:val="24"/>
+          <w:szCs w:val="24"/>
+        </w:rPr>
+        <w:t xml:space="preserve">Услуг </w:t>
+      </w:r>
+      <w:r>
+        <w:rPr>
+          <w:rFonts w:ascii="Times New Roman" w:eastAsia="Times New Roman" w:hAnsi="Times New Roman" w:cs="Times New Roman"/>
+          <w:color w:val="auto"/>
+          <w:sz w:val="24"/>
+          <w:szCs w:val="24"/>
+        </w:rPr>
+        <w:t xml:space="preserve">полностью лежит на Заказчике. </w:t>
       </w:r>
     </w:p>
     <w:p>
@@ -2926,311 +2902,26 @@
           <w:sz w:val="24"/>
           <w:szCs w:val="24"/>
         </w:rPr>
-        <w:t xml:space="preserve">5.2. Ответственность за достоверность информации указанной при бронировании полностью лежит на Заказчике. </w:t>
-      </w:r>
-    </w:p>
-    <w:p>
-      <w:pPr>
-        <w:spacing w:after="12" w:line="268" w:lineRule="auto"/>
-        <w:ind w:left="142" w:right="25"/>
-        <w:jc w:val="both"/>
-        <w:rPr>
-          <w:rFonts w:ascii="Times New Roman" w:hAnsi="Times New Roman" w:cs="Times New Roman"/>
-          <w:color w:val="auto"/>
-          <w:sz w:val="24"/>
-          <w:szCs w:val="24"/>
-        </w:rPr>
-      </w:pPr>
-      <w:r>
-        <w:rPr>
-          <w:rFonts w:ascii="Times New Roman" w:eastAsia="Times New Roman" w:hAnsi="Times New Roman" w:cs="Times New Roman"/>
-          <w:color w:val="auto"/>
-          <w:sz w:val="24"/>
-          <w:szCs w:val="24"/>
-        </w:rPr>
-        <w:t xml:space="preserve">5.3. При оформлении заказа Заказчик представляет, следующую информацию о себе и лицах, для которых он приобретает путевку: </w:t>
-      </w:r>
-    </w:p>
-    <w:p>
-      <w:pPr>
-        <w:spacing w:after="12" w:line="268" w:lineRule="auto"/>
-        <w:ind w:left="142" w:right="4046"/>
-        <w:jc w:val="both"/>
-        <w:rPr>
-          <w:rFonts w:ascii="Times New Roman" w:eastAsia="Times New Roman" w:hAnsi="Times New Roman" w:cs="Times New Roman"/>
-          <w:color w:val="auto"/>
-          <w:sz w:val="24"/>
-          <w:szCs w:val="24"/>
-        </w:rPr>
-      </w:pPr>
-      <w:r>
-        <w:rPr>
-          <w:rFonts w:ascii="Times New Roman" w:eastAsia="Times New Roman" w:hAnsi="Times New Roman" w:cs="Times New Roman"/>
-          <w:color w:val="auto"/>
-          <w:sz w:val="24"/>
-          <w:szCs w:val="24"/>
-        </w:rPr>
-        <w:t xml:space="preserve">фамилия, собственное имя, отчество (при наличии); </w:t>
-      </w:r>
-    </w:p>
-    <w:p>
-      <w:pPr>
-        <w:spacing w:after="12" w:line="268" w:lineRule="auto"/>
-        <w:ind w:left="142" w:right="4046"/>
-        <w:jc w:val="both"/>
-        <w:rPr>
-          <w:rFonts w:ascii="Times New Roman" w:hAnsi="Times New Roman" w:cs="Times New Roman"/>
-          <w:color w:val="auto"/>
-          <w:sz w:val="24"/>
-          <w:szCs w:val="24"/>
-        </w:rPr>
-      </w:pPr>
-      <w:r>
-        <w:rPr>
-          <w:rFonts w:ascii="Times New Roman" w:eastAsia="Times New Roman" w:hAnsi="Times New Roman" w:cs="Times New Roman"/>
-          <w:color w:val="auto"/>
-          <w:sz w:val="24"/>
-          <w:szCs w:val="24"/>
-        </w:rPr>
-        <w:t xml:space="preserve"> дата рождения;  </w:t>
-      </w:r>
-    </w:p>
-    <w:p>
-      <w:pPr>
-        <w:spacing w:after="12" w:line="268" w:lineRule="auto"/>
-        <w:ind w:left="142" w:right="25"/>
-        <w:jc w:val="both"/>
-        <w:rPr>
-          <w:rFonts w:ascii="Times New Roman" w:hAnsi="Times New Roman" w:cs="Times New Roman"/>
-          <w:color w:val="auto"/>
-          <w:sz w:val="24"/>
-          <w:szCs w:val="24"/>
-        </w:rPr>
-      </w:pPr>
-      <w:r>
-        <w:rPr>
-          <w:rFonts w:ascii="Times New Roman" w:eastAsia="Times New Roman" w:hAnsi="Times New Roman" w:cs="Times New Roman"/>
-          <w:color w:val="auto"/>
-          <w:sz w:val="24"/>
-          <w:szCs w:val="24"/>
-        </w:rPr>
-        <w:t xml:space="preserve">фамилия, собственное имя, отчество (при наличии), контактный номер телефона и место работы </w:t>
-      </w:r>
-    </w:p>
-    <w:p>
-      <w:pPr>
-        <w:pStyle w:val="a3"/>
-        <w:ind w:left="142"/>
-        <w:rPr>
-          <w:rFonts w:ascii="Times New Roman" w:hAnsi="Times New Roman" w:cs="Times New Roman"/>
-          <w:sz w:val="24"/>
-          <w:szCs w:val="24"/>
-        </w:rPr>
-      </w:pPr>
-      <w:r>
-        <w:rPr>
-          <w:rFonts w:ascii="Times New Roman" w:hAnsi="Times New Roman" w:cs="Times New Roman"/>
-          <w:sz w:val="24"/>
-          <w:szCs w:val="24"/>
-        </w:rPr>
-        <w:t xml:space="preserve">законного представителя; </w:t>
-      </w:r>
-    </w:p>
-    <w:p>
-      <w:pPr>
-        <w:pStyle w:val="a3"/>
-        <w:ind w:left="142"/>
-        <w:rPr>
-          <w:rFonts w:ascii="Times New Roman" w:hAnsi="Times New Roman" w:cs="Times New Roman"/>
-          <w:sz w:val="24"/>
-          <w:szCs w:val="24"/>
-        </w:rPr>
-      </w:pPr>
-      <w:r>
-        <w:rPr>
-          <w:rFonts w:ascii="Times New Roman" w:hAnsi="Times New Roman" w:cs="Times New Roman"/>
-          <w:sz w:val="24"/>
-          <w:szCs w:val="24"/>
-        </w:rPr>
-        <w:t>адрес</w:t>
-      </w:r>
-      <w:r>
-        <w:rPr>
-          <w:rFonts w:ascii="Times New Roman" w:hAnsi="Times New Roman" w:cs="Times New Roman"/>
-          <w:sz w:val="24"/>
-          <w:szCs w:val="24"/>
-        </w:rPr>
-        <w:t xml:space="preserve"> проживания;  </w:t>
-      </w:r>
-    </w:p>
-    <w:p>
-      <w:pPr>
-        <w:spacing w:after="10" w:line="271" w:lineRule="auto"/>
-        <w:ind w:left="142" w:right="19"/>
-        <w:jc w:val="both"/>
-        <w:rPr>
-          <w:rFonts w:ascii="Times New Roman" w:hAnsi="Times New Roman" w:cs="Times New Roman"/>
-          <w:color w:val="auto"/>
-          <w:sz w:val="24"/>
-          <w:szCs w:val="24"/>
-        </w:rPr>
-      </w:pPr>
-      <w:r>
-        <w:rPr>
-          <w:rFonts w:ascii="Times New Roman" w:eastAsia="Times New Roman" w:hAnsi="Times New Roman" w:cs="Times New Roman"/>
-          <w:color w:val="auto"/>
-          <w:sz w:val="24"/>
-          <w:szCs w:val="24"/>
-        </w:rPr>
-        <w:t>сведения о несовершеннолетнем лице: пол, количество полных лет на дату заезда, гражданство,</w:t>
-      </w:r>
-      <w:r>
-        <w:rPr>
-          <w:rFonts w:ascii="Times New Roman" w:eastAsia="Times New Roman" w:hAnsi="Times New Roman" w:cs="Times New Roman"/>
-          <w:color w:val="auto"/>
-          <w:sz w:val="24"/>
-          <w:szCs w:val="24"/>
-        </w:rPr>
-        <w:t xml:space="preserve"> </w:t>
-      </w:r>
-      <w:r>
-        <w:rPr>
-          <w:rFonts w:ascii="Times New Roman" w:eastAsia="Times New Roman" w:hAnsi="Times New Roman" w:cs="Times New Roman"/>
-          <w:color w:val="auto"/>
-          <w:sz w:val="24"/>
-          <w:szCs w:val="24"/>
-        </w:rPr>
-        <w:t xml:space="preserve">перечень хронических и иных заболеваний, при которых необходим дополнительный контроль со стороны сопровождающих(вожатых), заведующей производством(питание), медперсонала- указывается в поле примечание. </w:t>
-      </w:r>
-    </w:p>
-    <w:p>
-      <w:pPr>
-        <w:spacing w:after="12" w:line="268" w:lineRule="auto"/>
-        <w:ind w:left="142" w:right="25"/>
-        <w:jc w:val="both"/>
-        <w:rPr>
-          <w:rFonts w:ascii="Times New Roman" w:hAnsi="Times New Roman" w:cs="Times New Roman"/>
-          <w:color w:val="auto"/>
-          <w:sz w:val="24"/>
-          <w:szCs w:val="24"/>
-        </w:rPr>
-      </w:pPr>
-      <w:r>
-        <w:rPr>
-          <w:rFonts w:ascii="Times New Roman" w:eastAsia="Times New Roman" w:hAnsi="Times New Roman" w:cs="Times New Roman"/>
-          <w:color w:val="auto"/>
-          <w:sz w:val="24"/>
-          <w:szCs w:val="24"/>
-        </w:rPr>
-        <w:t xml:space="preserve">5.4. Заказчик выражает согласие и разрешает Исполнителю по Договору осуществлять обработку персональных данных лиц, указанных при регистрации (оформлении заказа), в целях исполнения условий Договора, и гарантирует наличие согласия этих лиц (их представителей) на обработку их персональных данных в указанных целях. Исполнитель обязуется не сообщать персональные данные лицам, не имеющим отношения к исполнению Заказа, за исключением случаев, когда передача таких данных должна быть осуществлена в соответствии с требованиями законодательства Республики Беларусь.  </w:t>
-      </w:r>
-    </w:p>
-    <w:p>
-      <w:pPr>
-        <w:spacing w:after="12" w:line="268" w:lineRule="auto"/>
-        <w:ind w:left="142" w:right="25"/>
-        <w:jc w:val="both"/>
-        <w:rPr>
-          <w:rFonts w:ascii="Times New Roman" w:eastAsia="Times New Roman" w:hAnsi="Times New Roman" w:cs="Times New Roman"/>
-          <w:color w:val="auto"/>
-          <w:sz w:val="24"/>
-          <w:szCs w:val="24"/>
-        </w:rPr>
-      </w:pPr>
-      <w:r>
-        <w:rPr>
-          <w:rFonts w:ascii="Times New Roman" w:eastAsia="Times New Roman" w:hAnsi="Times New Roman" w:cs="Times New Roman"/>
-          <w:color w:val="auto"/>
-          <w:sz w:val="24"/>
-          <w:szCs w:val="24"/>
-        </w:rPr>
-        <w:t>5.5. Оплатой заказа Заказчик подтверждает, ему оказана услуга в полном объеме ,заказчик согласен со всеми пунктами договора, ознакомлен с прейскурантом цен и правилами пребывания в</w:t>
-      </w:r>
-      <w:r>
-        <w:rPr>
-          <w:rFonts w:ascii="Times New Roman" w:eastAsia="Times New Roman" w:hAnsi="Times New Roman" w:cs="Times New Roman"/>
-          <w:color w:val="auto"/>
-          <w:sz w:val="24"/>
-          <w:szCs w:val="24"/>
-        </w:rPr>
-        <w:t xml:space="preserve"> детском лагере</w:t>
-      </w:r>
-      <w:r>
-        <w:rPr>
-          <w:rFonts w:ascii="Times New Roman" w:eastAsia="Times New Roman" w:hAnsi="Times New Roman" w:cs="Times New Roman"/>
-          <w:color w:val="auto"/>
-          <w:sz w:val="24"/>
-          <w:szCs w:val="24"/>
-        </w:rPr>
-        <w:t xml:space="preserve">, Заказчику предоставлена вся необходимая и достоверная информация о приобретаемых и сопутствующих услугах, оказываемых Заказчику, а он полностью ознакомился с ней на страницах сайта Исполнителя и/или на информационных стендах Исполнителя, в том числе с информацией, содержащей: наименование Исполнителя, место нахождения </w:t>
-      </w:r>
-      <w:r>
-        <w:rPr>
-          <w:rFonts w:ascii="Times New Roman" w:eastAsia="Times New Roman" w:hAnsi="Times New Roman" w:cs="Times New Roman"/>
-          <w:color w:val="auto"/>
-          <w:sz w:val="24"/>
-          <w:szCs w:val="24"/>
-        </w:rPr>
-        <w:t>детского лагеря</w:t>
-      </w:r>
-      <w:r>
-        <w:rPr>
-          <w:rFonts w:ascii="Times New Roman" w:eastAsia="Times New Roman" w:hAnsi="Times New Roman" w:cs="Times New Roman"/>
-          <w:color w:val="auto"/>
-          <w:sz w:val="24"/>
-          <w:szCs w:val="24"/>
-        </w:rPr>
-        <w:t xml:space="preserve"> и Исполнителя, режим работы; наименование, виды стоимость и особенности оказания услуг; Правила противопожарной и личной безопасности; Правила пребывания; нормативные документы, устанавливающие требования к качеству услуг; сведения о сроках и условиях оформления заказа, о цене, условиях оплаты и предоставления услуг. Вся вышеперечисленная информация доведена до сведения несовершеннолетнего лица для которого приобретаются Услуги по договору, Заказчик дает согласие Исполнителю на назначение </w:t>
-      </w:r>
-      <w:r>
-        <w:rPr>
-          <w:rFonts w:ascii="Times New Roman" w:eastAsia="Times New Roman" w:hAnsi="Times New Roman" w:cs="Times New Roman"/>
-          <w:color w:val="auto"/>
-          <w:sz w:val="24"/>
-          <w:szCs w:val="24"/>
-        </w:rPr>
-        <w:t>сопровождающего для</w:t>
-      </w:r>
-      <w:r>
-        <w:rPr>
-          <w:rFonts w:ascii="Times New Roman" w:eastAsia="Times New Roman" w:hAnsi="Times New Roman" w:cs="Times New Roman"/>
-          <w:color w:val="auto"/>
-          <w:sz w:val="24"/>
-          <w:szCs w:val="24"/>
-        </w:rPr>
-        <w:t xml:space="preserve"> несовершеннолетнего, для которого приобретена Путевка, </w:t>
-      </w:r>
-      <w:r>
-        <w:rPr>
-          <w:rFonts w:ascii="Times New Roman" w:eastAsia="Times New Roman" w:hAnsi="Times New Roman" w:cs="Times New Roman"/>
-          <w:color w:val="auto"/>
-          <w:sz w:val="24"/>
-          <w:szCs w:val="24"/>
-        </w:rPr>
-        <w:t>на период,</w:t>
-      </w:r>
-      <w:r>
-        <w:rPr>
-          <w:rFonts w:ascii="Times New Roman" w:eastAsia="Times New Roman" w:hAnsi="Times New Roman" w:cs="Times New Roman"/>
-          <w:color w:val="auto"/>
-          <w:sz w:val="24"/>
-          <w:szCs w:val="24"/>
-        </w:rPr>
-        <w:t xml:space="preserve"> указанный в Путевке по своему усмотрению, без согласования с Заказчиком. </w:t>
-      </w:r>
-    </w:p>
-    <w:p>
-      <w:pPr>
-        <w:spacing w:after="12" w:line="268" w:lineRule="auto"/>
-        <w:ind w:left="-1" w:right="25" w:firstLine="428"/>
-        <w:jc w:val="both"/>
-        <w:rPr>
-          <w:rFonts w:ascii="Times New Roman" w:eastAsia="Times New Roman" w:hAnsi="Times New Roman" w:cs="Times New Roman"/>
-          <w:color w:val="auto"/>
-          <w:sz w:val="24"/>
-          <w:szCs w:val="24"/>
-        </w:rPr>
-      </w:pPr>
+        <w:t>5.</w:t>
+      </w:r>
+      <w:r>
+        <w:rPr>
+          <w:rFonts w:ascii="Times New Roman" w:eastAsia="Times New Roman" w:hAnsi="Times New Roman" w:cs="Times New Roman"/>
+          <w:color w:val="auto"/>
+          <w:sz w:val="24"/>
+          <w:szCs w:val="24"/>
+        </w:rPr>
+        <w:t>3. Заказчик</w:t>
+      </w:r>
+      <w:r>
+        <w:rPr>
+          <w:rFonts w:ascii="Times New Roman" w:eastAsia="Times New Roman" w:hAnsi="Times New Roman" w:cs="Times New Roman"/>
+          <w:color w:val="auto"/>
+          <w:sz w:val="24"/>
+          <w:szCs w:val="24"/>
+        </w:rPr>
+        <w:t xml:space="preserve"> выражает согласие и разрешает Исполнителю по Договору осуществлять обработку персональных данных лиц, указанных при регистрации (оформлении заказа), в целях исполнения условий Договора, и гарантирует наличие согласия этих лиц (их представителей) на обработку их персональных данных в указанных целях. Исполнитель обязуется не сообщать персональные данные лицам, не имеющим отношения к исполнению Заказа, за исключением случаев, когда передача таких данных должна быть осуществлена в соответствии с требованиями законодательства Республики Беларусь.  </w:t>
+      </w:r>
     </w:p>
     <w:p>
       <w:pPr>
@@ -3298,28 +2989,202 @@
           <w:sz w:val="24"/>
           <w:szCs w:val="24"/>
         </w:rPr>
+        <w:t>6.1. Стоимость услуг определяется</w:t>
+      </w:r>
+      <w:r>
+        <w:rPr>
+          <w:rFonts w:ascii="Times New Roman" w:hAnsi="Times New Roman" w:cs="Times New Roman"/>
+          <w:sz w:val="24"/>
+          <w:szCs w:val="24"/>
+        </w:rPr>
+        <w:t xml:space="preserve"> в соответствии с Прейскурантом.</w:t>
+      </w:r>
+      <w:r>
+        <w:rPr>
+          <w:rFonts w:ascii="Times New Roman" w:hAnsi="Times New Roman" w:cs="Times New Roman"/>
+          <w:sz w:val="24"/>
+          <w:szCs w:val="24"/>
+        </w:rPr>
+        <w:t xml:space="preserve"> </w:t>
+      </w:r>
+    </w:p>
+    <w:p>
+      <w:pPr>
+        <w:pStyle w:val="a3"/>
+        <w:rPr>
+          <w:rFonts w:ascii="Times New Roman" w:hAnsi="Times New Roman" w:cs="Times New Roman"/>
+          <w:sz w:val="24"/>
+          <w:szCs w:val="24"/>
+        </w:rPr>
+      </w:pPr>
+      <w:r>
+        <w:rPr>
+          <w:rFonts w:ascii="Times New Roman" w:hAnsi="Times New Roman" w:cs="Times New Roman"/>
+          <w:sz w:val="24"/>
+          <w:szCs w:val="24"/>
+        </w:rPr>
+        <w:t xml:space="preserve">6.2. Оплата производится путем перечисления 100% предварительной оплаты, </w:t>
+      </w:r>
+      <w:r>
+        <w:rPr>
+          <w:rFonts w:ascii="Times New Roman" w:hAnsi="Times New Roman" w:cs="Times New Roman"/>
+          <w:sz w:val="24"/>
+          <w:szCs w:val="24"/>
+        </w:rPr>
+        <w:t xml:space="preserve">на расчетный </w:t>
+      </w:r>
+      <w:r>
+        <w:rPr>
+          <w:rFonts w:ascii="Times New Roman" w:hAnsi="Times New Roman" w:cs="Times New Roman"/>
+          <w:sz w:val="24"/>
+          <w:szCs w:val="24"/>
+        </w:rPr>
+        <w:t xml:space="preserve">счет Исполнителя не позднее </w:t>
+      </w:r>
+      <w:r>
+        <w:rPr>
+          <w:rFonts w:ascii="Times New Roman" w:hAnsi="Times New Roman" w:cs="Times New Roman"/>
+          <w:sz w:val="24"/>
+          <w:szCs w:val="24"/>
+        </w:rPr>
+        <w:t>21 дня</w:t>
+      </w:r>
+      <w:r>
+        <w:rPr>
+          <w:rFonts w:ascii="Times New Roman" w:hAnsi="Times New Roman" w:cs="Times New Roman"/>
+          <w:sz w:val="24"/>
+          <w:szCs w:val="24"/>
+        </w:rPr>
+        <w:t xml:space="preserve"> до начала </w:t>
+      </w:r>
+      <w:r>
+        <w:rPr>
+          <w:rFonts w:ascii="Times New Roman" w:hAnsi="Times New Roman" w:cs="Times New Roman"/>
+          <w:sz w:val="24"/>
+          <w:szCs w:val="24"/>
+        </w:rPr>
+        <w:t>оказания услуги</w:t>
+      </w:r>
+      <w:r>
+        <w:rPr>
+          <w:rFonts w:ascii="Times New Roman" w:hAnsi="Times New Roman" w:cs="Times New Roman"/>
+          <w:sz w:val="24"/>
+          <w:szCs w:val="24"/>
+        </w:rPr>
+        <w:t xml:space="preserve">. </w:t>
+      </w:r>
+    </w:p>
+    <w:p>
+      <w:pPr>
+        <w:pStyle w:val="a3"/>
+        <w:rPr>
+          <w:rFonts w:ascii="Times New Roman" w:hAnsi="Times New Roman" w:cs="Times New Roman"/>
+          <w:sz w:val="24"/>
+          <w:szCs w:val="24"/>
+        </w:rPr>
+      </w:pPr>
+      <w:r>
+        <w:rPr>
+          <w:rFonts w:ascii="Times New Roman" w:hAnsi="Times New Roman" w:cs="Times New Roman"/>
+          <w:sz w:val="24"/>
+          <w:szCs w:val="24"/>
+        </w:rPr>
+        <w:t xml:space="preserve">6.3. Оплата </w:t>
+      </w:r>
+      <w:r>
+        <w:rPr>
+          <w:rFonts w:ascii="Times New Roman" w:hAnsi="Times New Roman" w:cs="Times New Roman"/>
+          <w:sz w:val="24"/>
+          <w:szCs w:val="24"/>
+        </w:rPr>
+        <w:t>осуществляется Заказчиком в любых банках Республики Беларусь на текущий (расчетный) счет Исполнителя через кассы банков, платежные терминалы, инте</w:t>
+      </w:r>
+      <w:r>
+        <w:rPr>
+          <w:rFonts w:ascii="Times New Roman" w:hAnsi="Times New Roman" w:cs="Times New Roman"/>
+          <w:sz w:val="24"/>
+          <w:szCs w:val="24"/>
+        </w:rPr>
+        <w:t>рнет-банкинг и иными способами.</w:t>
+      </w:r>
+    </w:p>
+    <w:p>
+      <w:pPr>
+        <w:pStyle w:val="a3"/>
+        <w:rPr>
+          <w:rFonts w:ascii="Times New Roman" w:hAnsi="Times New Roman" w:cs="Times New Roman"/>
+          <w:sz w:val="24"/>
+          <w:szCs w:val="24"/>
+        </w:rPr>
+      </w:pPr>
+      <w:r>
+        <w:rPr>
+          <w:rFonts w:ascii="Times New Roman" w:hAnsi="Times New Roman" w:cs="Times New Roman"/>
+          <w:sz w:val="24"/>
+          <w:szCs w:val="24"/>
+        </w:rPr>
+        <w:t>6.4. При оплате за предоставляемые услуги расходы по переводу денежных средств, оплате услуг банка осуществляются за счет Заказчика.</w:t>
+      </w:r>
+    </w:p>
+    <w:p>
+      <w:pPr>
+        <w:pStyle w:val="a3"/>
+        <w:rPr>
+          <w:rFonts w:ascii="Times New Roman" w:hAnsi="Times New Roman" w:cs="Times New Roman"/>
+          <w:sz w:val="24"/>
+          <w:szCs w:val="24"/>
+        </w:rPr>
+      </w:pPr>
+      <w:r>
+        <w:rPr>
+          <w:rFonts w:ascii="Times New Roman" w:hAnsi="Times New Roman" w:cs="Times New Roman"/>
+          <w:sz w:val="24"/>
+          <w:szCs w:val="24"/>
+        </w:rPr>
+        <w:t>6.5. В случае одностороннего отказа Заказч</w:t>
+      </w:r>
+      <w:r>
+        <w:rPr>
+          <w:rFonts w:ascii="Times New Roman" w:hAnsi="Times New Roman" w:cs="Times New Roman"/>
+          <w:sz w:val="24"/>
+          <w:szCs w:val="24"/>
+        </w:rPr>
+        <w:t>иком от договора менее, чем за 1</w:t>
+      </w:r>
+      <w:r>
+        <w:rPr>
+          <w:rFonts w:ascii="Times New Roman" w:hAnsi="Times New Roman" w:cs="Times New Roman"/>
+          <w:sz w:val="24"/>
+          <w:szCs w:val="24"/>
+        </w:rPr>
+        <w:t>4 (четырнадцать) дней предварительная оплата возврату не подлежит и является оплатой фактически понесенных Исполнителем расходов.</w:t>
+      </w:r>
+    </w:p>
+    <w:p>
+      <w:pPr>
+        <w:pStyle w:val="a3"/>
+        <w:rPr>
+          <w:rFonts w:ascii="Times New Roman" w:hAnsi="Times New Roman" w:cs="Times New Roman"/>
+          <w:sz w:val="24"/>
+          <w:szCs w:val="24"/>
+        </w:rPr>
+      </w:pPr>
+      <w:r>
+        <w:rPr>
+          <w:rFonts w:ascii="Times New Roman" w:hAnsi="Times New Roman" w:cs="Times New Roman"/>
+          <w:sz w:val="24"/>
+          <w:szCs w:val="24"/>
+        </w:rPr>
+        <w:t xml:space="preserve">6.6. В случае одностороннего отказа Заказчиком от договора по уважительным причинам (болезнь ребенка) при предоставлении соответствующего удостоверяющего документа (оригинала справки из </w:t>
+      </w:r>
+      <w:r>
+        <w:rPr>
+          <w:rFonts w:ascii="Times New Roman" w:hAnsi="Times New Roman" w:cs="Times New Roman"/>
+          <w:sz w:val="24"/>
+          <w:szCs w:val="24"/>
+        </w:rPr>
         <w:lastRenderedPageBreak/>
-        <w:t xml:space="preserve">6.1. Стоимость услуг определяется в соответствии с Прейскурантом, размещённом на страницах сайта Исполнителя по адресу: </w:t>
-      </w:r>
-      <w:hyperlink r:id="rId12" w:history="1">
-        <w:r>
-          <w:rPr>
-            <w:rFonts w:ascii="Times New Roman" w:hAnsi="Times New Roman" w:cs="Times New Roman"/>
-            <w:color w:val="0563C1" w:themeColor="hyperlink"/>
-            <w:sz w:val="24"/>
-            <w:szCs w:val="24"/>
-            <w:u w:val="single"/>
-          </w:rPr>
-          <w:t>https://1ya.by/detskij-otdykh/</w:t>
-        </w:r>
-      </w:hyperlink>
-      <w:r>
-        <w:rPr>
-          <w:rFonts w:ascii="Times New Roman" w:hAnsi="Times New Roman" w:cs="Times New Roman"/>
-          <w:sz w:val="24"/>
-          <w:szCs w:val="24"/>
-        </w:rPr>
-        <w:t>.</w:t>
+        <w:t>медицинского учреждения) производится возврат денежных средств в размере 100 % уплаченной суммы.</w:t>
       </w:r>
     </w:p>
     <w:p>
@@ -3337,23 +3202,15 @@
           <w:sz w:val="24"/>
           <w:szCs w:val="24"/>
         </w:rPr>
-        <w:t>6.2. Оплата производится путем перечисления 100% предварительной оплаты, согласно выбранным программам на расчетный счет Исполнителя не позднее 1</w:t>
-      </w:r>
-      <w:r>
-        <w:rPr>
-          <w:rFonts w:ascii="Times New Roman" w:hAnsi="Times New Roman" w:cs="Times New Roman"/>
-          <w:sz w:val="24"/>
-          <w:szCs w:val="24"/>
-        </w:rPr>
-        <w:t>4</w:t>
-      </w:r>
-      <w:r>
-        <w:rPr>
-          <w:rFonts w:ascii="Times New Roman" w:hAnsi="Times New Roman" w:cs="Times New Roman"/>
-          <w:sz w:val="24"/>
-          <w:szCs w:val="24"/>
-        </w:rPr>
-        <w:t xml:space="preserve"> дней до начала смены. </w:t>
+        <w:t>6.7. Оказание Услуг Заказчику не сопровождается подписанием акта сдачи-приемки оказанных услу</w:t>
+      </w:r>
+      <w:r>
+        <w:rPr>
+          <w:rFonts w:ascii="Times New Roman" w:hAnsi="Times New Roman" w:cs="Times New Roman"/>
+          <w:sz w:val="24"/>
+          <w:szCs w:val="24"/>
+        </w:rPr>
+        <w:t>г. Услуга считается оказанной с момента полной оплаты Заказчиком.</w:t>
       </w:r>
     </w:p>
     <w:p>
@@ -3361,128 +3218,34 @@
         <w:pStyle w:val="a3"/>
         <w:rPr>
           <w:rFonts w:ascii="Times New Roman" w:hAnsi="Times New Roman" w:cs="Times New Roman"/>
-          <w:sz w:val="24"/>
-          <w:szCs w:val="24"/>
-        </w:rPr>
-      </w:pPr>
-      <w:r>
-        <w:rPr>
-          <w:rFonts w:ascii="Times New Roman" w:hAnsi="Times New Roman" w:cs="Times New Roman"/>
-          <w:sz w:val="24"/>
-          <w:szCs w:val="24"/>
-        </w:rPr>
-        <w:t xml:space="preserve">6.3. Оплата за организацию детского отдыха осуществляется Заказчиком в любых банках Республики Беларусь на текущий (расчетный) счет Исполнителя через кассы банков, платежные терминалы, интернет-банкинг и иными способами, указанных на сайте </w:t>
-      </w:r>
-      <w:hyperlink r:id="rId13" w:history="1">
-        <w:r>
-          <w:rPr>
-            <w:rFonts w:ascii="Times New Roman" w:hAnsi="Times New Roman" w:cs="Times New Roman"/>
-            <w:color w:val="0563C1" w:themeColor="hyperlink"/>
-            <w:sz w:val="24"/>
-            <w:szCs w:val="24"/>
-            <w:u w:val="single"/>
-          </w:rPr>
-          <w:t>https://1ya.by/detskij-otdykh</w:t>
-        </w:r>
-      </w:hyperlink>
-      <w:r>
-        <w:rPr>
-          <w:rFonts w:ascii="Times New Roman" w:hAnsi="Times New Roman" w:cs="Times New Roman"/>
-          <w:sz w:val="24"/>
-          <w:szCs w:val="24"/>
-        </w:rPr>
-        <w:t xml:space="preserve"> с указанием фамилии Заказчика и номера группы.</w:t>
-      </w:r>
-    </w:p>
-    <w:p>
-      <w:pPr>
-        <w:pStyle w:val="a3"/>
-        <w:rPr>
-          <w:rFonts w:ascii="Times New Roman" w:hAnsi="Times New Roman" w:cs="Times New Roman"/>
-          <w:sz w:val="24"/>
-          <w:szCs w:val="24"/>
-        </w:rPr>
-      </w:pPr>
-      <w:r>
-        <w:rPr>
-          <w:rFonts w:ascii="Times New Roman" w:hAnsi="Times New Roman" w:cs="Times New Roman"/>
-          <w:sz w:val="24"/>
-          <w:szCs w:val="24"/>
-        </w:rPr>
-        <w:t>6.4. При оплате за предоставляемые услуги расходы по переводу денежных средств, оплате услуг банка осуществляются за счет Заказчика.</w:t>
-      </w:r>
-    </w:p>
-    <w:p>
-      <w:pPr>
-        <w:pStyle w:val="a3"/>
-        <w:rPr>
-          <w:rFonts w:ascii="Times New Roman" w:hAnsi="Times New Roman" w:cs="Times New Roman"/>
-          <w:sz w:val="24"/>
-          <w:szCs w:val="24"/>
-        </w:rPr>
-      </w:pPr>
-      <w:r>
-        <w:rPr>
-          <w:rFonts w:ascii="Times New Roman" w:hAnsi="Times New Roman" w:cs="Times New Roman"/>
-          <w:sz w:val="24"/>
-          <w:szCs w:val="24"/>
-        </w:rPr>
-        <w:t>6.5. В случае одностороннего отказа Заказчиком от договора менее, чем за 14 (четырнадцать) дней предварительная оплата за текущую смену возврату не подлежит и является оплатой фактически понесенных Исполнителем расходов.</w:t>
-      </w:r>
-    </w:p>
-    <w:p>
-      <w:pPr>
-        <w:pStyle w:val="a3"/>
-        <w:rPr>
-          <w:rFonts w:ascii="Times New Roman" w:hAnsi="Times New Roman" w:cs="Times New Roman"/>
-          <w:sz w:val="24"/>
-          <w:szCs w:val="24"/>
-        </w:rPr>
-      </w:pPr>
-      <w:r>
-        <w:rPr>
-          <w:rFonts w:ascii="Times New Roman" w:hAnsi="Times New Roman" w:cs="Times New Roman"/>
-          <w:sz w:val="24"/>
-          <w:szCs w:val="24"/>
-        </w:rPr>
-        <w:t>6.6. В случае одностороннего отказа Заказчиком от договора по уважительным причинам (болезнь ребенка) при предоставлении соответствующего удостоверяющего документа (оригинала справки из медицинского учреждения) производится возврат денежных средств в размере 100 % уплаченной суммы.</w:t>
-      </w:r>
-    </w:p>
-    <w:p>
-      <w:pPr>
-        <w:pStyle w:val="a3"/>
-        <w:rPr>
-          <w:rFonts w:ascii="Times New Roman" w:hAnsi="Times New Roman" w:cs="Times New Roman"/>
-          <w:sz w:val="24"/>
-          <w:szCs w:val="24"/>
-        </w:rPr>
-      </w:pPr>
-      <w:r>
-        <w:rPr>
-          <w:rFonts w:ascii="Times New Roman" w:hAnsi="Times New Roman" w:cs="Times New Roman"/>
-          <w:sz w:val="24"/>
-          <w:szCs w:val="24"/>
-        </w:rPr>
-        <w:t>6.7. Оказание Услуг Заказчику не сопровождается подписанием акта сдачи-приемки оказанных услуг. Услуга считается оказанной с момента окончания смены, согласно установленному расписанию.</w:t>
-      </w:r>
-    </w:p>
-    <w:p>
-      <w:pPr>
-        <w:pStyle w:val="a3"/>
-        <w:rPr>
-          <w:rFonts w:ascii="Times New Roman" w:hAnsi="Times New Roman" w:cs="Times New Roman"/>
-          <w:color w:val="auto"/>
-          <w:sz w:val="24"/>
-          <w:szCs w:val="24"/>
-        </w:rPr>
-      </w:pPr>
-      <w:r>
-        <w:rPr>
-          <w:rFonts w:ascii="Times New Roman" w:hAnsi="Times New Roman" w:cs="Times New Roman"/>
-          <w:sz w:val="24"/>
-          <w:szCs w:val="24"/>
-        </w:rPr>
-        <w:t>6.8. В случае, если претензии по объему и/или качеству услуг, оказываемых Исполнителем, не были заявлены Заказчиком в течение 2 (Двух) календарных дней с момента оказания услуги, обязанности Исполнителя по Договору считаются выполненными, а услуги считаются оказанными в срок, качественно и в полном объеме.</w:t>
+          <w:color w:val="auto"/>
+          <w:sz w:val="24"/>
+          <w:szCs w:val="24"/>
+        </w:rPr>
+      </w:pPr>
+      <w:r>
+        <w:rPr>
+          <w:rFonts w:ascii="Times New Roman" w:hAnsi="Times New Roman" w:cs="Times New Roman"/>
+          <w:sz w:val="24"/>
+          <w:szCs w:val="24"/>
+        </w:rPr>
+        <w:t xml:space="preserve">6.8. В случае, если претензии по объему и/или качеству услуг, оказываемых Исполнителем, не были заявлены Заказчиком в течение 2 (Двух) календарных дней с момента </w:t>
+      </w:r>
+      <w:r>
+        <w:rPr>
+          <w:rFonts w:ascii="Times New Roman" w:hAnsi="Times New Roman" w:cs="Times New Roman"/>
+          <w:sz w:val="24"/>
+          <w:szCs w:val="24"/>
+        </w:rPr>
+        <w:t xml:space="preserve">окончания </w:t>
+      </w:r>
+      <w:r>
+        <w:rPr>
+          <w:rFonts w:ascii="Times New Roman" w:hAnsi="Times New Roman" w:cs="Times New Roman"/>
+          <w:sz w:val="24"/>
+          <w:szCs w:val="24"/>
+        </w:rPr>
+        <w:t>оказания услуги, обязанности Исполнителя по Договору считаются выполненными, а услуги считаются оказанными в срок, качественно и в полном объеме.</w:t>
       </w:r>
     </w:p>
     <w:p>
@@ -3571,14 +3334,158 @@
         <w:jc w:val="both"/>
         <w:rPr>
           <w:rFonts w:ascii="Times New Roman" w:hAnsi="Times New Roman" w:cs="Times New Roman"/>
-        </w:rPr>
-      </w:pPr>
-      <w:r>
-        <w:rPr>
-          <w:rFonts w:ascii="Times New Roman" w:hAnsi="Times New Roman" w:cs="Times New Roman"/>
-          <w:sz w:val="24"/>
-        </w:rPr>
-        <w:t xml:space="preserve">принятия нормативного правового акта, не позволяющего ему обеспечить выполнение </w:t>
+          <w:sz w:val="24"/>
+        </w:rPr>
+      </w:pPr>
+      <w:r>
+        <w:rPr>
+          <w:rFonts w:ascii="Times New Roman" w:hAnsi="Times New Roman" w:cs="Times New Roman"/>
+          <w:sz w:val="24"/>
+        </w:rPr>
+        <w:t xml:space="preserve">принятия нормативного правового акта, </w:t>
+      </w:r>
+      <w:r>
+        <w:rPr>
+          <w:rFonts w:ascii="Times New Roman" w:hAnsi="Times New Roman" w:cs="Times New Roman"/>
+          <w:sz w:val="24"/>
+        </w:rPr>
+        <w:t xml:space="preserve">изменения законодательства, иных изменений </w:t>
+      </w:r>
+      <w:r>
+        <w:rPr>
+          <w:rFonts w:ascii="Times New Roman" w:hAnsi="Times New Roman" w:cs="Times New Roman"/>
+          <w:sz w:val="24"/>
+        </w:rPr>
+        <w:t xml:space="preserve">не позволяющего ему обеспечить </w:t>
+      </w:r>
+      <w:r>
+        <w:rPr>
+          <w:rFonts w:ascii="Times New Roman" w:hAnsi="Times New Roman" w:cs="Times New Roman"/>
+          <w:sz w:val="24"/>
+        </w:rPr>
+        <w:t xml:space="preserve">выполнение </w:t>
+      </w:r>
+      <w:r>
+        <w:rPr>
+          <w:rFonts w:ascii="Times New Roman" w:hAnsi="Times New Roman" w:cs="Times New Roman"/>
+          <w:sz w:val="24"/>
+        </w:rPr>
+        <w:t>настоящего</w:t>
+      </w:r>
+      <w:r>
+        <w:rPr>
+          <w:rFonts w:ascii="Times New Roman" w:hAnsi="Times New Roman" w:cs="Times New Roman"/>
+          <w:sz w:val="24"/>
+        </w:rPr>
+        <w:t xml:space="preserve"> Договора, с возвратом Заказчику </w:t>
+      </w:r>
+      <w:r>
+        <w:rPr>
+          <w:rFonts w:ascii="Times New Roman" w:hAnsi="Times New Roman" w:cs="Times New Roman"/>
+          <w:sz w:val="24"/>
+        </w:rPr>
+        <w:t>стоимости за</w:t>
+      </w:r>
+      <w:r>
+        <w:rPr>
+          <w:rFonts w:ascii="Times New Roman" w:hAnsi="Times New Roman" w:cs="Times New Roman"/>
+          <w:sz w:val="24"/>
+        </w:rPr>
+        <w:t xml:space="preserve"> неиспользованные дни; </w:t>
+      </w:r>
+    </w:p>
+    <w:p>
+      <w:pPr>
+        <w:spacing w:after="3" w:line="249" w:lineRule="auto"/>
+        <w:ind w:right="23"/>
+        <w:jc w:val="both"/>
+        <w:rPr>
+          <w:rFonts w:ascii="Times New Roman" w:hAnsi="Times New Roman" w:cs="Times New Roman"/>
+        </w:rPr>
+      </w:pPr>
+      <w:r>
+        <w:rPr>
+          <w:rFonts w:ascii="Times New Roman" w:hAnsi="Times New Roman" w:cs="Times New Roman"/>
+          <w:sz w:val="24"/>
+        </w:rPr>
+        <w:t xml:space="preserve">- </w:t>
+      </w:r>
+      <w:r>
+        <w:rPr>
+          <w:rFonts w:ascii="Times New Roman" w:hAnsi="Times New Roman" w:cs="Times New Roman"/>
+          <w:sz w:val="24"/>
+        </w:rPr>
+        <w:t xml:space="preserve">нарушения лицом, для которого была приобретена </w:t>
+      </w:r>
+      <w:r>
+        <w:rPr>
+          <w:rFonts w:ascii="Times New Roman" w:hAnsi="Times New Roman" w:cs="Times New Roman"/>
+          <w:sz w:val="24"/>
+        </w:rPr>
+        <w:t>услуга</w:t>
+      </w:r>
+      <w:r>
+        <w:rPr>
+          <w:rFonts w:ascii="Times New Roman" w:hAnsi="Times New Roman" w:cs="Times New Roman"/>
+          <w:sz w:val="24"/>
+        </w:rPr>
+        <w:t xml:space="preserve">, п.4.3.3 п.4.3.4 </w:t>
+      </w:r>
+      <w:r>
+        <w:rPr>
+          <w:rFonts w:ascii="Times New Roman" w:hAnsi="Times New Roman" w:cs="Times New Roman"/>
+          <w:sz w:val="24"/>
+        </w:rPr>
+        <w:t>Договора, Правил</w:t>
+      </w:r>
+      <w:r>
+        <w:rPr>
+          <w:rFonts w:ascii="Times New Roman" w:hAnsi="Times New Roman" w:cs="Times New Roman"/>
+          <w:sz w:val="24"/>
+        </w:rPr>
+        <w:t xml:space="preserve"> пре</w:t>
+      </w:r>
+      <w:r>
+        <w:rPr>
+          <w:rFonts w:ascii="Times New Roman" w:hAnsi="Times New Roman" w:cs="Times New Roman"/>
+          <w:sz w:val="24"/>
+        </w:rPr>
+        <w:t>бывания, внутреннего распорядка</w:t>
+      </w:r>
+      <w:r>
+        <w:rPr>
+          <w:rFonts w:ascii="Times New Roman" w:hAnsi="Times New Roman" w:cs="Times New Roman"/>
+          <w:sz w:val="24"/>
+        </w:rPr>
+        <w:t xml:space="preserve">. В этих случаях возмещение стоимости путевки за оставшиеся дни до ее окончания Заказчику не производится. Вышеуказанные нарушения фиксируются путем </w:t>
+      </w:r>
+      <w:r>
+        <w:rPr>
+          <w:rFonts w:ascii="Times New Roman" w:hAnsi="Times New Roman" w:cs="Times New Roman"/>
+          <w:sz w:val="24"/>
+        </w:rPr>
+        <w:t>составления акта</w:t>
+      </w:r>
+      <w:r>
+        <w:rPr>
+          <w:rFonts w:ascii="Times New Roman" w:hAnsi="Times New Roman" w:cs="Times New Roman"/>
+          <w:sz w:val="24"/>
+        </w:rPr>
+        <w:t xml:space="preserve"> произвольной фор</w:t>
+      </w:r>
+      <w:r>
+        <w:rPr>
+          <w:rFonts w:ascii="Times New Roman" w:hAnsi="Times New Roman" w:cs="Times New Roman"/>
+          <w:sz w:val="24"/>
+        </w:rPr>
+        <w:t>мы</w:t>
+      </w:r>
+      <w:r>
+        <w:rPr>
+          <w:rFonts w:ascii="Times New Roman" w:hAnsi="Times New Roman" w:cs="Times New Roman"/>
+          <w:sz w:val="24"/>
+        </w:rPr>
+        <w:t xml:space="preserve">.  </w:t>
       </w:r>
     </w:p>
     <w:p>
@@ -3587,70 +3494,43 @@
         <w:ind w:left="-1" w:right="35" w:firstLine="1"/>
         <w:rPr>
           <w:rFonts w:ascii="Times New Roman" w:hAnsi="Times New Roman" w:cs="Times New Roman"/>
-        </w:rPr>
-      </w:pPr>
-      <w:r>
-        <w:rPr>
-          <w:rFonts w:ascii="Times New Roman" w:hAnsi="Times New Roman" w:cs="Times New Roman"/>
-          <w:sz w:val="24"/>
-        </w:rPr>
-        <w:t xml:space="preserve">настоящего Договора, с возвратом Заказчику стоимости путевки за неиспользованные дни; нарушения лицом, для которого была приобретена путевка, п.4.3.3 п.4.3.4 </w:t>
-      </w:r>
-      <w:r>
-        <w:rPr>
-          <w:rFonts w:ascii="Times New Roman" w:hAnsi="Times New Roman" w:cs="Times New Roman"/>
-          <w:sz w:val="24"/>
-        </w:rPr>
-        <w:t>Договора, Правил</w:t>
-      </w:r>
-      <w:r>
-        <w:rPr>
-          <w:rFonts w:ascii="Times New Roman" w:hAnsi="Times New Roman" w:cs="Times New Roman"/>
-          <w:sz w:val="24"/>
-        </w:rPr>
-        <w:t xml:space="preserve"> пре</w:t>
-      </w:r>
-      <w:r>
-        <w:rPr>
-          <w:rFonts w:ascii="Times New Roman" w:hAnsi="Times New Roman" w:cs="Times New Roman"/>
-          <w:sz w:val="24"/>
-        </w:rPr>
-        <w:t>бывания, внутреннего распорядка</w:t>
-      </w:r>
-      <w:r>
-        <w:rPr>
-          <w:rFonts w:ascii="Times New Roman" w:hAnsi="Times New Roman" w:cs="Times New Roman"/>
-          <w:sz w:val="24"/>
-        </w:rPr>
-        <w:t xml:space="preserve">. В этих случаях возмещение стоимости путевки за оставшиеся дни до ее окончания Заказчику не производится. Вышеуказанные нарушения фиксируются путем </w:t>
-      </w:r>
-      <w:r>
-        <w:rPr>
-          <w:rFonts w:ascii="Times New Roman" w:hAnsi="Times New Roman" w:cs="Times New Roman"/>
-          <w:sz w:val="24"/>
-        </w:rPr>
-        <w:t>составления акта</w:t>
-      </w:r>
-      <w:r>
-        <w:rPr>
-          <w:rFonts w:ascii="Times New Roman" w:hAnsi="Times New Roman" w:cs="Times New Roman"/>
-          <w:sz w:val="24"/>
-        </w:rPr>
-        <w:t xml:space="preserve"> произвольной фор</w:t>
-      </w:r>
-      <w:r>
-        <w:rPr>
-          <w:rFonts w:ascii="Times New Roman" w:hAnsi="Times New Roman" w:cs="Times New Roman"/>
-          <w:sz w:val="24"/>
-        </w:rPr>
-        <w:t>мы должностными лицами детского лагеря</w:t>
-      </w:r>
-      <w:r>
-        <w:rPr>
-          <w:rFonts w:ascii="Times New Roman" w:hAnsi="Times New Roman" w:cs="Times New Roman"/>
-          <w:sz w:val="24"/>
-        </w:rPr>
-        <w:t xml:space="preserve">.  </w:t>
+          <w:sz w:val="24"/>
+        </w:rPr>
+      </w:pPr>
+      <w:r>
+        <w:rPr>
+          <w:rFonts w:ascii="Times New Roman" w:hAnsi="Times New Roman" w:cs="Times New Roman"/>
+          <w:sz w:val="24"/>
+        </w:rPr>
+        <w:t>7.3</w:t>
+      </w:r>
+      <w:r>
+        <w:rPr>
+          <w:rFonts w:ascii="Times New Roman" w:hAnsi="Times New Roman" w:cs="Times New Roman"/>
+          <w:sz w:val="24"/>
+        </w:rPr>
+        <w:t xml:space="preserve">. Заключением Договора Заказчик подтверждает, что имеет от законных представителей лица, для которого приобретается </w:t>
+      </w:r>
+      <w:r>
+        <w:rPr>
+          <w:rFonts w:ascii="Times New Roman" w:hAnsi="Times New Roman" w:cs="Times New Roman"/>
+          <w:sz w:val="24"/>
+        </w:rPr>
+        <w:t>услуга</w:t>
+      </w:r>
+      <w:r>
+        <w:rPr>
+          <w:rFonts w:ascii="Times New Roman" w:hAnsi="Times New Roman" w:cs="Times New Roman"/>
+          <w:sz w:val="24"/>
+        </w:rPr>
+        <w:t xml:space="preserve">, предварительное согласие на простое медицинское вмешательство (при необходимости) </w:t>
+      </w:r>
+      <w:r>
+        <w:rPr>
+          <w:rFonts w:ascii="Times New Roman" w:hAnsi="Times New Roman" w:cs="Times New Roman"/>
+          <w:sz w:val="24"/>
+        </w:rPr>
+        <w:t>вовремя пребывании на отдыхе на территории санатория.</w:t>
       </w:r>
     </w:p>
     <w:p>
@@ -3666,69 +3546,6 @@
           <w:rFonts w:ascii="Times New Roman" w:hAnsi="Times New Roman" w:cs="Times New Roman"/>
           <w:sz w:val="24"/>
         </w:rPr>
-        <w:t>7.3</w:t>
-      </w:r>
-      <w:r>
-        <w:rPr>
-          <w:rFonts w:ascii="Times New Roman" w:hAnsi="Times New Roman" w:cs="Times New Roman"/>
-          <w:sz w:val="24"/>
-        </w:rPr>
-        <w:t xml:space="preserve">. Заключением Договора Заказчик подтверждает, что имеет от законных представителей лица, для которого приобретается путевка, предварительное согласие на простое медицинское вмешательство (при необходимости) </w:t>
-      </w:r>
-      <w:proofErr w:type="gramStart"/>
-      <w:r>
-        <w:rPr>
-          <w:rFonts w:ascii="Times New Roman" w:hAnsi="Times New Roman" w:cs="Times New Roman"/>
-          <w:sz w:val="24"/>
-        </w:rPr>
-        <w:t>во время</w:t>
-      </w:r>
-      <w:proofErr w:type="gramEnd"/>
-      <w:r>
-        <w:rPr>
-          <w:rFonts w:ascii="Times New Roman" w:hAnsi="Times New Roman" w:cs="Times New Roman"/>
-          <w:sz w:val="24"/>
-        </w:rPr>
-        <w:t xml:space="preserve"> пребывании в детском лагере на территории санатория. </w:t>
-      </w:r>
-      <w:r>
-        <w:rPr>
-          <w:rFonts w:ascii="Times New Roman" w:hAnsi="Times New Roman" w:cs="Times New Roman"/>
-          <w:color w:val="auto"/>
-          <w:sz w:val="24"/>
-        </w:rPr>
-        <w:t xml:space="preserve">Исполнитель не является медицинским учреждением здравоохранения и медицинский персонал </w:t>
-      </w:r>
-      <w:r>
-        <w:rPr>
-          <w:rFonts w:ascii="Times New Roman" w:hAnsi="Times New Roman" w:cs="Times New Roman"/>
-          <w:color w:val="auto"/>
-          <w:sz w:val="24"/>
-        </w:rPr>
-        <w:t>оказывает при</w:t>
-      </w:r>
-      <w:r>
-        <w:rPr>
-          <w:rFonts w:ascii="Times New Roman" w:hAnsi="Times New Roman" w:cs="Times New Roman"/>
-          <w:color w:val="auto"/>
-          <w:sz w:val="24"/>
-        </w:rPr>
-        <w:t xml:space="preserve"> необходимости ТОЛЬКО первую помощь.</w:t>
-      </w:r>
-      <w:r>
-        <w:rPr>
-          <w:rFonts w:ascii="Times New Roman" w:hAnsi="Times New Roman" w:cs="Times New Roman"/>
-          <w:b/>
-          <w:color w:val="auto"/>
-          <w:sz w:val="24"/>
-        </w:rPr>
-        <w:t xml:space="preserve"> </w:t>
-      </w:r>
-      <w:r>
-        <w:rPr>
-          <w:rFonts w:ascii="Times New Roman" w:hAnsi="Times New Roman" w:cs="Times New Roman"/>
-          <w:sz w:val="24"/>
-        </w:rPr>
         <w:t xml:space="preserve">В случае подозрения на заболевание отдыхающего, отдыхающий изолируется от других отдыхающих, информируется его Законный представитель. Сотрудник </w:t>
       </w:r>
       <w:r>
@@ -3757,7 +3574,21 @@
           <w:rFonts w:ascii="Times New Roman" w:hAnsi="Times New Roman" w:cs="Times New Roman"/>
           <w:sz w:val="24"/>
         </w:rPr>
-        <w:t xml:space="preserve"> отдыха прерванного по причине заболевания и/или травмы лица для которого приобреталась путевка(ваучер) возврату не подлежат. </w:t>
+        <w:t xml:space="preserve"> отдыха прерванного по причине заболевания и/или травмы лица для которого приобреталась </w:t>
+      </w:r>
+      <w:r>
+        <w:rPr>
+          <w:rFonts w:ascii="Times New Roman" w:hAnsi="Times New Roman" w:cs="Times New Roman"/>
+          <w:sz w:val="24"/>
+        </w:rPr>
+        <w:t>услуга</w:t>
+      </w:r>
+      <w:r>
+        <w:rPr>
+          <w:rFonts w:ascii="Times New Roman" w:hAnsi="Times New Roman" w:cs="Times New Roman"/>
+          <w:sz w:val="24"/>
+        </w:rPr>
+        <w:t xml:space="preserve"> возврату не подлежат. </w:t>
       </w:r>
     </w:p>
     <w:p>
@@ -3799,7 +3630,15 @@
           <w:color w:val="auto"/>
           <w:sz w:val="24"/>
         </w:rPr>
-        <w:t>путевка) подтверждает,</w:t>
+        <w:t>услуга</w:t>
+      </w:r>
+      <w:r>
+        <w:rPr>
+          <w:rFonts w:ascii="Times New Roman" w:hAnsi="Times New Roman" w:cs="Times New Roman"/>
+          <w:color w:val="auto"/>
+          <w:sz w:val="24"/>
+        </w:rPr>
+        <w:t>) подтверждает,</w:t>
       </w:r>
       <w:r>
         <w:rPr>
@@ -3815,7 +3654,15 @@
           <w:color w:val="auto"/>
           <w:sz w:val="24"/>
         </w:rPr>
-        <w:t>Путевка,</w:t>
+        <w:t>услуга</w:t>
+      </w:r>
+      <w:r>
+        <w:rPr>
+          <w:rFonts w:ascii="Times New Roman" w:hAnsi="Times New Roman" w:cs="Times New Roman"/>
+          <w:color w:val="auto"/>
+          <w:sz w:val="24"/>
+        </w:rPr>
+        <w:t>,</w:t>
       </w:r>
       <w:r>
         <w:rPr>
@@ -3831,7 +3678,6 @@
           <w:color w:val="auto"/>
           <w:sz w:val="24"/>
         </w:rPr>
-        <w:lastRenderedPageBreak/>
         <w:t>активностях, развлекательных</w:t>
       </w:r>
       <w:r>
@@ -3848,7 +3694,23 @@
           <w:color w:val="auto"/>
           <w:sz w:val="24"/>
         </w:rPr>
-        <w:t xml:space="preserve"> Заказчик (законный представитель лица для которого приобретена путевка) </w:t>
+        <w:t xml:space="preserve"> Заказчик (законный представитель лица для которого приобретена </w:t>
+      </w:r>
+      <w:r>
+        <w:rPr>
+          <w:rFonts w:ascii="Times New Roman" w:hAnsi="Times New Roman" w:cs="Times New Roman"/>
+          <w:color w:val="auto"/>
+          <w:sz w:val="24"/>
+        </w:rPr>
+        <w:t>услуга</w:t>
+      </w:r>
+      <w:r>
+        <w:rPr>
+          <w:rFonts w:ascii="Times New Roman" w:hAnsi="Times New Roman" w:cs="Times New Roman"/>
+          <w:color w:val="auto"/>
+          <w:sz w:val="24"/>
+        </w:rPr>
+        <w:t xml:space="preserve">) </w:t>
       </w:r>
       <w:r>
         <w:rPr>
@@ -3914,57 +3776,7 @@
           <w:color w:val="auto"/>
           <w:sz w:val="24"/>
         </w:rPr>
-        <w:t>. Путевка выдается на указанный в ней срок и не подлежит разделению по срокам и количеству мест. Дни опоздания и досрочного отъезда не возмещаются, возврат денег за неиспользованные дни не производится, за исключением случаев наступления уваж</w:t>
-      </w:r>
-      <w:r>
-        <w:rPr>
-          <w:rFonts w:ascii="Times New Roman" w:hAnsi="Times New Roman" w:cs="Times New Roman"/>
-          <w:color w:val="auto"/>
-          <w:sz w:val="24"/>
-        </w:rPr>
-        <w:t>ительных причин</w:t>
-      </w:r>
-      <w:r>
-        <w:rPr>
-          <w:rFonts w:ascii="Times New Roman" w:hAnsi="Times New Roman" w:cs="Times New Roman"/>
-          <w:color w:val="auto"/>
-          <w:sz w:val="24"/>
-        </w:rPr>
-        <w:t xml:space="preserve">. </w:t>
-      </w:r>
-    </w:p>
-    <w:p>
-      <w:pPr>
-        <w:spacing w:after="4" w:line="248" w:lineRule="auto"/>
-        <w:ind w:left="-1" w:right="35" w:firstLine="1"/>
-        <w:rPr>
-          <w:rFonts w:ascii="Times New Roman" w:hAnsi="Times New Roman" w:cs="Times New Roman"/>
-          <w:color w:val="auto"/>
-        </w:rPr>
-      </w:pPr>
-      <w:r>
-        <w:rPr>
-          <w:rFonts w:ascii="Times New Roman" w:hAnsi="Times New Roman" w:cs="Times New Roman"/>
-          <w:color w:val="auto"/>
-          <w:sz w:val="24"/>
-        </w:rPr>
-        <w:t>7.</w:t>
-      </w:r>
-      <w:r>
-        <w:rPr>
-          <w:rFonts w:ascii="Times New Roman" w:hAnsi="Times New Roman" w:cs="Times New Roman"/>
-          <w:color w:val="auto"/>
-          <w:sz w:val="24"/>
-        </w:rPr>
-        <w:t>6</w:t>
-      </w:r>
-      <w:r>
-        <w:rPr>
-          <w:rFonts w:ascii="Times New Roman" w:hAnsi="Times New Roman" w:cs="Times New Roman"/>
-          <w:color w:val="auto"/>
-          <w:sz w:val="24"/>
-        </w:rPr>
-        <w:t xml:space="preserve">. Все информационные материалы, предоставленные на сайте Исполнителя, информационном стенде Исполнителя, его официальных страницах в социальных сетях носят справочный характер и не могут служить основанием для споров с Исполнителем или его ответственности. </w:t>
+        <w:t xml:space="preserve">. Все информационные материалы, предоставленные на сайте Исполнителя, его официальных страницах в социальных сетях носят справочный характер и не могут служить основанием для споров с Исполнителем или его ответственности. </w:t>
       </w:r>
     </w:p>
     <w:p>
@@ -3975,6 +3787,7 @@
         <w:rPr>
           <w:rFonts w:ascii="Times New Roman" w:hAnsi="Times New Roman" w:cs="Times New Roman"/>
           <w:color w:val="auto"/>
+          <w:sz w:val="24"/>
         </w:rPr>
       </w:pPr>
       <w:r>
@@ -3991,7 +3804,7 @@
           <w:color w:val="auto"/>
           <w:sz w:val="24"/>
         </w:rPr>
-        <w:t>7</w:t>
+        <w:t>6</w:t>
       </w:r>
       <w:r>
         <w:rPr>
@@ -4001,6 +3814,147 @@
         </w:rPr>
         <w:t xml:space="preserve">. Публикация где-либо информации, очевидно не соответствующей услугам, входящих в предмет Договора, в том числе цены, фотографии и описания, признается Сторонами технической ошибкой.  </w:t>
       </w:r>
+    </w:p>
+    <w:p>
+      <w:pPr>
+        <w:spacing w:after="3" w:line="249" w:lineRule="auto"/>
+        <w:ind w:left="-1" w:right="228" w:firstLine="1"/>
+        <w:jc w:val="both"/>
+        <w:rPr>
+          <w:rFonts w:ascii="Times New Roman" w:eastAsia="Times New Roman" w:hAnsi="Times New Roman" w:cs="Times New Roman"/>
+          <w:color w:val="auto"/>
+          <w:sz w:val="24"/>
+          <w:szCs w:val="24"/>
+        </w:rPr>
+      </w:pPr>
+      <w:r>
+        <w:rPr>
+          <w:rFonts w:ascii="Times New Roman" w:hAnsi="Times New Roman" w:cs="Times New Roman"/>
+          <w:color w:val="auto"/>
+          <w:sz w:val="24"/>
+        </w:rPr>
+        <w:t xml:space="preserve">7.7. </w:t>
+      </w:r>
+      <w:r>
+        <w:rPr>
+          <w:rFonts w:ascii="Times New Roman" w:eastAsia="Times New Roman" w:hAnsi="Times New Roman" w:cs="Times New Roman"/>
+          <w:color w:val="auto"/>
+          <w:sz w:val="24"/>
+          <w:szCs w:val="24"/>
+        </w:rPr>
+        <w:t xml:space="preserve">Оплатой заказа Заказчик подтверждает, ему оказана услуга в полном объеме ,заказчик согласен со всеми пунктами договора, и правилами пребывания </w:t>
+      </w:r>
+      <w:r>
+        <w:rPr>
+          <w:rFonts w:ascii="Times New Roman" w:eastAsia="Times New Roman" w:hAnsi="Times New Roman" w:cs="Times New Roman"/>
+          <w:color w:val="auto"/>
+          <w:sz w:val="24"/>
+          <w:szCs w:val="24"/>
+        </w:rPr>
+        <w:t>на детском отдыхе</w:t>
+      </w:r>
+      <w:r>
+        <w:rPr>
+          <w:rFonts w:ascii="Times New Roman" w:eastAsia="Times New Roman" w:hAnsi="Times New Roman" w:cs="Times New Roman"/>
+          <w:color w:val="auto"/>
+          <w:sz w:val="24"/>
+          <w:szCs w:val="24"/>
+        </w:rPr>
+        <w:t>, Заказчику предоставлена вся необходимая и достоверная информация о приобретаемых и сопутствующих услугах, оказываемых Заказчику, а он полностью ознакомился с ней</w:t>
+      </w:r>
+      <w:r>
+        <w:rPr>
+          <w:rFonts w:ascii="Times New Roman" w:eastAsia="Times New Roman" w:hAnsi="Times New Roman" w:cs="Times New Roman"/>
+          <w:color w:val="auto"/>
+          <w:sz w:val="24"/>
+          <w:szCs w:val="24"/>
+        </w:rPr>
+        <w:t xml:space="preserve"> на страницах сайта Исполнителя</w:t>
+      </w:r>
+      <w:r>
+        <w:rPr>
+          <w:rFonts w:ascii="Times New Roman" w:eastAsia="Times New Roman" w:hAnsi="Times New Roman" w:cs="Times New Roman"/>
+          <w:color w:val="auto"/>
+          <w:sz w:val="24"/>
+          <w:szCs w:val="24"/>
+        </w:rPr>
+        <w:t xml:space="preserve">, в том числе с информацией, содержащей: наименование Исполнителя, место нахождения </w:t>
+      </w:r>
+      <w:r>
+        <w:rPr>
+          <w:rFonts w:ascii="Times New Roman" w:eastAsia="Times New Roman" w:hAnsi="Times New Roman" w:cs="Times New Roman"/>
+          <w:color w:val="auto"/>
+          <w:sz w:val="24"/>
+          <w:szCs w:val="24"/>
+        </w:rPr>
+        <w:t>проведения детского отдыха</w:t>
+      </w:r>
+      <w:r>
+        <w:rPr>
+          <w:rFonts w:ascii="Times New Roman" w:eastAsia="Times New Roman" w:hAnsi="Times New Roman" w:cs="Times New Roman"/>
+          <w:color w:val="auto"/>
+          <w:sz w:val="24"/>
+          <w:szCs w:val="24"/>
+        </w:rPr>
+        <w:t xml:space="preserve"> и Исполнителя, режим работы; наименование, виды стоимость и особенности </w:t>
+      </w:r>
+      <w:r>
+        <w:rPr>
+          <w:rFonts w:ascii="Times New Roman" w:eastAsia="Times New Roman" w:hAnsi="Times New Roman" w:cs="Times New Roman"/>
+          <w:color w:val="auto"/>
+          <w:sz w:val="24"/>
+          <w:szCs w:val="24"/>
+        </w:rPr>
+        <w:lastRenderedPageBreak/>
+        <w:t xml:space="preserve">оказания услуг; Правила противопожарной и личной безопасности; Правила пребывания; нормативные документы, устанавливающие требования к качеству услуг; сведения о сроках и условиях оформления заказа, о цене, условиях оплаты и предоставления услуг. Вся вышеперечисленная информация доведена до сведения несовершеннолетнего лица для которого приобретаются Услуги по договору, Заказчик дает согласие Исполнителю на назначение сопровождающего для несовершеннолетнего, для которого приобретена </w:t>
+      </w:r>
+      <w:r>
+        <w:rPr>
+          <w:rFonts w:ascii="Times New Roman" w:eastAsia="Times New Roman" w:hAnsi="Times New Roman" w:cs="Times New Roman"/>
+          <w:color w:val="auto"/>
+          <w:sz w:val="24"/>
+          <w:szCs w:val="24"/>
+        </w:rPr>
+        <w:t>услуга</w:t>
+      </w:r>
+      <w:r>
+        <w:rPr>
+          <w:rFonts w:ascii="Times New Roman" w:eastAsia="Times New Roman" w:hAnsi="Times New Roman" w:cs="Times New Roman"/>
+          <w:color w:val="auto"/>
+          <w:sz w:val="24"/>
+          <w:szCs w:val="24"/>
+        </w:rPr>
+        <w:t xml:space="preserve">, на период, указанный в </w:t>
+      </w:r>
+      <w:r>
+        <w:rPr>
+          <w:rFonts w:ascii="Times New Roman" w:eastAsia="Times New Roman" w:hAnsi="Times New Roman" w:cs="Times New Roman"/>
+          <w:color w:val="auto"/>
+          <w:sz w:val="24"/>
+          <w:szCs w:val="24"/>
+        </w:rPr>
+        <w:t>Заявке</w:t>
+      </w:r>
+      <w:r>
+        <w:rPr>
+          <w:rFonts w:ascii="Times New Roman" w:eastAsia="Times New Roman" w:hAnsi="Times New Roman" w:cs="Times New Roman"/>
+          <w:color w:val="auto"/>
+          <w:sz w:val="24"/>
+          <w:szCs w:val="24"/>
+        </w:rPr>
+        <w:t xml:space="preserve"> по своему усмотрению, без согласования с Заказчиком. </w:t>
+      </w:r>
+    </w:p>
+    <w:p>
+      <w:pPr>
+        <w:spacing w:after="3" w:line="249" w:lineRule="auto"/>
+        <w:ind w:left="-1" w:right="228" w:firstLine="1"/>
+        <w:jc w:val="both"/>
+        <w:rPr>
+          <w:rFonts w:ascii="Times New Roman" w:hAnsi="Times New Roman" w:cs="Times New Roman"/>
+          <w:color w:val="auto"/>
+        </w:rPr>
+      </w:pPr>
     </w:p>
     <w:p>
       <w:pPr>
@@ -4251,7 +4205,21 @@
           <w:rFonts w:ascii="Times New Roman" w:hAnsi="Times New Roman" w:cs="Times New Roman"/>
           <w:sz w:val="24"/>
         </w:rPr>
-        <w:t xml:space="preserve">за утрату/хищение личных вещей лица, для которого была приобретена путевка; </w:t>
+        <w:t xml:space="preserve">за утрату/хищение личных вещей лица, для которого была приобретена </w:t>
+      </w:r>
+      <w:r>
+        <w:rPr>
+          <w:rFonts w:ascii="Times New Roman" w:hAnsi="Times New Roman" w:cs="Times New Roman"/>
+          <w:sz w:val="24"/>
+        </w:rPr>
+        <w:t>услуга</w:t>
+      </w:r>
+      <w:r>
+        <w:rPr>
+          <w:rFonts w:ascii="Times New Roman" w:hAnsi="Times New Roman" w:cs="Times New Roman"/>
+          <w:sz w:val="24"/>
+        </w:rPr>
+        <w:t xml:space="preserve">; </w:t>
       </w:r>
     </w:p>
     <w:p>
@@ -4275,7 +4243,21 @@
           <w:rFonts w:ascii="Times New Roman" w:hAnsi="Times New Roman" w:cs="Times New Roman"/>
           <w:sz w:val="24"/>
         </w:rPr>
-        <w:t xml:space="preserve">за вред, ущерб, который может быть нанесен Заказчику (лицу, для которого была приобретена путевка) по их собственной вине или по вине третьих лиц; </w:t>
+        <w:t xml:space="preserve">за вред, ущерб, который может быть нанесен Заказчику (лицу, для которого была приобретена </w:t>
+      </w:r>
+      <w:r>
+        <w:rPr>
+          <w:rFonts w:ascii="Times New Roman" w:hAnsi="Times New Roman" w:cs="Times New Roman"/>
+          <w:sz w:val="24"/>
+        </w:rPr>
+        <w:t>услуга</w:t>
+      </w:r>
+      <w:r>
+        <w:rPr>
+          <w:rFonts w:ascii="Times New Roman" w:hAnsi="Times New Roman" w:cs="Times New Roman"/>
+          <w:sz w:val="24"/>
+        </w:rPr>
+        <w:t xml:space="preserve">) по их собственной вине или по вине третьих лиц; </w:t>
       </w:r>
     </w:p>
     <w:p>
@@ -4299,7 +4281,21 @@
           <w:rFonts w:ascii="Times New Roman" w:hAnsi="Times New Roman" w:cs="Times New Roman"/>
           <w:sz w:val="24"/>
         </w:rPr>
-        <w:t xml:space="preserve">за несоответствие предоставляемых услуг субъективным ожиданиям Заказчика (лица, для которого была приобретена путевка).   </w:t>
+        <w:t xml:space="preserve">за несоответствие предоставляемых услуг субъективным ожиданиям Заказчика (лица, для которого была приобретена </w:t>
+      </w:r>
+      <w:r>
+        <w:rPr>
+          <w:rFonts w:ascii="Times New Roman" w:hAnsi="Times New Roman" w:cs="Times New Roman"/>
+          <w:sz w:val="24"/>
+        </w:rPr>
+        <w:t>услуга</w:t>
+      </w:r>
+      <w:r>
+        <w:rPr>
+          <w:rFonts w:ascii="Times New Roman" w:hAnsi="Times New Roman" w:cs="Times New Roman"/>
+          <w:sz w:val="24"/>
+        </w:rPr>
+        <w:t xml:space="preserve">).   </w:t>
       </w:r>
     </w:p>
     <w:p>
@@ -4323,7 +4319,35 @@
           <w:rFonts w:ascii="Times New Roman" w:hAnsi="Times New Roman" w:cs="Times New Roman"/>
           <w:sz w:val="24"/>
         </w:rPr>
-        <w:t xml:space="preserve">В случае утраты или повреждения Заказчиком (лицом, для которого была приобретена путевка) имущества Исполнителя, причинения убытков (вреда), материального ущерба Исполнителю, Заказчик возмещает причиненный в связи с этим ущерб в размере стоимости испорченного (утраченного) имущества либо причиненного вреда, а также несет ответственность за иные нарушения лица, для которого была приобретена путевка, в соответствии с законодательством Республики Беларусь.  </w:t>
+        <w:t xml:space="preserve">В случае утраты или повреждения Заказчиком (лицом, для которого была приобретена </w:t>
+      </w:r>
+      <w:r>
+        <w:rPr>
+          <w:rFonts w:ascii="Times New Roman" w:hAnsi="Times New Roman" w:cs="Times New Roman"/>
+          <w:sz w:val="24"/>
+        </w:rPr>
+        <w:t>услуга</w:t>
+      </w:r>
+      <w:r>
+        <w:rPr>
+          <w:rFonts w:ascii="Times New Roman" w:hAnsi="Times New Roman" w:cs="Times New Roman"/>
+          <w:sz w:val="24"/>
+        </w:rPr>
+        <w:t xml:space="preserve">) имущества Исполнителя, причинения убытков (вреда), материального ущерба Исполнителю, Заказчик возмещает причиненный в связи с этим ущерб в размере стоимости испорченного (утраченного) имущества либо причиненного вреда, а также несет ответственность за иные нарушения лица, для которого была приобретена </w:t>
+      </w:r>
+      <w:r>
+        <w:rPr>
+          <w:rFonts w:ascii="Times New Roman" w:hAnsi="Times New Roman" w:cs="Times New Roman"/>
+          <w:sz w:val="24"/>
+        </w:rPr>
+        <w:t>услуга</w:t>
+      </w:r>
+      <w:r>
+        <w:rPr>
+          <w:rFonts w:ascii="Times New Roman" w:hAnsi="Times New Roman" w:cs="Times New Roman"/>
+          <w:sz w:val="24"/>
+        </w:rPr>
+        <w:t xml:space="preserve">, в соответствии с законодательством Республики Беларусь.  </w:t>
       </w:r>
     </w:p>
     <w:p>
@@ -4376,7 +4400,6 @@
           <w:rFonts w:ascii="Times New Roman" w:hAnsi="Times New Roman" w:cs="Times New Roman"/>
           <w:sz w:val="24"/>
         </w:rPr>
-        <w:lastRenderedPageBreak/>
         <w:t xml:space="preserve">В случае </w:t>
       </w:r>
       <w:r>
@@ -4413,7 +4436,43 @@
           <w:rFonts w:ascii="Times New Roman" w:hAnsi="Times New Roman" w:cs="Times New Roman"/>
           <w:sz w:val="24"/>
         </w:rPr>
-        <w:t xml:space="preserve">Исполнитель не несет ответственности за неисполнение своих обязательств по Договору в связи непредвиденными производственными и иными причинами (аварийный ремонт номерного фонда и подобное), возникшими после заключения настоящего Договора. В этой связи Исполнитель вправе осуществить перевод (перемещение) лица, для которого приобретена путевка, в другое помещение, в том числе с изменением категории, без изменения стоимости путевки. </w:t>
+        <w:t xml:space="preserve">Исполнитель не несет ответственности за неисполнение своих обязательств по Договору в связи непредвиденными производственными и иными причинами (аварийный ремонт номерного фонда и подобное), возникшими после заключения настоящего Договора. В этой связи Исполнитель </w:t>
+      </w:r>
+      <w:r>
+        <w:rPr>
+          <w:rFonts w:ascii="Times New Roman" w:hAnsi="Times New Roman" w:cs="Times New Roman"/>
+          <w:sz w:val="24"/>
+        </w:rPr>
+        <w:lastRenderedPageBreak/>
+        <w:t xml:space="preserve">вправе осуществить перевод (перемещение) лица, для которого приобретена </w:t>
+      </w:r>
+      <w:r>
+        <w:rPr>
+          <w:rFonts w:ascii="Times New Roman" w:hAnsi="Times New Roman" w:cs="Times New Roman"/>
+          <w:sz w:val="24"/>
+        </w:rPr>
+        <w:t>услуга</w:t>
+      </w:r>
+      <w:r>
+        <w:rPr>
+          <w:rFonts w:ascii="Times New Roman" w:hAnsi="Times New Roman" w:cs="Times New Roman"/>
+          <w:sz w:val="24"/>
+        </w:rPr>
+        <w:t xml:space="preserve">, в другое помещение, в том числе с изменением категории, без изменения стоимости </w:t>
+      </w:r>
+      <w:r>
+        <w:rPr>
+          <w:rFonts w:ascii="Times New Roman" w:hAnsi="Times New Roman" w:cs="Times New Roman"/>
+          <w:sz w:val="24"/>
+        </w:rPr>
+        <w:t>услуги</w:t>
+      </w:r>
+      <w:r>
+        <w:rPr>
+          <w:rFonts w:ascii="Times New Roman" w:hAnsi="Times New Roman" w:cs="Times New Roman"/>
+          <w:sz w:val="24"/>
+        </w:rPr>
+        <w:t xml:space="preserve">. </w:t>
       </w:r>
     </w:p>
     <w:p>
@@ -4461,33 +4520,9 @@
     </w:p>
     <w:p>
       <w:pPr>
-        <w:spacing w:after="3" w:line="249" w:lineRule="auto"/>
-        <w:ind w:right="23" w:firstLine="1"/>
-        <w:jc w:val="both"/>
-        <w:rPr>
-          <w:rFonts w:ascii="Times New Roman" w:hAnsi="Times New Roman" w:cs="Times New Roman"/>
-        </w:rPr>
-      </w:pPr>
-      <w:r>
-        <w:rPr>
-          <w:rFonts w:ascii="Times New Roman" w:hAnsi="Times New Roman" w:cs="Times New Roman"/>
-          <w:sz w:val="24"/>
-        </w:rPr>
-        <w:t xml:space="preserve">Доказательствами в суде могут являться факсимильные копии и распечатки электронных писем, если переписка осуществлялась с адресов электронной почты Сторон.  </w:t>
-      </w:r>
-    </w:p>
-    <w:p>
-      <w:pPr>
         <w:spacing w:after="0"/>
         <w:ind w:left="14"/>
       </w:pPr>
-      <w:r>
-        <w:rPr>
-          <w:b/>
-          <w:sz w:val="24"/>
-        </w:rPr>
-        <w:t xml:space="preserve"> </w:t>
-      </w:r>
     </w:p>
     <w:p>
       <w:pPr>
@@ -4714,7 +4749,7 @@
           <w:sz w:val="24"/>
           <w:szCs w:val="24"/>
         </w:rPr>
-        <w:t>.1. Все права на авторские методики и материалы, с использованием которых осуществляется обучение и отдых, принадлежат ООО "Талант система". Запрещается копирование, распространение или любое иное использование информации и объектов без предварительного согласия правообладателя.</w:t>
+        <w:t>.1. Запрещается копирование, распространение или любое иное использование информации и объектов без предварительного согласия правообладателя.</w:t>
       </w:r>
     </w:p>
     <w:p>
@@ -4792,7 +4827,114 @@
           <w:sz w:val="24"/>
           <w:szCs w:val="24"/>
         </w:rPr>
+        <w:t>11</w:t>
+      </w:r>
+      <w:r>
+        <w:rPr>
+          <w:rFonts w:ascii="Times New Roman" w:hAnsi="Times New Roman" w:cs="Times New Roman"/>
+          <w:color w:val="auto"/>
+          <w:sz w:val="24"/>
+          <w:szCs w:val="24"/>
+        </w:rPr>
+        <w:t>.4. Текст изменений и/или дополнений настоящего Договора, либо его новая редакция доводится Исполнителем до всеобщего сведения посредством размещения соответствующей информации на Сайте Исполнителя.</w:t>
+      </w:r>
+    </w:p>
+    <w:p>
+      <w:pPr>
+        <w:pStyle w:val="a3"/>
+        <w:rPr>
+          <w:rFonts w:ascii="Times New Roman" w:hAnsi="Times New Roman" w:cs="Times New Roman"/>
+          <w:color w:val="auto"/>
+          <w:sz w:val="24"/>
+          <w:szCs w:val="24"/>
+        </w:rPr>
+      </w:pPr>
+      <w:r>
+        <w:rPr>
+          <w:rFonts w:ascii="Times New Roman" w:hAnsi="Times New Roman" w:cs="Times New Roman"/>
+          <w:color w:val="auto"/>
+          <w:sz w:val="24"/>
+          <w:szCs w:val="24"/>
+        </w:rPr>
+        <w:t>11</w:t>
+      </w:r>
+      <w:r>
+        <w:rPr>
+          <w:rFonts w:ascii="Times New Roman" w:hAnsi="Times New Roman" w:cs="Times New Roman"/>
+          <w:color w:val="auto"/>
+          <w:sz w:val="24"/>
+          <w:szCs w:val="24"/>
+        </w:rPr>
+        <w:t>.5. Стороны безоговорочно соглашаются с тем, что молчание (отсутствие письменных уведомлений о расторжении настоящего Договора, либо о несогласии с отдельными положениями настоящего Договора, в том числе с изменением Прейскуранта Исполнителя) признается согласием и присоединением Заказчика к новой редакции настоящего Договора (п. 3 ст. 159 Гражданского Кодекса Республики Беларусь).</w:t>
+      </w:r>
+    </w:p>
+    <w:p>
+      <w:pPr>
+        <w:pStyle w:val="a3"/>
+        <w:rPr>
+          <w:rFonts w:ascii="Times New Roman" w:hAnsi="Times New Roman" w:cs="Times New Roman"/>
+          <w:color w:val="auto"/>
+          <w:sz w:val="24"/>
+          <w:szCs w:val="24"/>
+        </w:rPr>
+      </w:pPr>
+      <w:r>
+        <w:rPr>
+          <w:rFonts w:ascii="Times New Roman" w:hAnsi="Times New Roman" w:cs="Times New Roman"/>
+          <w:color w:val="auto"/>
+          <w:sz w:val="24"/>
+          <w:szCs w:val="24"/>
+        </w:rPr>
+        <w:t>11</w:t>
+      </w:r>
+      <w:r>
+        <w:rPr>
+          <w:rFonts w:ascii="Times New Roman" w:hAnsi="Times New Roman" w:cs="Times New Roman"/>
+          <w:color w:val="auto"/>
+          <w:sz w:val="24"/>
+          <w:szCs w:val="24"/>
+        </w:rPr>
+        <w:t xml:space="preserve">.6. Досрочное расторжение договора может иметь место в одностороннем порядке со стороны Исполнителя путем предварительного уведомления Заказчика или его представителя уполномоченным лицом Исполнителя письменно с использованием электронных средств коммуникации, обладающих свойствами передачи текстовой информации и идентификации: SMS, </w:t>
+      </w:r>
+      <w:proofErr w:type="spellStart"/>
+      <w:r>
+        <w:rPr>
+          <w:rFonts w:ascii="Times New Roman" w:hAnsi="Times New Roman" w:cs="Times New Roman"/>
+          <w:color w:val="auto"/>
+          <w:sz w:val="24"/>
+          <w:szCs w:val="24"/>
+        </w:rPr>
         <w:lastRenderedPageBreak/>
+        <w:t>Телеграм</w:t>
+      </w:r>
+      <w:proofErr w:type="spellEnd"/>
+      <w:r>
+        <w:rPr>
+          <w:rFonts w:ascii="Times New Roman" w:hAnsi="Times New Roman" w:cs="Times New Roman"/>
+          <w:color w:val="auto"/>
+          <w:sz w:val="24"/>
+          <w:szCs w:val="24"/>
+        </w:rPr>
+        <w:t>, электронная почта и т.д. не менее чем за 10 (десять) календарных дней до даты расторжения Договора.</w:t>
+      </w:r>
+    </w:p>
+    <w:p>
+      <w:pPr>
+        <w:pStyle w:val="a3"/>
+        <w:rPr>
+          <w:rFonts w:ascii="Times New Roman" w:hAnsi="Times New Roman" w:cs="Times New Roman"/>
+          <w:color w:val="auto"/>
+          <w:sz w:val="24"/>
+          <w:szCs w:val="24"/>
+        </w:rPr>
+      </w:pPr>
+      <w:r>
+        <w:rPr>
+          <w:rFonts w:ascii="Times New Roman" w:hAnsi="Times New Roman" w:cs="Times New Roman"/>
+          <w:color w:val="auto"/>
+          <w:sz w:val="24"/>
+          <w:szCs w:val="24"/>
+        </w:rPr>
         <w:t>11</w:t>
       </w:r>
       <w:r>
@@ -4802,7 +4944,7 @@
           <w:sz w:val="24"/>
           <w:szCs w:val="24"/>
         </w:rPr>
-        <w:t>.4. Текст изменений и/или дополнений настоящего Договора, либо его новая редакция доводится Исполнителем до всеобщего сведения посредством размещения соответствующей информации на Сайте Исполнителя.</w:t>
+        <w:t>.7. Досрочное расторжение договора Заказчиком происходит путем прекращения оплаты услуг, предусмотренных данным Договором.</w:t>
       </w:r>
     </w:p>
     <w:p>
@@ -4831,7 +4973,7 @@
           <w:sz w:val="24"/>
           <w:szCs w:val="24"/>
         </w:rPr>
-        <w:t>.5. Стороны безоговорочно соглашаются с тем, что молчание (отсутствие письменных уведомлений о расторжении настоящего Договора, либо о несогласии с отдельными положениями настоящего Договора, в том числе с изменением Прейскуранта Исполнителя) признается согласием и присоединением Заказчика к новой редакции настоящего Договора (п. 3 ст. 159 Гражданского Кодекса Республики Беларусь).</w:t>
+        <w:t>.8. Досрочное расторжение договора может иметь место по согласованию сторон путем проведения переговоров между Исполнителем и Заказчиком (их уполномоченными представителями), в результате которых заключается письменное дополнительное соглашение.</w:t>
       </w:r>
     </w:p>
     <w:p>
@@ -4851,113 +4993,6 @@
           <w:sz w:val="24"/>
           <w:szCs w:val="24"/>
         </w:rPr>
-        <w:t>11</w:t>
-      </w:r>
-      <w:r>
-        <w:rPr>
-          <w:rFonts w:ascii="Times New Roman" w:hAnsi="Times New Roman" w:cs="Times New Roman"/>
-          <w:color w:val="auto"/>
-          <w:sz w:val="24"/>
-          <w:szCs w:val="24"/>
-        </w:rPr>
-        <w:t xml:space="preserve">.6. Досрочное расторжение договора может иметь место в одностороннем порядке со стороны Исполнителя путем предварительного уведомления Заказчика или его представителя уполномоченным лицом Исполнителя письменно с использованием электронных средств коммуникации, обладающих свойствами передачи текстовой информации и идентификации: SMS, </w:t>
-      </w:r>
-      <w:proofErr w:type="spellStart"/>
-      <w:r>
-        <w:rPr>
-          <w:rFonts w:ascii="Times New Roman" w:hAnsi="Times New Roman" w:cs="Times New Roman"/>
-          <w:color w:val="auto"/>
-          <w:sz w:val="24"/>
-          <w:szCs w:val="24"/>
-        </w:rPr>
-        <w:t>Телеграм</w:t>
-      </w:r>
-      <w:proofErr w:type="spellEnd"/>
-      <w:r>
-        <w:rPr>
-          <w:rFonts w:ascii="Times New Roman" w:hAnsi="Times New Roman" w:cs="Times New Roman"/>
-          <w:color w:val="auto"/>
-          <w:sz w:val="24"/>
-          <w:szCs w:val="24"/>
-        </w:rPr>
-        <w:t>, электронная почта и т.д. не менее чем за 10 (десять) календарных дней до даты расторжения Договора.</w:t>
-      </w:r>
-    </w:p>
-    <w:p>
-      <w:pPr>
-        <w:pStyle w:val="a3"/>
-        <w:rPr>
-          <w:rFonts w:ascii="Times New Roman" w:hAnsi="Times New Roman" w:cs="Times New Roman"/>
-          <w:color w:val="auto"/>
-          <w:sz w:val="24"/>
-          <w:szCs w:val="24"/>
-        </w:rPr>
-      </w:pPr>
-      <w:r>
-        <w:rPr>
-          <w:rFonts w:ascii="Times New Roman" w:hAnsi="Times New Roman" w:cs="Times New Roman"/>
-          <w:color w:val="auto"/>
-          <w:sz w:val="24"/>
-          <w:szCs w:val="24"/>
-        </w:rPr>
-        <w:t>11</w:t>
-      </w:r>
-      <w:r>
-        <w:rPr>
-          <w:rFonts w:ascii="Times New Roman" w:hAnsi="Times New Roman" w:cs="Times New Roman"/>
-          <w:color w:val="auto"/>
-          <w:sz w:val="24"/>
-          <w:szCs w:val="24"/>
-        </w:rPr>
-        <w:t>.7. Досрочное расторжение договора Заказчиком происходит путем прекращения оплаты услуг, предусмотренных данным Договором.</w:t>
-      </w:r>
-    </w:p>
-    <w:p>
-      <w:pPr>
-        <w:pStyle w:val="a3"/>
-        <w:rPr>
-          <w:rFonts w:ascii="Times New Roman" w:hAnsi="Times New Roman" w:cs="Times New Roman"/>
-          <w:color w:val="auto"/>
-          <w:sz w:val="24"/>
-          <w:szCs w:val="24"/>
-        </w:rPr>
-      </w:pPr>
-      <w:r>
-        <w:rPr>
-          <w:rFonts w:ascii="Times New Roman" w:hAnsi="Times New Roman" w:cs="Times New Roman"/>
-          <w:color w:val="auto"/>
-          <w:sz w:val="24"/>
-          <w:szCs w:val="24"/>
-        </w:rPr>
-        <w:t>11</w:t>
-      </w:r>
-      <w:r>
-        <w:rPr>
-          <w:rFonts w:ascii="Times New Roman" w:hAnsi="Times New Roman" w:cs="Times New Roman"/>
-          <w:color w:val="auto"/>
-          <w:sz w:val="24"/>
-          <w:szCs w:val="24"/>
-        </w:rPr>
-        <w:t>.8. Досрочное расторжение договора может иметь место по согласованию сторон путем проведения переговоров между Исполнителем и Заказчиком (их уполномоченными представителями), в результате которых заключается письменное дополнительное соглашение.</w:t>
-      </w:r>
-    </w:p>
-    <w:p>
-      <w:pPr>
-        <w:pStyle w:val="a3"/>
-        <w:rPr>
-          <w:rFonts w:ascii="Times New Roman" w:hAnsi="Times New Roman" w:cs="Times New Roman"/>
-          <w:color w:val="auto"/>
-          <w:sz w:val="24"/>
-          <w:szCs w:val="24"/>
-        </w:rPr>
-      </w:pPr>
-      <w:r>
-        <w:rPr>
-          <w:rFonts w:ascii="Times New Roman" w:hAnsi="Times New Roman" w:cs="Times New Roman"/>
-          <w:color w:val="auto"/>
-          <w:sz w:val="24"/>
-          <w:szCs w:val="24"/>
-        </w:rPr>
         <w:t>11.</w:t>
       </w:r>
       <w:r>
@@ -4996,7 +5031,7 @@
         </w:rPr>
         <w:t xml:space="preserve"> отправленные с электронного адреса Исполнителя </w:t>
       </w:r>
-      <w:hyperlink r:id="rId14" w:history="1">
+      <w:hyperlink r:id="rId11" w:history="1">
         <w:r>
           <w:rPr>
             <w:rStyle w:val="a5"/>
@@ -5043,7 +5078,45 @@
           <w:sz w:val="24"/>
           <w:szCs w:val="24"/>
         </w:rPr>
-        <w:t xml:space="preserve"> чата +375296442032 </w:t>
+        <w:t xml:space="preserve"> чата</w:t>
+      </w:r>
+      <w:r>
+        <w:rPr>
+          <w:rFonts w:ascii="Times New Roman" w:hAnsi="Times New Roman" w:cs="Times New Roman"/>
+          <w:color w:val="auto"/>
+          <w:sz w:val="24"/>
+          <w:szCs w:val="24"/>
+        </w:rPr>
+        <w:t xml:space="preserve">,  </w:t>
+      </w:r>
+      <w:proofErr w:type="spellStart"/>
+      <w:r>
+        <w:rPr>
+          <w:rFonts w:ascii="Times New Roman" w:hAnsi="Times New Roman" w:cs="Times New Roman"/>
+          <w:color w:val="auto"/>
+          <w:sz w:val="24"/>
+          <w:szCs w:val="24"/>
+        </w:rPr>
+        <w:t>вайбер</w:t>
+      </w:r>
+      <w:proofErr w:type="spellEnd"/>
+      <w:r>
+        <w:rPr>
+          <w:rFonts w:ascii="Times New Roman" w:hAnsi="Times New Roman" w:cs="Times New Roman"/>
+          <w:color w:val="auto"/>
+          <w:sz w:val="24"/>
+          <w:szCs w:val="24"/>
+        </w:rPr>
+        <w:t xml:space="preserve"> –чата, </w:t>
+      </w:r>
+      <w:r>
+        <w:rPr>
+          <w:rFonts w:ascii="Times New Roman" w:hAnsi="Times New Roman" w:cs="Times New Roman"/>
+          <w:color w:val="auto"/>
+          <w:sz w:val="24"/>
+          <w:szCs w:val="24"/>
+        </w:rPr>
+        <w:t xml:space="preserve"> +375296442032 </w:t>
       </w:r>
       <w:r>
         <w:rPr>
@@ -5072,7 +5145,7 @@
         </w:rPr>
         <w:t xml:space="preserve"> указанный при бронировании на сайте </w:t>
       </w:r>
-      <w:hyperlink r:id="rId15" w:history="1">
+      <w:hyperlink r:id="rId12" w:history="1">
         <w:r>
           <w:rPr>
             <w:rStyle w:val="a5"/>
@@ -5579,17 +5652,6 @@
           <w:szCs w:val="24"/>
         </w:rPr>
       </w:pPr>
-    </w:p>
-    <w:p>
-      <w:pPr>
-        <w:shd w:val="clear" w:color="auto" w:fill="FFFFFF"/>
-        <w:spacing w:after="100" w:afterAutospacing="1" w:line="360" w:lineRule="atLeast"/>
-        <w:rPr>
-          <w:rFonts w:ascii="Times New Roman" w:eastAsia="Times New Roman" w:hAnsi="Times New Roman" w:cs="Times New Roman"/>
-          <w:sz w:val="24"/>
-          <w:szCs w:val="24"/>
-        </w:rPr>
-      </w:pPr>
       <w:r>
         <w:rPr>
           <w:rFonts w:ascii="Times New Roman" w:eastAsia="Times New Roman" w:hAnsi="Times New Roman" w:cs="Times New Roman"/>
@@ -5603,28 +5665,176 @@
       <w:pPr>
         <w:spacing w:after="22"/>
         <w:ind w:left="14"/>
-      </w:pPr>
-      <w:r>
-        <w:rPr>
-          <w:sz w:val="24"/>
-        </w:rPr>
+        <w:rPr>
+          <w:sz w:val="24"/>
+        </w:rPr>
+      </w:pPr>
+      <w:r>
+        <w:rPr>
+          <w:sz w:val="24"/>
+        </w:rPr>
+        <w:t xml:space="preserve"> </w:t>
+      </w:r>
+      <w:r>
+        <w:rPr>
+          <w:sz w:val="24"/>
+        </w:rPr>
+        <w:tab/>
+      </w:r>
+      <w:r>
+        <w:rPr>
+          <w:sz w:val="24"/>
+        </w:rPr>
+        <w:tab/>
+      </w:r>
+      <w:r>
+        <w:rPr>
+          <w:sz w:val="24"/>
+        </w:rPr>
+        <w:tab/>
+      </w:r>
+      <w:r>
+        <w:rPr>
+          <w:sz w:val="24"/>
+        </w:rPr>
+        <w:tab/>
+      </w:r>
+      <w:r>
+        <w:rPr>
+          <w:sz w:val="24"/>
+        </w:rPr>
+        <w:tab/>
+      </w:r>
+      <w:r>
+        <w:rPr>
+          <w:sz w:val="24"/>
+        </w:rPr>
+        <w:tab/>
+      </w:r>
+      <w:r>
+        <w:rPr>
+          <w:sz w:val="24"/>
+        </w:rPr>
+        <w:tab/>
+      </w:r>
+      <w:r>
+        <w:rPr>
+          <w:sz w:val="24"/>
+        </w:rPr>
+        <w:tab/>
+      </w:r>
+      <w:r>
+        <w:rPr>
+          <w:sz w:val="24"/>
+        </w:rPr>
+        <w:t xml:space="preserve"> </w:t>
+      </w:r>
+    </w:p>
+    <w:p>
+      <w:pPr>
+        <w:spacing w:after="22"/>
+        <w:ind w:left="14"/>
+        <w:rPr>
+          <w:sz w:val="24"/>
+        </w:rPr>
+      </w:pPr>
+    </w:p>
+    <w:p>
+      <w:pPr>
+        <w:spacing w:after="22"/>
+        <w:ind w:left="14"/>
+        <w:rPr>
+          <w:sz w:val="24"/>
+        </w:rPr>
+      </w:pPr>
+    </w:p>
+    <w:p>
+      <w:pPr>
+        <w:spacing w:after="22"/>
+        <w:ind w:left="14"/>
+        <w:rPr>
+          <w:sz w:val="24"/>
+        </w:rPr>
+      </w:pPr>
+    </w:p>
+    <w:p>
+      <w:pPr>
+        <w:spacing w:after="22"/>
+        <w:ind w:left="14"/>
+        <w:rPr>
+          <w:sz w:val="24"/>
+        </w:rPr>
+      </w:pPr>
+    </w:p>
+    <w:p>
+      <w:pPr>
+        <w:spacing w:after="22"/>
+        <w:ind w:left="14"/>
+        <w:rPr>
+          <w:sz w:val="24"/>
+        </w:rPr>
+      </w:pPr>
+    </w:p>
+    <w:p>
+      <w:pPr>
+        <w:spacing w:after="22"/>
+        <w:ind w:left="14"/>
+        <w:rPr>
+          <w:sz w:val="24"/>
+        </w:rPr>
+      </w:pPr>
+    </w:p>
+    <w:p>
+      <w:pPr>
+        <w:spacing w:after="22"/>
+        <w:ind w:left="14"/>
+        <w:rPr>
+          <w:sz w:val="24"/>
+        </w:rPr>
+      </w:pPr>
+    </w:p>
+    <w:p>
+      <w:pPr>
+        <w:spacing w:after="22"/>
+        <w:ind w:left="14"/>
+        <w:rPr>
+          <w:sz w:val="24"/>
+        </w:rPr>
+      </w:pPr>
+    </w:p>
+    <w:p>
+      <w:pPr>
+        <w:spacing w:after="22"/>
+        <w:ind w:left="14"/>
+        <w:rPr>
+          <w:sz w:val="24"/>
+        </w:rPr>
+      </w:pPr>
+    </w:p>
+    <w:p>
+      <w:pPr>
+        <w:spacing w:after="22"/>
+        <w:ind w:left="14"/>
+        <w:rPr>
+          <w:sz w:val="24"/>
+        </w:rPr>
+      </w:pPr>
+    </w:p>
+    <w:p>
+      <w:pPr>
+        <w:spacing w:after="22"/>
+        <w:ind w:left="4970" w:firstLine="694"/>
+      </w:pPr>
+    </w:p>
+    <w:p>
+      <w:pPr>
+        <w:spacing w:after="22"/>
+        <w:ind w:left="4970" w:firstLine="694"/>
+      </w:pPr>
+      <w:bookmarkStart w:id="0" w:name="_GoBack"/>
+      <w:bookmarkEnd w:id="0"/>
+      <w:r>
         <w:lastRenderedPageBreak/>
-        <w:t xml:space="preserve"> </w:t>
-      </w:r>
-    </w:p>
-    <w:p>
-      <w:pPr>
-        <w:spacing w:after="0"/>
-        <w:ind w:left="1513" w:hanging="10"/>
-        <w:jc w:val="center"/>
-      </w:pPr>
-      <w:r>
-        <w:rPr>
-          <w:sz w:val="24"/>
-        </w:rPr>
-        <w:t xml:space="preserve"> </w:t>
-      </w:r>
-      <w:r>
         <w:t xml:space="preserve">Приложение 1 </w:t>
       </w:r>
     </w:p>
@@ -5635,10 +5845,13 @@
         <w:jc w:val="right"/>
       </w:pPr>
       <w:r>
+        <w:t xml:space="preserve">  </w:t>
+      </w:r>
+      <w:r>
         <w:t>к публичному договору №0</w:t>
       </w:r>
       <w:r>
-        <w:t>1</w:t>
+        <w:t>2</w:t>
       </w:r>
       <w:r>
         <w:t xml:space="preserve">-2026 </w:t>
@@ -5656,12 +5869,6 @@
     </w:p>
     <w:p>
       <w:pPr>
-        <w:spacing w:after="33"/>
-        <w:ind w:left="14"/>
-      </w:pPr>
-    </w:p>
-    <w:p>
-      <w:pPr>
         <w:spacing w:after="5" w:line="270" w:lineRule="auto"/>
         <w:ind w:left="9" w:right="24" w:hanging="10"/>
         <w:jc w:val="center"/>
@@ -5731,6 +5938,252 @@
     </w:p>
     <w:p>
       <w:pPr>
+        <w:pStyle w:val="a4"/>
+        <w:numPr>
+          <w:ilvl w:val="0"/>
+          <w:numId w:val="25"/>
+        </w:numPr>
+        <w:spacing w:after="19"/>
+        <w:ind w:left="14" w:hanging="14"/>
+        <w:rPr>
+          <w:rFonts w:ascii="Times New Roman" w:hAnsi="Times New Roman" w:cs="Times New Roman"/>
+          <w:b/>
+          <w:bCs/>
+          <w:color w:val="auto"/>
+        </w:rPr>
+      </w:pPr>
+      <w:r>
+        <w:rPr>
+          <w:rFonts w:ascii="Times New Roman" w:hAnsi="Times New Roman" w:cs="Times New Roman"/>
+          <w:color w:val="auto"/>
+        </w:rPr>
+        <w:t xml:space="preserve"> </w:t>
+      </w:r>
+      <w:r>
+        <w:rPr>
+          <w:rFonts w:ascii="Times New Roman" w:hAnsi="Times New Roman" w:cs="Times New Roman"/>
+          <w:color w:val="auto"/>
+        </w:rPr>
+        <w:t xml:space="preserve">Познавательно-развлекательная программа </w:t>
+      </w:r>
+      <w:r>
+        <w:rPr>
+          <w:rFonts w:ascii="Times New Roman" w:hAnsi="Times New Roman" w:cs="Times New Roman"/>
+          <w:b/>
+          <w:bCs/>
+          <w:color w:val="auto"/>
+        </w:rPr>
+        <w:t>«Сокровище мечтают все найти»</w:t>
+      </w:r>
+      <w:r>
+        <w:rPr>
+          <w:rFonts w:ascii="Times New Roman" w:hAnsi="Times New Roman" w:cs="Times New Roman"/>
+          <w:b/>
+          <w:bCs/>
+          <w:color w:val="auto"/>
+        </w:rPr>
+        <w:t xml:space="preserve">- </w:t>
+      </w:r>
+    </w:p>
+    <w:p>
+      <w:pPr>
+        <w:pStyle w:val="a4"/>
+        <w:spacing w:after="19"/>
+        <w:ind w:left="709"/>
+        <w:rPr>
+          <w:rFonts w:ascii="Times New Roman" w:hAnsi="Times New Roman" w:cs="Times New Roman"/>
+          <w:b/>
+          <w:bCs/>
+          <w:color w:val="auto"/>
+        </w:rPr>
+      </w:pPr>
+      <w:r>
+        <w:rPr>
+          <w:rFonts w:ascii="Times New Roman" w:hAnsi="Times New Roman" w:cs="Times New Roman"/>
+          <w:b/>
+          <w:bCs/>
+          <w:color w:val="auto"/>
+        </w:rPr>
+        <w:t xml:space="preserve">  полная стоимость -1450 рублей. На базе ДРОЦ «</w:t>
+      </w:r>
+      <w:proofErr w:type="spellStart"/>
+      <w:r>
+        <w:rPr>
+          <w:rFonts w:ascii="Times New Roman" w:hAnsi="Times New Roman" w:cs="Times New Roman"/>
+          <w:b/>
+          <w:bCs/>
+          <w:color w:val="auto"/>
+        </w:rPr>
+        <w:t>Пралеска</w:t>
+      </w:r>
+      <w:proofErr w:type="spellEnd"/>
+      <w:r>
+        <w:rPr>
+          <w:rFonts w:ascii="Times New Roman" w:hAnsi="Times New Roman" w:cs="Times New Roman"/>
+          <w:b/>
+          <w:bCs/>
+          <w:color w:val="auto"/>
+        </w:rPr>
+        <w:t>».</w:t>
+      </w:r>
+    </w:p>
+    <w:p>
+      <w:pPr>
+        <w:pStyle w:val="a4"/>
+        <w:numPr>
+          <w:ilvl w:val="0"/>
+          <w:numId w:val="25"/>
+        </w:numPr>
+        <w:spacing w:after="19"/>
+        <w:ind w:left="851" w:hanging="851"/>
+        <w:rPr>
+          <w:rFonts w:ascii="Times New Roman" w:hAnsi="Times New Roman" w:cs="Times New Roman"/>
+          <w:b/>
+          <w:bCs/>
+          <w:color w:val="auto"/>
+        </w:rPr>
+      </w:pPr>
+      <w:r>
+        <w:rPr>
+          <w:rFonts w:ascii="Times New Roman" w:hAnsi="Times New Roman" w:cs="Times New Roman"/>
+          <w:color w:val="auto"/>
+        </w:rPr>
+        <w:t xml:space="preserve">Познавательно-развлекательная программа </w:t>
+      </w:r>
+      <w:r>
+        <w:rPr>
+          <w:rFonts w:ascii="Times New Roman" w:hAnsi="Times New Roman" w:cs="Times New Roman"/>
+          <w:b/>
+          <w:bCs/>
+          <w:color w:val="auto"/>
+        </w:rPr>
+        <w:t>«</w:t>
+      </w:r>
+      <w:r>
+        <w:rPr>
+          <w:rFonts w:ascii="Times New Roman" w:hAnsi="Times New Roman" w:cs="Times New Roman"/>
+          <w:b/>
+        </w:rPr>
+        <w:t>«</w:t>
+      </w:r>
+      <w:proofErr w:type="spellStart"/>
+      <w:r>
+        <w:rPr>
+          <w:rFonts w:ascii="Times New Roman" w:hAnsi="Times New Roman" w:cs="Times New Roman"/>
+          <w:b/>
+        </w:rPr>
+        <w:t>СамоЛЕТО</w:t>
+      </w:r>
+      <w:proofErr w:type="spellEnd"/>
+      <w:r>
+        <w:rPr>
+          <w:rFonts w:ascii="Times New Roman" w:hAnsi="Times New Roman" w:cs="Times New Roman"/>
+          <w:b/>
+        </w:rPr>
+        <w:t>»</w:t>
+      </w:r>
+      <w:r>
+        <w:rPr>
+          <w:rFonts w:ascii="Times New Roman" w:hAnsi="Times New Roman" w:cs="Times New Roman"/>
+          <w:b/>
+          <w:bCs/>
+          <w:color w:val="auto"/>
+        </w:rPr>
+        <w:t xml:space="preserve">- </w:t>
+      </w:r>
+    </w:p>
+    <w:p>
+      <w:pPr>
+        <w:pStyle w:val="a4"/>
+        <w:spacing w:after="19"/>
+        <w:ind w:left="14" w:firstLine="695"/>
+        <w:rPr>
+          <w:rFonts w:ascii="Times New Roman" w:hAnsi="Times New Roman" w:cs="Times New Roman"/>
+          <w:b/>
+          <w:bCs/>
+          <w:color w:val="auto"/>
+        </w:rPr>
+      </w:pPr>
+      <w:r>
+        <w:rPr>
+          <w:rFonts w:ascii="Times New Roman" w:hAnsi="Times New Roman" w:cs="Times New Roman"/>
+          <w:b/>
+          <w:bCs/>
+          <w:color w:val="auto"/>
+        </w:rPr>
+        <w:t xml:space="preserve">  полная стоимость -1</w:t>
+      </w:r>
+      <w:r>
+        <w:rPr>
+          <w:rFonts w:ascii="Times New Roman" w:hAnsi="Times New Roman" w:cs="Times New Roman"/>
+          <w:b/>
+          <w:bCs/>
+          <w:color w:val="auto"/>
+        </w:rPr>
+        <w:t>20</w:t>
+      </w:r>
+      <w:r>
+        <w:rPr>
+          <w:rFonts w:ascii="Times New Roman" w:hAnsi="Times New Roman" w:cs="Times New Roman"/>
+          <w:b/>
+          <w:bCs/>
+          <w:color w:val="auto"/>
+        </w:rPr>
+        <w:t>0 рублей. На базе ДРОЦ «</w:t>
+      </w:r>
+      <w:proofErr w:type="spellStart"/>
+      <w:r>
+        <w:rPr>
+          <w:rFonts w:ascii="Times New Roman" w:hAnsi="Times New Roman" w:cs="Times New Roman"/>
+          <w:b/>
+          <w:bCs/>
+          <w:color w:val="auto"/>
+        </w:rPr>
+        <w:t>Пралеска</w:t>
+      </w:r>
+      <w:proofErr w:type="spellEnd"/>
+      <w:r>
+        <w:rPr>
+          <w:rFonts w:ascii="Times New Roman" w:hAnsi="Times New Roman" w:cs="Times New Roman"/>
+          <w:b/>
+          <w:bCs/>
+          <w:color w:val="auto"/>
+        </w:rPr>
+        <w:t>».</w:t>
+      </w:r>
+    </w:p>
+    <w:p>
+      <w:pPr>
+        <w:pStyle w:val="a4"/>
+        <w:numPr>
+          <w:ilvl w:val="0"/>
+          <w:numId w:val="25"/>
+        </w:numPr>
+        <w:spacing w:after="19"/>
+        <w:rPr>
+          <w:rFonts w:ascii="Times New Roman" w:hAnsi="Times New Roman" w:cs="Times New Roman"/>
+          <w:b/>
+          <w:bCs/>
+          <w:color w:val="auto"/>
+        </w:rPr>
+      </w:pPr>
+      <w:r>
+        <w:rPr>
+          <w:rFonts w:ascii="Times New Roman" w:hAnsi="Times New Roman" w:cs="Times New Roman"/>
+          <w:color w:val="auto"/>
+        </w:rPr>
+        <w:t xml:space="preserve">       </w:t>
+      </w:r>
+      <w:r>
+        <w:rPr>
+          <w:rFonts w:ascii="Times New Roman" w:hAnsi="Times New Roman" w:cs="Times New Roman"/>
+          <w:color w:val="auto"/>
+        </w:rPr>
+        <w:t xml:space="preserve"> Исполнитель имеет право применять систему скидок, на основании «Положения о скидках». </w:t>
+      </w:r>
+    </w:p>
+    <w:p>
+      <w:pPr>
         <w:spacing w:after="19"/>
         <w:ind w:left="14"/>
         <w:rPr>
@@ -5745,41 +6198,35 @@
         <w:ind w:left="14"/>
         <w:rPr>
           <w:rFonts w:ascii="Times New Roman" w:hAnsi="Times New Roman" w:cs="Times New Roman"/>
-        </w:rPr>
-      </w:pPr>
-      <w:r>
-        <w:rPr>
-          <w:rFonts w:ascii="Times New Roman" w:hAnsi="Times New Roman" w:cs="Times New Roman"/>
-          <w:color w:val="FF0000"/>
-        </w:rPr>
-        <w:t xml:space="preserve">- 1 смена. </w:t>
-      </w:r>
-      <w:r>
-        <w:rPr>
-          <w:rFonts w:ascii="Times New Roman" w:hAnsi="Times New Roman" w:cs="Times New Roman"/>
-          <w:b/>
-          <w:bCs/>
-          <w:color w:val="FF0000"/>
-        </w:rPr>
-        <w:t xml:space="preserve"> Стоимость - 13</w:t>
-      </w:r>
-      <w:r>
-        <w:rPr>
-          <w:rFonts w:ascii="Times New Roman" w:hAnsi="Times New Roman" w:cs="Times New Roman"/>
-          <w:b/>
-          <w:bCs/>
-          <w:color w:val="FF0000"/>
-        </w:rPr>
-        <w:t>8</w:t>
-      </w:r>
-      <w:r>
-        <w:rPr>
-          <w:rFonts w:ascii="Times New Roman" w:hAnsi="Times New Roman" w:cs="Times New Roman"/>
-          <w:b/>
-          <w:bCs/>
-          <w:color w:val="FF0000"/>
-        </w:rPr>
-        <w:t>0 рублей.</w:t>
+          <w:color w:val="auto"/>
+        </w:rPr>
+      </w:pPr>
+    </w:p>
+    <w:p>
+      <w:pPr>
+        <w:shd w:val="clear" w:color="auto" w:fill="FFFFFF"/>
+        <w:spacing w:after="100" w:afterAutospacing="1" w:line="360" w:lineRule="atLeast"/>
+        <w:rPr>
+          <w:rFonts w:ascii="Times New Roman" w:eastAsia="Times New Roman" w:hAnsi="Times New Roman" w:cs="Times New Roman"/>
+          <w:sz w:val="24"/>
+          <w:szCs w:val="24"/>
+        </w:rPr>
+      </w:pPr>
+      <w:r>
+        <w:rPr>
+          <w:rFonts w:ascii="Times New Roman" w:eastAsia="Times New Roman" w:hAnsi="Times New Roman" w:cs="Times New Roman"/>
+          <w:sz w:val="24"/>
+          <w:szCs w:val="24"/>
+        </w:rPr>
+        <w:t xml:space="preserve">                 </w:t>
+      </w:r>
+      <w:r>
+        <w:rPr>
+          <w:rFonts w:ascii="Times New Roman" w:eastAsia="Times New Roman" w:hAnsi="Times New Roman" w:cs="Times New Roman"/>
+          <w:sz w:val="24"/>
+          <w:szCs w:val="24"/>
+        </w:rPr>
+        <w:t>Директор              О.М. Хвостенко</w:t>
       </w:r>
     </w:p>
     <w:p>
@@ -5788,159 +6235,13 @@
         <w:ind w:left="14"/>
         <w:rPr>
           <w:rFonts w:ascii="Times New Roman" w:hAnsi="Times New Roman" w:cs="Times New Roman"/>
-          <w:b/>
-          <w:bCs/>
-          <w:color w:val="FF0000"/>
-        </w:rPr>
-      </w:pPr>
-      <w:r>
-        <w:rPr>
-          <w:rFonts w:ascii="Times New Roman" w:hAnsi="Times New Roman" w:cs="Times New Roman"/>
-          <w:color w:val="FF0000"/>
-        </w:rPr>
-        <w:t xml:space="preserve"> - 2 смена.</w:t>
-      </w:r>
-      <w:r>
-        <w:rPr>
-          <w:rFonts w:ascii="Times New Roman" w:hAnsi="Times New Roman" w:cs="Times New Roman"/>
-          <w:b/>
-          <w:bCs/>
-          <w:color w:val="FF0000"/>
-          <w:sz w:val="24"/>
-          <w:szCs w:val="24"/>
-        </w:rPr>
-        <w:t xml:space="preserve">  </w:t>
-      </w:r>
-      <w:r>
-        <w:rPr>
-          <w:rFonts w:ascii="Times New Roman" w:hAnsi="Times New Roman" w:cs="Times New Roman"/>
-          <w:b/>
-          <w:bCs/>
-          <w:color w:val="FF0000"/>
-        </w:rPr>
-        <w:t>Стоимость - 1</w:t>
-      </w:r>
-      <w:r>
-        <w:rPr>
-          <w:rFonts w:ascii="Times New Roman" w:hAnsi="Times New Roman" w:cs="Times New Roman"/>
-          <w:b/>
-          <w:bCs/>
-          <w:color w:val="FF0000"/>
-        </w:rPr>
-        <w:t>4</w:t>
-      </w:r>
-      <w:r>
-        <w:rPr>
-          <w:rFonts w:ascii="Times New Roman" w:hAnsi="Times New Roman" w:cs="Times New Roman"/>
-          <w:b/>
-          <w:bCs/>
-          <w:color w:val="FF0000"/>
-        </w:rPr>
-        <w:t>2</w:t>
-      </w:r>
-      <w:r>
-        <w:rPr>
-          <w:rFonts w:ascii="Times New Roman" w:hAnsi="Times New Roman" w:cs="Times New Roman"/>
-          <w:b/>
-          <w:bCs/>
-          <w:color w:val="FF0000"/>
-        </w:rPr>
-        <w:t>0</w:t>
-      </w:r>
-      <w:r>
-        <w:rPr>
-          <w:rFonts w:ascii="Times New Roman" w:hAnsi="Times New Roman" w:cs="Times New Roman"/>
-          <w:b/>
-          <w:bCs/>
-          <w:color w:val="FF0000"/>
-        </w:rPr>
-        <w:t xml:space="preserve"> рублей.</w:t>
-      </w:r>
-    </w:p>
-    <w:p>
-      <w:pPr>
-        <w:spacing w:after="19"/>
-        <w:ind w:left="14"/>
-        <w:rPr>
-          <w:rFonts w:ascii="Times New Roman" w:hAnsi="Times New Roman" w:cs="Times New Roman"/>
-          <w:color w:val="FF0000"/>
-        </w:rPr>
-      </w:pPr>
-      <w:r>
-        <w:rPr>
-          <w:rFonts w:ascii="Times New Roman" w:hAnsi="Times New Roman" w:cs="Times New Roman"/>
-          <w:color w:val="FF0000"/>
-        </w:rPr>
-        <w:t xml:space="preserve"> -</w:t>
-      </w:r>
-      <w:r>
-        <w:rPr>
-          <w:rFonts w:ascii="Times New Roman" w:hAnsi="Times New Roman" w:cs="Times New Roman"/>
-          <w:color w:val="FF0000"/>
-        </w:rPr>
-        <w:t xml:space="preserve"> 3 смена.  </w:t>
-      </w:r>
-      <w:r>
-        <w:rPr>
-          <w:rFonts w:ascii="Times New Roman" w:hAnsi="Times New Roman" w:cs="Times New Roman"/>
-          <w:b/>
-          <w:bCs/>
-          <w:color w:val="FF0000"/>
-        </w:rPr>
-        <w:t>Стоимость - 14</w:t>
-      </w:r>
-      <w:r>
-        <w:rPr>
-          <w:rFonts w:ascii="Times New Roman" w:hAnsi="Times New Roman" w:cs="Times New Roman"/>
-          <w:b/>
-          <w:bCs/>
-          <w:color w:val="FF0000"/>
-        </w:rPr>
-        <w:t>0</w:t>
-      </w:r>
-      <w:r>
-        <w:rPr>
-          <w:rFonts w:ascii="Times New Roman" w:hAnsi="Times New Roman" w:cs="Times New Roman"/>
-          <w:b/>
-          <w:bCs/>
-          <w:color w:val="FF0000"/>
-        </w:rPr>
-        <w:t>0 рублей.</w:t>
-      </w:r>
-    </w:p>
-    <w:p>
-      <w:pPr>
-        <w:spacing w:after="19"/>
-        <w:ind w:left="720"/>
-        <w:rPr>
-          <w:rFonts w:ascii="Times New Roman" w:hAnsi="Times New Roman" w:cs="Times New Roman"/>
-        </w:rPr>
-      </w:pPr>
-      <w:bookmarkStart w:id="0" w:name="_GoBack"/>
-      <w:bookmarkEnd w:id="0"/>
-    </w:p>
-    <w:p>
-      <w:pPr>
-        <w:spacing w:after="19"/>
-        <w:ind w:left="14"/>
-        <w:rPr>
-          <w:rFonts w:ascii="Times New Roman" w:hAnsi="Times New Roman" w:cs="Times New Roman"/>
-        </w:rPr>
-      </w:pPr>
-    </w:p>
-    <w:p>
-      <w:pPr>
-        <w:spacing w:after="19"/>
-        <w:ind w:left="14"/>
-        <w:rPr>
-          <w:rFonts w:ascii="Times New Roman" w:hAnsi="Times New Roman" w:cs="Times New Roman"/>
         </w:rPr>
       </w:pPr>
     </w:p>
     <w:sectPr>
-      <w:headerReference w:type="even" r:id="rId16"/>
-      <w:headerReference w:type="default" r:id="rId17"/>
-      <w:headerReference w:type="first" r:id="rId18"/>
+      <w:headerReference w:type="even" r:id="rId13"/>
+      <w:headerReference w:type="default" r:id="rId14"/>
+      <w:headerReference w:type="first" r:id="rId15"/>
       <w:pgSz w:w="11906" w:h="16838"/>
       <w:pgMar w:top="426" w:right="683" w:bottom="786" w:left="838" w:header="720" w:footer="720" w:gutter="0"/>
       <w:cols w:space="720"/>
@@ -6060,7 +6361,7 @@
       <w:rPr>
         <w:noProof/>
       </w:rPr>
-      <w:t>10</w:t>
+      <w:t>9</w:t>
     </w:r>
     <w:r>
       <w:fldChar w:fldCharType="end"/>
@@ -9886,6 +10187,95 @@
     </w:lvl>
   </w:abstractNum>
   <w:abstractNum w:abstractNumId="19" w15:restartNumberingAfterBreak="0">
+    <w:nsid w:val="6A615A57"/>
+    <w:multiLevelType w:val="hybridMultilevel"/>
+    <w:tmpl w:val="20AAA38A"/>
+    <w:lvl w:ilvl="0" w:tplc="FEC0CADE">
+      <w:start w:val="1"/>
+      <w:numFmt w:val="decimal"/>
+      <w:lvlText w:val="%1."/>
+      <w:lvlJc w:val="left"/>
+      <w:pPr>
+        <w:ind w:left="374" w:hanging="360"/>
+      </w:pPr>
+      <w:rPr>
+        <w:rFonts w:hint="default"/>
+      </w:rPr>
+    </w:lvl>
+    <w:lvl w:ilvl="1" w:tplc="04190019" w:tentative="1">
+      <w:start w:val="1"/>
+      <w:numFmt w:val="lowerLetter"/>
+      <w:lvlText w:val="%2."/>
+      <w:lvlJc w:val="left"/>
+      <w:pPr>
+        <w:ind w:left="1094" w:hanging="360"/>
+      </w:pPr>
+    </w:lvl>
+    <w:lvl w:ilvl="2" w:tplc="0419001B" w:tentative="1">
+      <w:start w:val="1"/>
+      <w:numFmt w:val="lowerRoman"/>
+      <w:lvlText w:val="%3."/>
+      <w:lvlJc w:val="right"/>
+      <w:pPr>
+        <w:ind w:left="1814" w:hanging="180"/>
+      </w:pPr>
+    </w:lvl>
+    <w:lvl w:ilvl="3" w:tplc="0419000F" w:tentative="1">
+      <w:start w:val="1"/>
+      <w:numFmt w:val="decimal"/>
+      <w:lvlText w:val="%4."/>
+      <w:lvlJc w:val="left"/>
+      <w:pPr>
+        <w:ind w:left="2534" w:hanging="360"/>
+      </w:pPr>
+    </w:lvl>
+    <w:lvl w:ilvl="4" w:tplc="04190019" w:tentative="1">
+      <w:start w:val="1"/>
+      <w:numFmt w:val="lowerLetter"/>
+      <w:lvlText w:val="%5."/>
+      <w:lvlJc w:val="left"/>
+      <w:pPr>
+        <w:ind w:left="3254" w:hanging="360"/>
+      </w:pPr>
+    </w:lvl>
+    <w:lvl w:ilvl="5" w:tplc="0419001B" w:tentative="1">
+      <w:start w:val="1"/>
+      <w:numFmt w:val="lowerRoman"/>
+      <w:lvlText w:val="%6."/>
+      <w:lvlJc w:val="right"/>
+      <w:pPr>
+        <w:ind w:left="3974" w:hanging="180"/>
+      </w:pPr>
+    </w:lvl>
+    <w:lvl w:ilvl="6" w:tplc="0419000F" w:tentative="1">
+      <w:start w:val="1"/>
+      <w:numFmt w:val="decimal"/>
+      <w:lvlText w:val="%7."/>
+      <w:lvlJc w:val="left"/>
+      <w:pPr>
+        <w:ind w:left="4694" w:hanging="360"/>
+      </w:pPr>
+    </w:lvl>
+    <w:lvl w:ilvl="7" w:tplc="04190019" w:tentative="1">
+      <w:start w:val="1"/>
+      <w:numFmt w:val="lowerLetter"/>
+      <w:lvlText w:val="%8."/>
+      <w:lvlJc w:val="left"/>
+      <w:pPr>
+        <w:ind w:left="5414" w:hanging="360"/>
+      </w:pPr>
+    </w:lvl>
+    <w:lvl w:ilvl="8" w:tplc="0419001B" w:tentative="1">
+      <w:start w:val="1"/>
+      <w:numFmt w:val="lowerRoman"/>
+      <w:lvlText w:val="%9."/>
+      <w:lvlJc w:val="right"/>
+      <w:pPr>
+        <w:ind w:left="6134" w:hanging="180"/>
+      </w:pPr>
+    </w:lvl>
+  </w:abstractNum>
+  <w:abstractNum w:abstractNumId="20" w15:restartNumberingAfterBreak="0">
     <w:nsid w:val="6B304EE2"/>
     <w:multiLevelType w:val="hybridMultilevel"/>
     <w:tmpl w:val="E55238D4"/>
@@ -10097,7 +10487,7 @@
       </w:rPr>
     </w:lvl>
   </w:abstractNum>
-  <w:abstractNum w:abstractNumId="20" w15:restartNumberingAfterBreak="0">
+  <w:abstractNum w:abstractNumId="21" w15:restartNumberingAfterBreak="0">
     <w:nsid w:val="6DBE6880"/>
     <w:multiLevelType w:val="hybridMultilevel"/>
     <w:tmpl w:val="82206E44"/>
@@ -10309,7 +10699,7 @@
       </w:rPr>
     </w:lvl>
   </w:abstractNum>
-  <w:abstractNum w:abstractNumId="21" w15:restartNumberingAfterBreak="0">
+  <w:abstractNum w:abstractNumId="22" w15:restartNumberingAfterBreak="0">
     <w:nsid w:val="707E729A"/>
     <w:multiLevelType w:val="multilevel"/>
     <w:tmpl w:val="A5CAAA26"/>
@@ -10522,7 +10912,7 @@
       </w:rPr>
     </w:lvl>
   </w:abstractNum>
-  <w:abstractNum w:abstractNumId="22" w15:restartNumberingAfterBreak="0">
+  <w:abstractNum w:abstractNumId="23" w15:restartNumberingAfterBreak="0">
     <w:nsid w:val="7AB00083"/>
     <w:multiLevelType w:val="hybridMultilevel"/>
     <w:tmpl w:val="ACBAC796"/>
@@ -10734,7 +11124,7 @@
       </w:rPr>
     </w:lvl>
   </w:abstractNum>
-  <w:abstractNum w:abstractNumId="23" w15:restartNumberingAfterBreak="0">
+  <w:abstractNum w:abstractNumId="24" w15:restartNumberingAfterBreak="0">
     <w:nsid w:val="7EF96E3B"/>
     <w:multiLevelType w:val="multilevel"/>
     <w:tmpl w:val="21CACAC2"/>
@@ -10857,7 +11247,7 @@
     </w:lvl>
   </w:abstractNum>
   <w:num w:numId="1">
-    <w:abstractNumId w:val="19"/>
+    <w:abstractNumId w:val="20"/>
   </w:num>
   <w:num w:numId="2">
     <w:abstractNumId w:val="3"/>
@@ -10884,13 +11274,13 @@
     <w:abstractNumId w:val="4"/>
   </w:num>
   <w:num w:numId="10">
-    <w:abstractNumId w:val="22"/>
+    <w:abstractNumId w:val="23"/>
   </w:num>
   <w:num w:numId="11">
     <w:abstractNumId w:val="6"/>
   </w:num>
   <w:num w:numId="12">
-    <w:abstractNumId w:val="21"/>
+    <w:abstractNumId w:val="22"/>
   </w:num>
   <w:num w:numId="13">
     <w:abstractNumId w:val="0"/>
@@ -10911,13 +11301,13 @@
     <w:abstractNumId w:val="10"/>
   </w:num>
   <w:num w:numId="19">
-    <w:abstractNumId w:val="20"/>
+    <w:abstractNumId w:val="21"/>
   </w:num>
   <w:num w:numId="20">
     <w:abstractNumId w:val="7"/>
   </w:num>
   <w:num w:numId="21">
-    <w:abstractNumId w:val="23"/>
+    <w:abstractNumId w:val="24"/>
   </w:num>
   <w:num w:numId="22">
     <w:abstractNumId w:val="9"/>
@@ -10927,6 +11317,9 @@
   </w:num>
   <w:num w:numId="24">
     <w:abstractNumId w:val="18"/>
+  </w:num>
+  <w:num w:numId="25">
+    <w:abstractNumId w:val="19"/>
   </w:num>
 </w:numbering>
 </file>
@@ -11375,7 +11768,6 @@
   <w:style w:type="character" w:default="1" w:styleId="a0">
     <w:name w:val="Default Paragraph Font"/>
     <w:uiPriority w:val="1"/>
-    <w:semiHidden/>
     <w:unhideWhenUsed/>
   </w:style>
   <w:style w:type="table" w:default="1" w:styleId="a1">
